--- a/hin/docx/061.content.docx
+++ b/hin/docx/061.content.docx
@@ -150,26 +150,6 @@
           <w:lang w:val="hi_IN" w:bidi="hi_IN"/>
         </w:rPr>
         <w:t>र</w:t>
-      </w:r>
-      <w:r>
-        <w:rPr>
-          <w:lang w:val="hi_IN" w:bidi="hi_IN"/>
-        </w:rPr>
-      </w:r>
-    </w:p>
-    <w:p>
-      <w:pPr/>
-      <w:r>
-        <w:rPr>
-          <w:lang w:val="hi_IN" w:bidi="hi_IN"/>
-        </w:rPr>
-      </w:r>
-      <w:r>
-        <w:rPr>
-          <w:i/>
-          <w:lang w:val="hi_IN" w:bidi="hi_IN"/>
-        </w:rPr>
-        <w:t>रंग, रंगशाला, रंजक, रंगाई, रंजयिता, रक्कत, रक्कोन, रगुएल, रज़ीस, रजोन, रथ, रद्दैं, रपाईम की तराई, रपाईम की तराई, रपाएल, रपायाह, रपीदीम, रबमग, रबशाके, रबसारीस, रब्बाह, रब्बी, रब्बी अकीबा, रब्बीत, रब्बूनी, रमल्याह, रम्याह, रविवार, रसीन, रसोई, रहब (अजगर ), रहबाम, रहब्याह, रहम, रहूम, रहोब (व्यक्ति), रहोब (स्थान), रहोबोत, रहोबोतीर, राई, राका, राकाल, राकाल, राकेम, राख, राखाब, रागाऊ, राजदण्ड, राजदूत, राजभवन, राजमिस्त्री, चिनाई, राजहँस, राजा, राजा का कुण्ड, राजा का राजमार्ग, राजा का राजमार्ग, राजा की तराई, राजा की तराई, राजा की बारी, राज्य की कुँजियाँ, राज्यपाल, राज्यपाल, रात, रात का बाज़, रानी, रापा, रापा, रापाइयों या मरे हुए लोग, रापू, राफ़ानाह, राफेल, राफ़ोन, राम (व्यक्ति), रामत-मिस्पे, रामत-लही, रामसेस (व्यक्ति), रामसेस (स्थान), रामाई, रामातैम, रामातैम, रामातैम सोपीम, रामाह, रामाह, रामाह, रामाह, रामोत (स्थान), राम्याह, रायाह, रायाह, राल, राशि, राशि चक्र, रासिस, रासिस वंशज, राहाब (व्यक्ति), राहेल, राहेल की कब्र, रित्मा, रिन्ना, रिफाई वंशी, रिफान, रिबका, रिबका, रिबला, रिम्मोन, रिम्मोन, रिम्मोन, रिम्मोन (व्यक्ति), रिम्मोन (स्थान), रिम्मोन नामक चट्टान, रिम्मोनपेरेस, रिस्पा, रिस्या, रिस्या, रिस्सा, रीछ (पशु), रीपत, रीबै, रुदुस, रुहामा, रू, रूएल, रूत (व्यक्ति), रूत की पुस्तक, रूदे, रूपान्तरण, रूफस, रूबेन (व्यक्ति), रूबेन (स्थान), रूबेन का गोत्र, रूबेनी, रूमा, रूमावासी, रेंगती हुई चीजें, रेंगने वाले जीव, रेंड़ का पौधा (तेल), रेई, रेका, रेका, रेकाब, रेकाबियों, रेकेम (व्यक्ति), रेकेम (स्थान), रेगियुम, रेगेम, रेगेम्मेलेक, रेत छिपकली, रेपा, रेबा, रेमेत, रेलायाह, रेशम, रेशेप, रेसा, रेसेन, रेसेप, रोग, रोगलीम, रोटी, रोटी तोड़ना, रोडोकस, रोदानी, रोने का बांज वृक्ष, रोबाम, रोम के क्लेमेंट, रोममतीएजेर, रोमियों के नाम पत्री, रोश, रोसेटा पत्थर, रोहगा</w:t>
       </w:r>
       <w:r>
         <w:rPr>

--- a/hin/docx/061.content.docx
+++ b/hin/docx/061.content.docx
@@ -19,7 +19,7 @@
         <w:rPr>
           <w:lang w:val="hi_IN" w:bidi="hi_IN"/>
         </w:rPr>
-        <w:t>Resource: बाइबल कोश (टिंडेल)</w:t>
+        <w:t>Resource: Tyndale Open Bible Dictionary</w:t>
       </w:r>
       <w:r>
         <w:rPr>
@@ -112,7 +112,7 @@
         <w:rPr>
           <w:lang w:val="hi_IN" w:bidi="hi_IN"/>
         </w:rPr>
-        <w:t>बाइबल कोश (टिंडेल)</w:t>
+        <w:t>Tyndale Open Bible Dictionary</w:t>
       </w:r>
     </w:p>
     <w:p>

--- a/hin/docx/061.content.docx
+++ b/hin/docx/061.content.docx
@@ -24044,6 +24044,120 @@
         <w:rPr>
           <w:lang w:val="hi_IN" w:bidi="hi_IN"/>
         </w:rPr>
+        <w:t>रिम्मोन नामक चट्टान</w:t>
+      </w:r>
+      <w:r>
+        <w:rPr>
+          <w:lang w:val="hi_IN" w:bidi="hi_IN"/>
+        </w:rPr>
+      </w:r>
+    </w:p>
+    <w:p>
+      <w:pPr>
+        <w:pStyle w:val="Heading2"/>
+      </w:pPr>
+      <w:r>
+        <w:rPr>
+          <w:lang w:val="hi_IN" w:bidi="hi_IN"/>
+        </w:rPr>
+        <w:t>रिम्मोन नामक चट्टान</w:t>
+      </w:r>
+    </w:p>
+    <w:p>
+      <w:pPr/>
+      <w:r>
+        <w:rPr>
+          <w:lang w:val="hi_IN" w:bidi="hi_IN"/>
+        </w:rPr>
+      </w:r>
+      <w:r>
+        <w:rPr>
+          <w:lang w:val="hi_IN" w:bidi="hi_IN"/>
+        </w:rPr>
+        <w:t>यह यरूशलेम के उत्तर में स्थित एक बड़ी गुफा (</w:t>
+      </w:r>
+      <w:hyperlink r:id="rId608">
+        <w:r>
+          <w:rPr>
+            <w:lang w:val="hi_IN" w:bidi="hi_IN"/>
+          </w:rPr>
+          <w:rPr>
+            <w:color w:val="0000EE"/>
+            <w:u w:val="single"/>
+          </w:rPr>
+          <w:t>न्या 20:45–47</w:t>
+        </w:r>
+      </w:hyperlink>
+      <w:r>
+        <w:rPr>
+          <w:lang w:val="hi_IN" w:bidi="hi_IN"/>
+        </w:rPr>
+        <w:t xml:space="preserve">; </w:t>
+      </w:r>
+      <w:hyperlink r:id="rId609">
+        <w:r>
+          <w:rPr>
+            <w:lang w:val="hi_IN" w:bidi="hi_IN"/>
+          </w:rPr>
+          <w:rPr>
+            <w:color w:val="0000EE"/>
+            <w:u w:val="single"/>
+          </w:rPr>
+          <w:t>21:13</w:t>
+        </w:r>
+      </w:hyperlink>
+      <w:r>
+        <w:rPr>
+          <w:lang w:val="hi_IN" w:bidi="hi_IN"/>
+        </w:rPr>
+        <w:t xml:space="preserve">)। </w:t>
+      </w:r>
+      <w:r>
+        <w:rPr>
+          <w:i/>
+          <w:lang w:val="hi_IN" w:bidi="hi_IN"/>
+        </w:rPr>
+        <w:t>देखें</w:t>
+      </w:r>
+      <w:r>
+        <w:rPr>
+          <w:lang w:val="hi_IN" w:bidi="hi_IN"/>
+        </w:rPr>
+        <w:t xml:space="preserve"> </w:t>
+      </w:r>
+      <w:r>
+        <w:rPr>
+          <w:lang w:val="hi_IN" w:bidi="hi_IN"/>
+        </w:rPr>
+        <w:t xml:space="preserve">रिम्मोन (स्थान) #3। </w:t>
+      </w:r>
+      <w:r>
+        <w:rPr>
+          <w:lang w:val="hi_IN" w:bidi="hi_IN"/>
+        </w:rPr>
+      </w:r>
+      <w:r>
+        <w:rPr>
+          <w:lang w:val="hi_IN" w:bidi="hi_IN"/>
+        </w:rPr>
+      </w:r>
+    </w:p>
+    <w:p>
+      <w:pPr/>
+      <w:r>
+        <w:rPr>
+          <w:lang w:val="hi_IN" w:bidi="hi_IN"/>
+        </w:rPr>
+      </w:r>
+    </w:p>
+    <w:p>
+      <w:pPr>
+        <w:pStyle w:val="Heading2"/>
+      </w:pPr>
+      <w:r>
+        <w:rPr>
+          <w:lang w:val="hi_IN" w:bidi="hi_IN"/>
+        </w:rPr>
         <w:t>रिम्मोन (व्यक्ति)</w:t>
       </w:r>
       <w:r>
@@ -24089,6 +24203,283 @@
         </w:rPr>
         <w:t>, ने ईशबोशेत की हत्या की थी (</w:t>
       </w:r>
+      <w:hyperlink r:id="rId610">
+        <w:r>
+          <w:rPr>
+            <w:lang w:val="hi_IN" w:bidi="hi_IN"/>
+          </w:rPr>
+          <w:rPr>
+            <w:color w:val="0000EE"/>
+            <w:u w:val="single"/>
+          </w:rPr>
+          <w:t>2 शमू 4:2, 5, 9</w:t>
+        </w:r>
+      </w:hyperlink>
+      <w:r>
+        <w:rPr>
+          <w:lang w:val="hi_IN" w:bidi="hi_IN"/>
+        </w:rPr>
+        <w:t>)।</w:t>
+      </w:r>
+    </w:p>
+    <w:p>
+      <w:pPr/>
+      <w:r>
+        <w:rPr>
+          <w:lang w:val="hi_IN" w:bidi="hi_IN"/>
+        </w:rPr>
+      </w:r>
+      <w:r>
+        <w:rPr>
+          <w:lang w:val="hi_IN" w:bidi="hi_IN"/>
+        </w:rPr>
+        <w:t>2. दमिश्क के सीरियाई लोगों द्वारा पूजित देवता, जिनके मन्दिर में सीरियाई सेना के प्रधान नामान और उनके स्वामी जाते थे (</w:t>
+      </w:r>
+      <w:hyperlink r:id="rId611">
+        <w:r>
+          <w:rPr>
+            <w:lang w:val="hi_IN" w:bidi="hi_IN"/>
+          </w:rPr>
+          <w:rPr>
+            <w:color w:val="0000EE"/>
+            <w:u w:val="single"/>
+          </w:rPr>
+          <w:t>2 रा 5:18</w:t>
+        </w:r>
+      </w:hyperlink>
+      <w:r>
+        <w:rPr>
+          <w:lang w:val="hi_IN" w:bidi="hi_IN"/>
+        </w:rPr>
+        <w:t xml:space="preserve">)। </w:t>
+      </w:r>
+      <w:r>
+        <w:rPr>
+          <w:i/>
+          <w:lang w:val="hi_IN" w:bidi="hi_IN"/>
+        </w:rPr>
+        <w:t>देखें</w:t>
+      </w:r>
+      <w:r>
+        <w:rPr>
+          <w:lang w:val="hi_IN" w:bidi="hi_IN"/>
+        </w:rPr>
+        <w:t xml:space="preserve"> </w:t>
+      </w:r>
+      <w:r>
+        <w:rPr>
+          <w:lang w:val="hi_IN" w:bidi="hi_IN"/>
+        </w:rPr>
+        <w:t>सीरिया, सीरियाई</w:t>
+      </w:r>
+      <w:r>
+        <w:rPr>
+          <w:lang w:val="hi_IN" w:bidi="hi_IN"/>
+        </w:rPr>
+        <w:t>।</w:t>
+      </w:r>
+      <w:r>
+        <w:rPr>
+          <w:lang w:val="hi_IN" w:bidi="hi_IN"/>
+        </w:rPr>
+      </w:r>
+      <w:r>
+        <w:rPr>
+          <w:lang w:val="hi_IN" w:bidi="hi_IN"/>
+        </w:rPr>
+      </w:r>
+    </w:p>
+    <w:p>
+      <w:pPr/>
+      <w:r>
+        <w:rPr>
+          <w:lang w:val="hi_IN" w:bidi="hi_IN"/>
+        </w:rPr>
+      </w:r>
+    </w:p>
+    <w:p>
+      <w:pPr>
+        <w:pStyle w:val="Heading2"/>
+      </w:pPr>
+      <w:r>
+        <w:rPr>
+          <w:lang w:val="hi_IN" w:bidi="hi_IN"/>
+        </w:rPr>
+        <w:t>रिम्मोन (स्थान)</w:t>
+      </w:r>
+      <w:r>
+        <w:rPr>
+          <w:lang w:val="hi_IN" w:bidi="hi_IN"/>
+        </w:rPr>
+      </w:r>
+    </w:p>
+    <w:p>
+      <w:pPr>
+        <w:pStyle w:val="Heading2"/>
+      </w:pPr>
+      <w:r>
+        <w:rPr>
+          <w:lang w:val="hi_IN" w:bidi="hi_IN"/>
+        </w:rPr>
+        <w:t>रिम्मोन</w:t>
+      </w:r>
+      <w:r>
+        <w:rPr>
+          <w:lang w:val="hi_IN" w:bidi="hi_IN"/>
+        </w:rPr>
+        <w:t xml:space="preserve"> (स्थान)</w:t>
+      </w:r>
+    </w:p>
+    <w:p>
+      <w:pPr/>
+      <w:r>
+        <w:rPr>
+          <w:lang w:val="hi_IN" w:bidi="hi_IN"/>
+        </w:rPr>
+      </w:r>
+      <w:r>
+        <w:rPr>
+          <w:lang w:val="hi_IN" w:bidi="hi_IN"/>
+        </w:rPr>
+        <w:t xml:space="preserve">1. एन्निम्मोन के लिए एक वैकल्पिक नाम, जो दक्षिणी यहूदा में एक नगर है, </w:t>
+      </w:r>
+      <w:hyperlink r:id="rId612">
+        <w:r>
+          <w:rPr>
+            <w:lang w:val="hi_IN" w:bidi="hi_IN"/>
+          </w:rPr>
+          <w:rPr>
+            <w:color w:val="0000EE"/>
+            <w:u w:val="single"/>
+          </w:rPr>
+          <w:t>यहोशू 15:32</w:t>
+        </w:r>
+      </w:hyperlink>
+      <w:r>
+        <w:rPr>
+          <w:lang w:val="hi_IN" w:bidi="hi_IN"/>
+        </w:rPr>
+        <w:t xml:space="preserve"> और </w:t>
+      </w:r>
+      <w:hyperlink r:id="rId613">
+        <w:r>
+          <w:rPr>
+            <w:lang w:val="hi_IN" w:bidi="hi_IN"/>
+          </w:rPr>
+          <w:rPr>
+            <w:color w:val="0000EE"/>
+            <w:u w:val="single"/>
+          </w:rPr>
+          <w:t>1 इतिहास 4:32</w:t>
+        </w:r>
+      </w:hyperlink>
+      <w:r>
+        <w:rPr>
+          <w:lang w:val="hi_IN" w:bidi="hi_IN"/>
+        </w:rPr>
+        <w:t xml:space="preserve"> में उल्लिखित है। </w:t>
+      </w:r>
+      <w:r>
+        <w:rPr>
+          <w:i/>
+          <w:lang w:val="hi_IN" w:bidi="hi_IN"/>
+        </w:rPr>
+        <w:t>देखें</w:t>
+      </w:r>
+      <w:r>
+        <w:rPr>
+          <w:lang w:val="hi_IN" w:bidi="hi_IN"/>
+        </w:rPr>
+        <w:t xml:space="preserve"> </w:t>
+      </w:r>
+      <w:r>
+        <w:rPr>
+          <w:lang w:val="hi_IN" w:bidi="hi_IN"/>
+        </w:rPr>
+        <w:t>एन्निम्मोन</w:t>
+      </w:r>
+      <w:r>
+        <w:rPr>
+          <w:lang w:val="hi_IN" w:bidi="hi_IN"/>
+        </w:rPr>
+        <w:t>।</w:t>
+      </w:r>
+    </w:p>
+    <w:p>
+      <w:pPr/>
+      <w:r>
+        <w:rPr>
+          <w:lang w:val="hi_IN" w:bidi="hi_IN"/>
+        </w:rPr>
+      </w:r>
+      <w:r>
+        <w:rPr>
+          <w:lang w:val="hi_IN" w:bidi="hi_IN"/>
+        </w:rPr>
+        <w:t>2. जबूलून के गोत्र को विरासत के लिए आवंटित क्षेत्र में एक नगर (</w:t>
+      </w:r>
+      <w:hyperlink r:id="rId605">
+        <w:r>
+          <w:rPr>
+            <w:lang w:val="hi_IN" w:bidi="hi_IN"/>
+          </w:rPr>
+          <w:rPr>
+            <w:color w:val="0000EE"/>
+            <w:u w:val="single"/>
+          </w:rPr>
+          <w:t>यहो 19:13</w:t>
+        </w:r>
+      </w:hyperlink>
+      <w:r>
+        <w:rPr>
+          <w:lang w:val="hi_IN" w:bidi="hi_IN"/>
+        </w:rPr>
+        <w:t xml:space="preserve">); जिसे </w:t>
+      </w:r>
+      <w:hyperlink r:id="rId614">
+        <w:r>
+          <w:rPr>
+            <w:lang w:val="hi_IN" w:bidi="hi_IN"/>
+          </w:rPr>
+          <w:rPr>
+            <w:color w:val="0000EE"/>
+            <w:u w:val="single"/>
+          </w:rPr>
+          <w:t>यहोशू 21:35</w:t>
+        </w:r>
+      </w:hyperlink>
+      <w:r>
+        <w:rPr>
+          <w:lang w:val="hi_IN" w:bidi="hi_IN"/>
+        </w:rPr>
+        <w:t xml:space="preserve"> में दिम्ना भी कहा गया है।</w:t>
+      </w:r>
+    </w:p>
+    <w:p>
+      <w:pPr/>
+      <w:r>
+        <w:rPr>
+          <w:lang w:val="hi_IN" w:bidi="hi_IN"/>
+        </w:rPr>
+      </w:r>
+      <w:r>
+        <w:rPr>
+          <w:lang w:val="hi_IN" w:bidi="hi_IN"/>
+        </w:rPr>
+        <w:t xml:space="preserve">3. यरूशलेम के लगभग 12 मील (19.3 किलोमीटर) उत्तर में और बाइबल के एप्रैम (आधुनिक तैयिबा) के 2 मील (3.2 किलोमीटर) दक्षिण में एक बड़ी गुफा है, जिसे रिम्मोन की चट्टान भी कहा जाता है। गिबा के शहर से </w:t>
+      </w:r>
+      <w:r>
+        <w:rPr>
+          <w:lang w:val="hi_IN" w:bidi="hi_IN"/>
+        </w:rPr>
+        <w:t xml:space="preserve">छ: </w:t>
+      </w:r>
+      <w:r>
+        <w:rPr>
+          <w:lang w:val="hi_IN" w:bidi="hi_IN"/>
+        </w:rPr>
+        <w:t>सौ शरणार्थियों ने चार महीने तक इस गुफा में शरण ली थी (</w:t>
+      </w:r>
       <w:hyperlink r:id="rId608">
         <w:r>
           <w:rPr>
@@ -24098,7 +24489,25 @@
             <w:color w:val="0000EE"/>
             <w:u w:val="single"/>
           </w:rPr>
-          <w:t>2 शमू 4:2, 5, 9</w:t>
+          <w:t>न्या 20:45–47</w:t>
+        </w:r>
+      </w:hyperlink>
+      <w:r>
+        <w:rPr>
+          <w:lang w:val="hi_IN" w:bidi="hi_IN"/>
+        </w:rPr>
+        <w:t xml:space="preserve">; </w:t>
+      </w:r>
+      <w:hyperlink r:id="rId609">
+        <w:r>
+          <w:rPr>
+            <w:lang w:val="hi_IN" w:bidi="hi_IN"/>
+          </w:rPr>
+          <w:rPr>
+            <w:color w:val="0000EE"/>
+            <w:u w:val="single"/>
+          </w:rPr>
+          <w:t>21:13</w:t>
         </w:r>
       </w:hyperlink>
       <w:r>
@@ -24106,415 +24515,6 @@
           <w:lang w:val="hi_IN" w:bidi="hi_IN"/>
         </w:rPr>
         <w:t>)।</w:t>
-      </w:r>
-    </w:p>
-    <w:p>
-      <w:pPr/>
-      <w:r>
-        <w:rPr>
-          <w:lang w:val="hi_IN" w:bidi="hi_IN"/>
-        </w:rPr>
-      </w:r>
-      <w:r>
-        <w:rPr>
-          <w:lang w:val="hi_IN" w:bidi="hi_IN"/>
-        </w:rPr>
-        <w:t>2. दमिश्क के सीरियाई लोगों द्वारा पूजित देवता, जिनके मन्दिर में सीरियाई सेना के प्रधान नामान और उनके स्वामी जाते थे (</w:t>
-      </w:r>
-      <w:hyperlink r:id="rId609">
-        <w:r>
-          <w:rPr>
-            <w:lang w:val="hi_IN" w:bidi="hi_IN"/>
-          </w:rPr>
-          <w:rPr>
-            <w:color w:val="0000EE"/>
-            <w:u w:val="single"/>
-          </w:rPr>
-          <w:t>2 रा 5:18</w:t>
-        </w:r>
-      </w:hyperlink>
-      <w:r>
-        <w:rPr>
-          <w:lang w:val="hi_IN" w:bidi="hi_IN"/>
-        </w:rPr>
-        <w:t xml:space="preserve">)। </w:t>
-      </w:r>
-      <w:r>
-        <w:rPr>
-          <w:i/>
-          <w:lang w:val="hi_IN" w:bidi="hi_IN"/>
-        </w:rPr>
-        <w:t>देखें</w:t>
-      </w:r>
-      <w:r>
-        <w:rPr>
-          <w:lang w:val="hi_IN" w:bidi="hi_IN"/>
-        </w:rPr>
-        <w:t xml:space="preserve"> </w:t>
-      </w:r>
-      <w:r>
-        <w:rPr>
-          <w:lang w:val="hi_IN" w:bidi="hi_IN"/>
-        </w:rPr>
-        <w:t>सीरिया, सीरियाई</w:t>
-      </w:r>
-      <w:r>
-        <w:rPr>
-          <w:lang w:val="hi_IN" w:bidi="hi_IN"/>
-        </w:rPr>
-        <w:t>।</w:t>
-      </w:r>
-      <w:r>
-        <w:rPr>
-          <w:lang w:val="hi_IN" w:bidi="hi_IN"/>
-        </w:rPr>
-      </w:r>
-      <w:r>
-        <w:rPr>
-          <w:lang w:val="hi_IN" w:bidi="hi_IN"/>
-        </w:rPr>
-      </w:r>
-    </w:p>
-    <w:p>
-      <w:pPr/>
-      <w:r>
-        <w:rPr>
-          <w:lang w:val="hi_IN" w:bidi="hi_IN"/>
-        </w:rPr>
-      </w:r>
-    </w:p>
-    <w:p>
-      <w:pPr>
-        <w:pStyle w:val="Heading2"/>
-      </w:pPr>
-      <w:r>
-        <w:rPr>
-          <w:lang w:val="hi_IN" w:bidi="hi_IN"/>
-        </w:rPr>
-        <w:t>रिम्मोन (स्थान)</w:t>
-      </w:r>
-      <w:r>
-        <w:rPr>
-          <w:lang w:val="hi_IN" w:bidi="hi_IN"/>
-        </w:rPr>
-      </w:r>
-    </w:p>
-    <w:p>
-      <w:pPr>
-        <w:pStyle w:val="Heading2"/>
-      </w:pPr>
-      <w:r>
-        <w:rPr>
-          <w:lang w:val="hi_IN" w:bidi="hi_IN"/>
-        </w:rPr>
-        <w:t>रिम्मोन</w:t>
-      </w:r>
-      <w:r>
-        <w:rPr>
-          <w:lang w:val="hi_IN" w:bidi="hi_IN"/>
-        </w:rPr>
-        <w:t xml:space="preserve"> (स्थान)</w:t>
-      </w:r>
-    </w:p>
-    <w:p>
-      <w:pPr/>
-      <w:r>
-        <w:rPr>
-          <w:lang w:val="hi_IN" w:bidi="hi_IN"/>
-        </w:rPr>
-      </w:r>
-      <w:r>
-        <w:rPr>
-          <w:lang w:val="hi_IN" w:bidi="hi_IN"/>
-        </w:rPr>
-        <w:t xml:space="preserve">1. एन्निम्मोन के लिए एक वैकल्पिक नाम, जो दक्षिणी यहूदा में एक नगर है, </w:t>
-      </w:r>
-      <w:hyperlink r:id="rId610">
-        <w:r>
-          <w:rPr>
-            <w:lang w:val="hi_IN" w:bidi="hi_IN"/>
-          </w:rPr>
-          <w:rPr>
-            <w:color w:val="0000EE"/>
-            <w:u w:val="single"/>
-          </w:rPr>
-          <w:t>यहोशू 15:32</w:t>
-        </w:r>
-      </w:hyperlink>
-      <w:r>
-        <w:rPr>
-          <w:lang w:val="hi_IN" w:bidi="hi_IN"/>
-        </w:rPr>
-        <w:t xml:space="preserve"> और </w:t>
-      </w:r>
-      <w:hyperlink r:id="rId611">
-        <w:r>
-          <w:rPr>
-            <w:lang w:val="hi_IN" w:bidi="hi_IN"/>
-          </w:rPr>
-          <w:rPr>
-            <w:color w:val="0000EE"/>
-            <w:u w:val="single"/>
-          </w:rPr>
-          <w:t>1 इतिहास 4:32</w:t>
-        </w:r>
-      </w:hyperlink>
-      <w:r>
-        <w:rPr>
-          <w:lang w:val="hi_IN" w:bidi="hi_IN"/>
-        </w:rPr>
-        <w:t xml:space="preserve"> में उल्लिखित है। </w:t>
-      </w:r>
-      <w:r>
-        <w:rPr>
-          <w:i/>
-          <w:lang w:val="hi_IN" w:bidi="hi_IN"/>
-        </w:rPr>
-        <w:t>देखें</w:t>
-      </w:r>
-      <w:r>
-        <w:rPr>
-          <w:lang w:val="hi_IN" w:bidi="hi_IN"/>
-        </w:rPr>
-        <w:t xml:space="preserve"> </w:t>
-      </w:r>
-      <w:r>
-        <w:rPr>
-          <w:lang w:val="hi_IN" w:bidi="hi_IN"/>
-        </w:rPr>
-        <w:t>एन्निम्मोन</w:t>
-      </w:r>
-      <w:r>
-        <w:rPr>
-          <w:lang w:val="hi_IN" w:bidi="hi_IN"/>
-        </w:rPr>
-        <w:t>।</w:t>
-      </w:r>
-    </w:p>
-    <w:p>
-      <w:pPr/>
-      <w:r>
-        <w:rPr>
-          <w:lang w:val="hi_IN" w:bidi="hi_IN"/>
-        </w:rPr>
-      </w:r>
-      <w:r>
-        <w:rPr>
-          <w:lang w:val="hi_IN" w:bidi="hi_IN"/>
-        </w:rPr>
-        <w:t>2. जबूलून के गोत्र को विरासत के लिए आवंटित क्षेत्र में एक नगर (</w:t>
-      </w:r>
-      <w:hyperlink r:id="rId605">
-        <w:r>
-          <w:rPr>
-            <w:lang w:val="hi_IN" w:bidi="hi_IN"/>
-          </w:rPr>
-          <w:rPr>
-            <w:color w:val="0000EE"/>
-            <w:u w:val="single"/>
-          </w:rPr>
-          <w:t>यहो 19:13</w:t>
-        </w:r>
-      </w:hyperlink>
-      <w:r>
-        <w:rPr>
-          <w:lang w:val="hi_IN" w:bidi="hi_IN"/>
-        </w:rPr>
-        <w:t xml:space="preserve">); जिसे </w:t>
-      </w:r>
-      <w:hyperlink r:id="rId612">
-        <w:r>
-          <w:rPr>
-            <w:lang w:val="hi_IN" w:bidi="hi_IN"/>
-          </w:rPr>
-          <w:rPr>
-            <w:color w:val="0000EE"/>
-            <w:u w:val="single"/>
-          </w:rPr>
-          <w:t>यहोशू 21:35</w:t>
-        </w:r>
-      </w:hyperlink>
-      <w:r>
-        <w:rPr>
-          <w:lang w:val="hi_IN" w:bidi="hi_IN"/>
-        </w:rPr>
-        <w:t xml:space="preserve"> में दिम्ना भी कहा गया है।</w:t>
-      </w:r>
-    </w:p>
-    <w:p>
-      <w:pPr/>
-      <w:r>
-        <w:rPr>
-          <w:lang w:val="hi_IN" w:bidi="hi_IN"/>
-        </w:rPr>
-      </w:r>
-      <w:r>
-        <w:rPr>
-          <w:lang w:val="hi_IN" w:bidi="hi_IN"/>
-        </w:rPr>
-        <w:t xml:space="preserve">3. यरूशलेम के लगभग 12 मील (19.3 किलोमीटर) उत्तर में और बाइबल के एप्रैम (आधुनिक तैयिबा) के 2 मील (3.2 किलोमीटर) दक्षिण में एक बड़ी गुफा है, जिसे रिम्मोन की चट्टान भी कहा जाता है। गिबा के शहर से </w:t>
-      </w:r>
-      <w:r>
-        <w:rPr>
-          <w:lang w:val="hi_IN" w:bidi="hi_IN"/>
-        </w:rPr>
-        <w:t xml:space="preserve">छ: </w:t>
-      </w:r>
-      <w:r>
-        <w:rPr>
-          <w:lang w:val="hi_IN" w:bidi="hi_IN"/>
-        </w:rPr>
-        <w:t>सौ शरणार्थियों ने चार महीने तक इस गुफा में शरण ली थी (</w:t>
-      </w:r>
-      <w:hyperlink r:id="rId613">
-        <w:r>
-          <w:rPr>
-            <w:lang w:val="hi_IN" w:bidi="hi_IN"/>
-          </w:rPr>
-          <w:rPr>
-            <w:color w:val="0000EE"/>
-            <w:u w:val="single"/>
-          </w:rPr>
-          <w:t>न्या 20:45–47</w:t>
-        </w:r>
-      </w:hyperlink>
-      <w:r>
-        <w:rPr>
-          <w:lang w:val="hi_IN" w:bidi="hi_IN"/>
-        </w:rPr>
-        <w:t xml:space="preserve">; </w:t>
-      </w:r>
-      <w:hyperlink r:id="rId614">
-        <w:r>
-          <w:rPr>
-            <w:lang w:val="hi_IN" w:bidi="hi_IN"/>
-          </w:rPr>
-          <w:rPr>
-            <w:color w:val="0000EE"/>
-            <w:u w:val="single"/>
-          </w:rPr>
-          <w:t>21:13</w:t>
-        </w:r>
-      </w:hyperlink>
-      <w:r>
-        <w:rPr>
-          <w:lang w:val="hi_IN" w:bidi="hi_IN"/>
-        </w:rPr>
-        <w:t>)।</w:t>
-      </w:r>
-      <w:r>
-        <w:rPr>
-          <w:lang w:val="hi_IN" w:bidi="hi_IN"/>
-        </w:rPr>
-      </w:r>
-      <w:r>
-        <w:rPr>
-          <w:lang w:val="hi_IN" w:bidi="hi_IN"/>
-        </w:rPr>
-      </w:r>
-    </w:p>
-    <w:p>
-      <w:pPr/>
-      <w:r>
-        <w:rPr>
-          <w:lang w:val="hi_IN" w:bidi="hi_IN"/>
-        </w:rPr>
-      </w:r>
-    </w:p>
-    <w:p>
-      <w:pPr>
-        <w:pStyle w:val="Heading2"/>
-      </w:pPr>
-      <w:r>
-        <w:rPr>
-          <w:lang w:val="hi_IN" w:bidi="hi_IN"/>
-        </w:rPr>
-        <w:t>रिम्मोन नामक चट्टान</w:t>
-      </w:r>
-      <w:r>
-        <w:rPr>
-          <w:lang w:val="hi_IN" w:bidi="hi_IN"/>
-        </w:rPr>
-      </w:r>
-    </w:p>
-    <w:p>
-      <w:pPr>
-        <w:pStyle w:val="Heading2"/>
-      </w:pPr>
-      <w:r>
-        <w:rPr>
-          <w:lang w:val="hi_IN" w:bidi="hi_IN"/>
-        </w:rPr>
-        <w:t>रिम्मोन नामक चट्टान</w:t>
-      </w:r>
-    </w:p>
-    <w:p>
-      <w:pPr/>
-      <w:r>
-        <w:rPr>
-          <w:lang w:val="hi_IN" w:bidi="hi_IN"/>
-        </w:rPr>
-      </w:r>
-      <w:r>
-        <w:rPr>
-          <w:lang w:val="hi_IN" w:bidi="hi_IN"/>
-        </w:rPr>
-        <w:t>यह यरूशलेम के उत्तर में स्थित एक बड़ी गुफा (</w:t>
-      </w:r>
-      <w:hyperlink r:id="rId613">
-        <w:r>
-          <w:rPr>
-            <w:lang w:val="hi_IN" w:bidi="hi_IN"/>
-          </w:rPr>
-          <w:rPr>
-            <w:color w:val="0000EE"/>
-            <w:u w:val="single"/>
-          </w:rPr>
-          <w:t>न्या 20:45–47</w:t>
-        </w:r>
-      </w:hyperlink>
-      <w:r>
-        <w:rPr>
-          <w:lang w:val="hi_IN" w:bidi="hi_IN"/>
-        </w:rPr>
-        <w:t xml:space="preserve">; </w:t>
-      </w:r>
-      <w:hyperlink r:id="rId614">
-        <w:r>
-          <w:rPr>
-            <w:lang w:val="hi_IN" w:bidi="hi_IN"/>
-          </w:rPr>
-          <w:rPr>
-            <w:color w:val="0000EE"/>
-            <w:u w:val="single"/>
-          </w:rPr>
-          <w:t>21:13</w:t>
-        </w:r>
-      </w:hyperlink>
-      <w:r>
-        <w:rPr>
-          <w:lang w:val="hi_IN" w:bidi="hi_IN"/>
-        </w:rPr>
-        <w:t xml:space="preserve">)। </w:t>
-      </w:r>
-      <w:r>
-        <w:rPr>
-          <w:i/>
-          <w:lang w:val="hi_IN" w:bidi="hi_IN"/>
-        </w:rPr>
-        <w:t>देखें</w:t>
-      </w:r>
-      <w:r>
-        <w:rPr>
-          <w:lang w:val="hi_IN" w:bidi="hi_IN"/>
-        </w:rPr>
-        <w:t xml:space="preserve"> </w:t>
-      </w:r>
-      <w:r>
-        <w:rPr>
-          <w:lang w:val="hi_IN" w:bidi="hi_IN"/>
-        </w:rPr>
-        <w:t xml:space="preserve">रिम्मोन (स्थान) #3। </w:t>
       </w:r>
       <w:r>
         <w:rPr>
@@ -26274,6 +26274,799 @@
         <w:rPr>
           <w:lang w:val="hi_IN" w:bidi="hi_IN"/>
         </w:rPr>
+        <w:t>रूत की पुस्तक</w:t>
+      </w:r>
+      <w:r>
+        <w:rPr>
+          <w:lang w:val="hi_IN" w:bidi="hi_IN"/>
+        </w:rPr>
+      </w:r>
+    </w:p>
+    <w:p>
+      <w:pPr/>
+      <w:r>
+        <w:rPr>
+          <w:lang w:val="hi_IN" w:bidi="hi_IN"/>
+        </w:rPr>
+      </w:r>
+      <w:r>
+        <w:rPr>
+          <w:lang w:val="hi_IN" w:bidi="hi_IN"/>
+        </w:rPr>
+        <w:t>पूर्वावलोकन</w:t>
+      </w:r>
+    </w:p>
+    <w:p>
+      <w:pPr/>
+      <w:r>
+        <w:rPr>
+          <w:lang w:val="hi_IN" w:bidi="hi_IN"/>
+        </w:rPr>
+      </w:r>
+      <w:r>
+        <w:rPr>
+          <w:lang w:val="hi_IN" w:bidi="hi_IN"/>
+        </w:rPr>
+        <w:t>• लेखक और तिथि</w:t>
+      </w:r>
+    </w:p>
+    <w:p>
+      <w:pPr/>
+      <w:r>
+        <w:rPr>
+          <w:lang w:val="hi_IN" w:bidi="hi_IN"/>
+        </w:rPr>
+      </w:r>
+      <w:r>
+        <w:rPr>
+          <w:lang w:val="hi_IN" w:bidi="hi_IN"/>
+        </w:rPr>
+        <w:t>• उद्देश्य</w:t>
+      </w:r>
+    </w:p>
+    <w:p>
+      <w:pPr/>
+      <w:r>
+        <w:rPr>
+          <w:lang w:val="hi_IN" w:bidi="hi_IN"/>
+        </w:rPr>
+      </w:r>
+      <w:r>
+        <w:rPr>
+          <w:lang w:val="hi_IN" w:bidi="hi_IN"/>
+        </w:rPr>
+        <w:t>• विषय वस्तु</w:t>
+      </w:r>
+    </w:p>
+    <w:p>
+      <w:pPr/>
+      <w:r>
+        <w:rPr>
+          <w:lang w:val="hi_IN" w:bidi="hi_IN"/>
+        </w:rPr>
+      </w:r>
+      <w:r>
+        <w:rPr>
+          <w:lang w:val="hi_IN" w:bidi="hi_IN"/>
+        </w:rPr>
+        <w:t xml:space="preserve">• सन्देश </w:t>
+      </w:r>
+    </w:p>
+    <w:p>
+      <w:pPr>
+        <w:pStyle w:val="Heading3"/>
+      </w:pPr>
+      <w:r>
+        <w:rPr>
+          <w:lang w:val="hi_IN" w:bidi="hi_IN"/>
+        </w:rPr>
+        <w:t>लेखक और तिथि</w:t>
+      </w:r>
+    </w:p>
+    <w:p>
+      <w:pPr/>
+      <w:r>
+        <w:rPr>
+          <w:lang w:val="hi_IN" w:bidi="hi_IN"/>
+        </w:rPr>
+      </w:r>
+      <w:r>
+        <w:rPr>
+          <w:lang w:val="hi_IN" w:bidi="hi_IN"/>
+        </w:rPr>
+        <w:t xml:space="preserve">इस पुस्तक के लेखक अज्ञात हैं। लेखन की तिथि के साथ लेखकत्व का प्रश्न विशेष रूप से जुड़ा हुआ है, और कुछ संकेत कम से कम एक शिक्षित अनुमान प्रदान करते हैं। यह पुस्तक निश्चित रूप से दाऊद के शासनकाल की शुरुआत के बाद लिखी गई होगी। </w:t>
+      </w:r>
+      <w:hyperlink r:id="rId646">
+        <w:r>
+          <w:rPr>
+            <w:lang w:val="hi_IN" w:bidi="hi_IN"/>
+          </w:rPr>
+          <w:rPr>
+            <w:color w:val="0000EE"/>
+            <w:u w:val="single"/>
+          </w:rPr>
+          <w:t>रूत 4:18–22</w:t>
+        </w:r>
+      </w:hyperlink>
+      <w:r>
+        <w:rPr>
+          <w:lang w:val="hi_IN" w:bidi="hi_IN"/>
+        </w:rPr>
+        <w:t xml:space="preserve"> में जो जानकारी दी गई है, वह रूत को दाऊद की परदादी के रूप में ऐतिहासिक महत्व प्रदान एवं प्रमाणित करती है। चूँकि रूत की पुस्तक में अन्यजाति विवाहों को स्वीकृति नहीं दी गई थी, यह पुस्तक उस समय के दौरान लिखी गई नहीं हो सकती थी जब सुलैमान ने अन्यजाति विवाहों की नीति शुरू की थी। साथ ही, मोआब के साथ दाऊद की घनिष्ठ मित्रता ने सम्भवतः उनके राज्य में किसी को यह पुस्तक लिखने के लिए प्रेरित किया हो, ताकि दाऊद के कार्यों के लिए एक वस्तुनिष्ठ तर्क प्रस्तुत किया जा सके (देखें </w:t>
+      </w:r>
+      <w:hyperlink r:id="rId647">
+        <w:r>
+          <w:rPr>
+            <w:lang w:val="hi_IN" w:bidi="hi_IN"/>
+          </w:rPr>
+          <w:rPr>
+            <w:color w:val="0000EE"/>
+            <w:u w:val="single"/>
+          </w:rPr>
+          <w:t>1 शमू 22:3–5</w:t>
+        </w:r>
+      </w:hyperlink>
+      <w:r>
+        <w:rPr>
+          <w:lang w:val="hi_IN" w:bidi="hi_IN"/>
+        </w:rPr>
+        <w:t>)। परिणामस्वरूप, लेखक दाऊद के निकट कोई व्यक्ति हो सकते हैं, सम्भवतः शमूएल, नातान, या एब्यातार।</w:t>
+      </w:r>
+    </w:p>
+    <w:p>
+      <w:pPr/>
+      <w:r>
+        <w:rPr>
+          <w:lang w:val="hi_IN" w:bidi="hi_IN"/>
+        </w:rPr>
+      </w:r>
+      <w:r>
+        <w:rPr>
+          <w:lang w:val="hi_IN" w:bidi="hi_IN"/>
+        </w:rPr>
+        <w:t xml:space="preserve">इस विवरण का समय आरम्भिक वाक्य से संकेतित होता है: "जिन दिनों में न्यायी लोग राज्य करते थे…” न्यायियों का काल लगभग 300 वर्षों की अवधि को सम्मिलित करता है, जो ओत्नीएल के न्यायी बनने से शुरू होकर शिमशोन के न्यायी बनने तक चलता है, यद्यपि शमूएल ने भी न्यायी के रूप में सेवा की। यदि </w:t>
+      </w:r>
+      <w:hyperlink r:id="rId646">
+        <w:r>
+          <w:rPr>
+            <w:lang w:val="hi_IN" w:bidi="hi_IN"/>
+          </w:rPr>
+          <w:rPr>
+            <w:color w:val="0000EE"/>
+            <w:u w:val="single"/>
+          </w:rPr>
+          <w:t>रूत 4:18–22</w:t>
+        </w:r>
+      </w:hyperlink>
+      <w:r>
+        <w:rPr>
+          <w:lang w:val="hi_IN" w:bidi="hi_IN"/>
+        </w:rPr>
+        <w:t xml:space="preserve"> में दी गई वंशावली का विवरण पूर्ण है, तो यह घटनाएँ दाऊद के परदादा के जीवनकाल में घटी थीं और उनके दादा का जन्म भी इसी अवधि में हुआ था। यदि एक पीढ़ी की अवधि 35 वर्षों की मानी जाए, तो ये घटनाएँ लगभग 11वीं शताब्दी ईसा पूर्व के मोड़ पर हुई होंगी, या दाऊद के जन्म से लगभग 100 वर्ष पहले हुई होंगी।</w:t>
+      </w:r>
+    </w:p>
+    <w:p>
+      <w:pPr>
+        <w:pStyle w:val="Heading3"/>
+      </w:pPr>
+      <w:r>
+        <w:rPr>
+          <w:lang w:val="hi_IN" w:bidi="hi_IN"/>
+        </w:rPr>
+        <w:t>उद्देश्य</w:t>
+      </w:r>
+    </w:p>
+    <w:p>
+      <w:pPr/>
+      <w:r>
+        <w:rPr>
+          <w:lang w:val="hi_IN" w:bidi="hi_IN"/>
+        </w:rPr>
+      </w:r>
+      <w:r>
+        <w:rPr>
+          <w:lang w:val="hi_IN" w:bidi="hi_IN"/>
+        </w:rPr>
+        <w:t>इस पुस्तक के उद्देश्य का इसकी रचना की तिथि से नज़दीक सम्बंध है। यदि इसकी रचना की तिथि प्रारम्भिक मानी जाए, अर्थात दाऊद के जीवनकाल के समीप, तो इसका मुख्य उद्देश्य दाऊद के वंश की पुष्टि करना होगा। इस पुस्तक को इस बात का औचित्य ठहराने के रूप में भी देखा जा सकता है कि परमेश्वर का भय माननेवाली मोआबी स्त्री को इस्राएल की जाति में शामिल किया गया।</w:t>
+      </w:r>
+    </w:p>
+    <w:p>
+      <w:pPr>
+        <w:pStyle w:val="Heading3"/>
+      </w:pPr>
+      <w:r>
+        <w:rPr>
+          <w:lang w:val="hi_IN" w:bidi="hi_IN"/>
+        </w:rPr>
+        <w:t>विषय वस्तु</w:t>
+      </w:r>
+    </w:p>
+    <w:p>
+      <w:pPr>
+        <w:pStyle w:val="Heading4"/>
+      </w:pPr>
+      <w:r>
+        <w:rPr>
+          <w:lang w:val="hi_IN" w:bidi="hi_IN"/>
+        </w:rPr>
+        <w:t>परिचय (</w:t>
+      </w:r>
+      <w:hyperlink r:id="rId648">
+        <w:r>
+          <w:rPr>
+            <w:lang w:val="hi_IN" w:bidi="hi_IN"/>
+          </w:rPr>
+          <w:rPr>
+            <w:color w:val="0000EE"/>
+            <w:u w:val="single"/>
+          </w:rPr>
+          <w:t>1:1–5</w:t>
+        </w:r>
+      </w:hyperlink>
+      <w:r>
+        <w:rPr>
+          <w:lang w:val="hi_IN" w:bidi="hi_IN"/>
+        </w:rPr>
+        <w:t>)</w:t>
+      </w:r>
+    </w:p>
+    <w:p>
+      <w:pPr/>
+      <w:r>
+        <w:rPr>
+          <w:lang w:val="hi_IN" w:bidi="hi_IN"/>
+        </w:rPr>
+      </w:r>
+      <w:r>
+        <w:rPr>
+          <w:lang w:val="hi_IN" w:bidi="hi_IN"/>
+        </w:rPr>
+        <w:t>अकाल से प्रेरित होकर एलीमेलेक अपनी पत्नी नाओमी और दो पुत्रों, महलोन और किल्योन के साथ यरदन पार कर मोआब में रहने जाते हैं, जहाँ पर्याप्त साधन उपलब्ध थे। दोनों पुत्र मोआबी स्त्रियों से विवाह करने के बाद मर जाते हैं, और उनके पिता की भी मृत्यु हो जाती है। नाओमी विधवा रह जाती है, और उसके साथ उसकी दो विदेशी बहुएँ होती हैं।</w:t>
+      </w:r>
+    </w:p>
+    <w:p>
+      <w:pPr>
+        <w:pStyle w:val="Heading4"/>
+      </w:pPr>
+      <w:r>
+        <w:rPr>
+          <w:lang w:val="hi_IN" w:bidi="hi_IN"/>
+        </w:rPr>
+        <w:t>बैतलहम की ओर वापसी (</w:t>
+      </w:r>
+      <w:hyperlink r:id="rId649">
+        <w:r>
+          <w:rPr>
+            <w:lang w:val="hi_IN" w:bidi="hi_IN"/>
+          </w:rPr>
+          <w:rPr>
+            <w:color w:val="0000EE"/>
+            <w:u w:val="single"/>
+          </w:rPr>
+          <w:t>1:6–22</w:t>
+        </w:r>
+      </w:hyperlink>
+      <w:r>
+        <w:rPr>
+          <w:lang w:val="hi_IN" w:bidi="hi_IN"/>
+        </w:rPr>
+        <w:t>)</w:t>
+      </w:r>
+    </w:p>
+    <w:p>
+      <w:pPr/>
+      <w:r>
+        <w:rPr>
+          <w:lang w:val="hi_IN" w:bidi="hi_IN"/>
+        </w:rPr>
+      </w:r>
+      <w:r>
+        <w:rPr>
+          <w:lang w:val="hi_IN" w:bidi="hi_IN"/>
+        </w:rPr>
+        <w:t>बैतलहम से अकाल समाप्त होने की खबर सुनकर, नाओमी लौटने की तैयारी करती है। उसकी दोनों बहुएँ, ओर्पा और रूत, यात्रा के एक भाग तक उसके साथ जाती हैं। सम्भवतः यह सोचते हुए कि यहूदा में विदेशी होने के कारण उन्हें कठिनाइयों का सामना करना पड़ सकता है, नाओमी उन दोनों को अपने ही देश में रहने के लिए जोर देती है। दोनों युवा विधवाएँ पहले मना कर देती हैं, परन्तु नाओमी उनके सामने तथ्य रखती है। सबसे पहले, वह गर्भवती नहीं है, इसलिए देवर-भाभी प्रथा, लेविरेट व्यवस्था (यदि कोई व्यक्ति बिना सन्तान के मर जाता है तो अपने मृत भाई की विधवा से विवाह करना उसका कानूनी दायित्व है) के अनुसार छोटे भाई द्वारा विवाह का अवसर अभी सम्भव नहीं है। दूसरा, उसके पुनर्विवाह की कोई सम्भावना नहीं है, और इसलिए भविष्य में किसी सन्तान की भी उम्मीद नहीं है। फिर वह यह भी बताते हैं कि यदि ये दोनों परिस्थितियाँ तुरन्त भी पूरी हो जाएँ, तो भी उनके प्रतीक्षा करने की सम्भावना असम्भव है। यह सुनकर ओर्पा मान जाती है और अपनी सास को विदा कर चूमती है।</w:t>
+      </w:r>
+    </w:p>
+    <w:p>
+      <w:pPr/>
+      <w:r>
+        <w:rPr>
+          <w:lang w:val="hi_IN" w:bidi="hi_IN"/>
+        </w:rPr>
+      </w:r>
+      <w:r>
+        <w:rPr>
+          <w:lang w:val="hi_IN" w:bidi="hi_IN"/>
+        </w:rPr>
+        <w:t>लेकिन रूत “वह मेरे संग चलने को तैयार है” (</w:t>
+      </w:r>
+      <w:hyperlink r:id="rId650">
+        <w:r>
+          <w:rPr>
+            <w:lang w:val="hi_IN" w:bidi="hi_IN"/>
+          </w:rPr>
+          <w:rPr>
+            <w:color w:val="0000EE"/>
+            <w:u w:val="single"/>
+          </w:rPr>
+          <w:t>1:18</w:t>
+        </w:r>
+      </w:hyperlink>
+      <w:r>
+        <w:rPr>
+          <w:lang w:val="hi_IN" w:bidi="hi_IN"/>
+        </w:rPr>
+        <w:t>)। इस क्रिया का अर्थ ऐसा है जैसे किसी चीज से मिले रहना। यही क्रिया विवाह के सन्दर्भ में भी उपयोग की गई है (</w:t>
+      </w:r>
+      <w:hyperlink r:id="rId651">
+        <w:r>
+          <w:rPr>
+            <w:lang w:val="hi_IN" w:bidi="hi_IN"/>
+          </w:rPr>
+          <w:rPr>
+            <w:color w:val="0000EE"/>
+            <w:u w:val="single"/>
+          </w:rPr>
+          <w:t>उत् 2:24</w:t>
+        </w:r>
+      </w:hyperlink>
+      <w:r>
+        <w:rPr>
+          <w:lang w:val="hi_IN" w:bidi="hi_IN"/>
+        </w:rPr>
+        <w:t>)। रूत ने अपनी गम्भीर मंशा को पाँच प्रतिज्ञाओं के माध्यम से प्रगट किया (</w:t>
+      </w:r>
+      <w:hyperlink r:id="rId652">
+        <w:r>
+          <w:rPr>
+            <w:lang w:val="hi_IN" w:bidi="hi_IN"/>
+          </w:rPr>
+          <w:rPr>
+            <w:color w:val="0000EE"/>
+            <w:u w:val="single"/>
+          </w:rPr>
+          <w:t>रूत 1:16–17</w:t>
+        </w:r>
+      </w:hyperlink>
+      <w:r>
+        <w:rPr>
+          <w:lang w:val="hi_IN" w:bidi="hi_IN"/>
+        </w:rPr>
+        <w:t>)। वास्तव में, रूत ने अपने पिछले जीवन का त्याग किया ताकि वह ऐसा जीवन प्राप्त कर सके जिसे उन्होंने अधिक मूल्यवान माना। उन्होंने इस्राएल के परमेश्वर और उसकी व्यवस्थाओं का अनुसरण करने का निश्चय किया। इस्राएल के परमेश्वर के प्रति रूत का आग्रह, नाओमी के निवेदन से अधिक शक्तिशाली था, और वे दोनों साथ में लौट आईं।</w:t>
+      </w:r>
+    </w:p>
+    <w:p>
+      <w:pPr/>
+      <w:r>
+        <w:rPr>
+          <w:lang w:val="hi_IN" w:bidi="hi_IN"/>
+        </w:rPr>
+      </w:r>
+      <w:r>
+        <w:rPr>
+          <w:lang w:val="hi_IN" w:bidi="hi_IN"/>
+        </w:rPr>
+        <w:t>उनका बैतलहम में आगमन नाओमी के लिए कठिन था। उन्होंने बैतलहम को एक पति और दो पुत्रों के साथ छोड़ दिया था, और अब वे खाली हाथ लौटीं है। उन्होंने अपने मित्रों से कहा कि उन्हें “मारा” (कड़वी) कहें। लेकिन वे एक अनुग्राही समय पर लौटी थीं, फसल के मौसम की शुरुआत थी।</w:t>
+      </w:r>
+    </w:p>
+    <w:p>
+      <w:pPr>
+        <w:pStyle w:val="Heading4"/>
+      </w:pPr>
+      <w:r>
+        <w:rPr>
+          <w:lang w:val="hi_IN" w:bidi="hi_IN"/>
+        </w:rPr>
+        <w:t>बोअज के खेतों में फसल काटना (</w:t>
+      </w:r>
+      <w:hyperlink r:id="rId653">
+        <w:r>
+          <w:rPr>
+            <w:lang w:val="hi_IN" w:bidi="hi_IN"/>
+          </w:rPr>
+          <w:rPr>
+            <w:color w:val="0000EE"/>
+            <w:u w:val="single"/>
+          </w:rPr>
+          <w:t>2:1–23</w:t>
+        </w:r>
+      </w:hyperlink>
+      <w:r>
+        <w:rPr>
+          <w:lang w:val="hi_IN" w:bidi="hi_IN"/>
+        </w:rPr>
+        <w:t>)</w:t>
+      </w:r>
+    </w:p>
+    <w:p>
+      <w:pPr/>
+      <w:r>
+        <w:rPr>
+          <w:lang w:val="hi_IN" w:bidi="hi_IN"/>
+        </w:rPr>
+      </w:r>
+      <w:r>
+        <w:rPr>
+          <w:lang w:val="hi_IN" w:bidi="hi_IN"/>
+        </w:rPr>
+        <w:t>अध्याय का पहला वचन उस कथा के लिए सन्दर्भ प्रदान करता है जो इसके बाद आती है, जिसमें बोअज, एलीमेलेक के एक अमीर रिश्तेदार का परिचय दिया जाता है।</w:t>
+      </w:r>
+    </w:p>
+    <w:p>
+      <w:pPr/>
+      <w:r>
+        <w:rPr>
+          <w:lang w:val="hi_IN" w:bidi="hi_IN"/>
+        </w:rPr>
+      </w:r>
+      <w:r>
+        <w:rPr>
+          <w:lang w:val="hi_IN" w:bidi="hi_IN"/>
+        </w:rPr>
+        <w:t>दूसरे वचन में, रूत ने खेतों में अनाज़ बटोरने करने के लिए स्वेच्छा से प्रस्ताव दिया, जहाँ वह काटने वालों के पीछे चलकर छोड़े गए थोड़े-से बालों को चुनेगी। चुनने वालों को खेतों के कोनों से भी अनाज इकट्ठा करने की अनुमति थी—यह गरीबों के लिए व्यवस्था में एक प्रावधान था (</w:t>
+      </w:r>
+      <w:hyperlink r:id="rId654">
+        <w:r>
+          <w:rPr>
+            <w:lang w:val="hi_IN" w:bidi="hi_IN"/>
+          </w:rPr>
+          <w:rPr>
+            <w:color w:val="0000EE"/>
+            <w:u w:val="single"/>
+          </w:rPr>
+          <w:t>लैव्य 19:9–10</w:t>
+        </w:r>
+      </w:hyperlink>
+      <w:r>
+        <w:rPr>
+          <w:lang w:val="hi_IN" w:bidi="hi_IN"/>
+        </w:rPr>
+        <w:t>)।</w:t>
+      </w:r>
+    </w:p>
+    <w:p>
+      <w:pPr/>
+      <w:r>
+        <w:rPr>
+          <w:lang w:val="hi_IN" w:bidi="hi_IN"/>
+        </w:rPr>
+      </w:r>
+      <w:r>
+        <w:rPr>
+          <w:lang w:val="hi_IN" w:bidi="hi_IN"/>
+        </w:rPr>
+        <w:t>रूत को संयोगवश बोअज के खेत में आने का अवसर मिला। जब वह इस खेत में आए, तो उन्होंने रूत को देखा, उनके बारे में पूछा, और उनकी पहचान जानी। उनके अधिकारी ने बताया कि उन्होंने सुबह से लेकर अब तक खेतों में मेहनत से काम किया था। बोअज, जो उसकी निष्ठा और नाओमी के प्रति उसके देखभाल से आकर्षित होकर उसके लिए अतिरिक्त प्रावधान किए। उन्होंने काटने वालों के मुख्य समूह के ठीक पीछे एक विशेष स्थान दिया गया। इसके अतिरिक्त, उसे पानी भी दिया गया, जो युवकों ने उनके लिए निकाला था—यह एक असामान्य व्यवस्था थी।</w:t>
+      </w:r>
+    </w:p>
+    <w:p>
+      <w:pPr/>
+      <w:r>
+        <w:rPr>
+          <w:lang w:val="hi_IN" w:bidi="hi_IN"/>
+        </w:rPr>
+      </w:r>
+      <w:r>
+        <w:rPr>
+          <w:lang w:val="hi_IN" w:bidi="hi_IN"/>
+        </w:rPr>
+        <w:t>रूत, बोअज के सामने बड़े आदर और विनम्रता के साथ गिरते हुए, यह पूछा कि वह—एक विदेशी होकर—ऐसी कृपा क्यों प्राप्त कर रही है। बोअज ने दो कारण बताए: पहले, उनकी नाओमी के प्रति दया, और दूसरा, उनकी आत्मिक समझ, जिसने उन्हें इस्राएल के परमेश्वर की खोज में लाया, “जिसके पंखों के तले तू शरण लेने आई है” (</w:t>
+      </w:r>
+      <w:hyperlink r:id="rId655">
+        <w:r>
+          <w:rPr>
+            <w:lang w:val="hi_IN" w:bidi="hi_IN"/>
+          </w:rPr>
+          <w:rPr>
+            <w:color w:val="0000EE"/>
+            <w:u w:val="single"/>
+          </w:rPr>
+          <w:t>रूत 2:12</w:t>
+        </w:r>
+      </w:hyperlink>
+      <w:r>
+        <w:rPr>
+          <w:lang w:val="hi_IN" w:bidi="hi_IN"/>
+        </w:rPr>
+        <w:t>)।</w:t>
+      </w:r>
+    </w:p>
+    <w:p>
+      <w:pPr/>
+      <w:r>
+        <w:rPr>
+          <w:lang w:val="hi_IN" w:bidi="hi_IN"/>
+        </w:rPr>
+      </w:r>
+      <w:r>
+        <w:rPr>
+          <w:lang w:val="hi_IN" w:bidi="hi_IN"/>
+        </w:rPr>
+        <w:t>उन्हें कटाई करने वालों की मेज पर भी स्थान दिया गया और बोअज के आदेश पर, वह फिर से खेतों में लौटी, इस बार फसल से अनकटी अनाज इकट्ठा करने के लिए। दिन के अन्त में, वह नाओमी के पास घर लौटे और उस दिन की घटनाओं के बारे में बताया। नाओमी ने रूत को बताया कि बोअज के पास छुड़ाने का अधिकार है (नीचे की चर्चा देखें)। रूत फसल के मौसम के अन्त तक उनके खेतों में काम करती रही।</w:t>
+      </w:r>
+    </w:p>
+    <w:p>
+      <w:pPr>
+        <w:pStyle w:val="Heading4"/>
+      </w:pPr>
+      <w:r>
+        <w:rPr>
+          <w:lang w:val="hi_IN" w:bidi="hi_IN"/>
+        </w:rPr>
+        <w:t>कुटुम्बी पर निर्भर होना (</w:t>
+      </w:r>
+      <w:hyperlink r:id="rId656">
+        <w:r>
+          <w:rPr>
+            <w:lang w:val="hi_IN" w:bidi="hi_IN"/>
+          </w:rPr>
+          <w:rPr>
+            <w:color w:val="0000EE"/>
+            <w:u w:val="single"/>
+          </w:rPr>
+          <w:t>3:1–18</w:t>
+        </w:r>
+      </w:hyperlink>
+      <w:r>
+        <w:rPr>
+          <w:lang w:val="hi_IN" w:bidi="hi_IN"/>
+        </w:rPr>
+        <w:t>)</w:t>
+      </w:r>
+    </w:p>
+    <w:p>
+      <w:pPr/>
+      <w:r>
+        <w:rPr>
+          <w:lang w:val="hi_IN" w:bidi="hi_IN"/>
+        </w:rPr>
+      </w:r>
+      <w:r>
+        <w:rPr>
+          <w:lang w:val="hi_IN" w:bidi="hi_IN"/>
+        </w:rPr>
+        <w:t>नाओमी ने रूत को बोअज के पास छुड़ाने, या न्यायिक छुड़ानेवाले कुटुम्बी के रूप में जाने की सलाह दी। नाओमी द्वारा सुझाया गया योजना अजीब लग सकती है, फिर भी कुछ विचार इसे एक विशेष रंग दे सकते हैं। (1) नाओमी को ऐसा लगता था कि बोअज ही सब से समीप कुटुम्बी थे, क्योंकि वह और भी सबसे समीप के किसी कुटुम्बी से अनजान थीं (</w:t>
+      </w:r>
+      <w:hyperlink r:id="rId657">
+        <w:r>
+          <w:rPr>
+            <w:lang w:val="hi_IN" w:bidi="hi_IN"/>
+          </w:rPr>
+          <w:rPr>
+            <w:color w:val="0000EE"/>
+            <w:u w:val="single"/>
+          </w:rPr>
+          <w:t>3:12</w:t>
+        </w:r>
+      </w:hyperlink>
+      <w:r>
+        <w:rPr>
+          <w:lang w:val="hi_IN" w:bidi="hi_IN"/>
+        </w:rPr>
+        <w:t>)। इस्राएली व्यवस्था के अनुसार (</w:t>
+      </w:r>
+      <w:hyperlink r:id="rId658">
+        <w:r>
+          <w:rPr>
+            <w:lang w:val="hi_IN" w:bidi="hi_IN"/>
+          </w:rPr>
+          <w:rPr>
+            <w:color w:val="0000EE"/>
+            <w:u w:val="single"/>
+          </w:rPr>
+          <w:t xml:space="preserve">व्य.वि. 25:5 </w:t>
+        </w:r>
+      </w:hyperlink>
+      <w:r>
+        <w:rPr>
+          <w:lang w:val="hi_IN" w:bidi="hi_IN"/>
+        </w:rPr>
+        <w:t>के आगे), बोअज का कर्तव्य होता है कि वह रूत से विवाह करें और सन्तान उत्पन्न करें, क्योंकि उनके पति की मृत्यु हो चुकी थी। (2) इस पुस्तक में नाओमी के चरित्र की सामान्य प्रस्तुति एक परमेश्वर से भय रखनेवाली स्त्री के रूप में है। यह निश्चित है कि, हालाँकि इसका बाहरी रूप अजीब हो सकता है, इसमें कुछ भी ऐसा नहीं है जो परमेश्वर के व्यवस्था के विरुद्ध हो या बोअज जैसे एक सद्गुणी व्यक्ति को आहत करे। अन्यथा, नाओमी अपने उद्देश्य को विफल कर देतीं।</w:t>
+      </w:r>
+    </w:p>
+    <w:p>
+      <w:pPr/>
+      <w:r>
+        <w:rPr>
+          <w:lang w:val="hi_IN" w:bidi="hi_IN"/>
+        </w:rPr>
+      </w:r>
+      <w:r>
+        <w:rPr>
+          <w:lang w:val="hi_IN" w:bidi="hi_IN"/>
+        </w:rPr>
+        <w:t>बोअज की प्रतिक्रिया ने रूत के प्रति उसकी सज्जनतापूर्ण चिन्ता को दर्शाया। उन्होंने रूत से कहा कि वह सबसे समीप कुटुम्बी नहीं है, लेकिन वादा किया कि अगले दिन वह आवश्यक प्रक्रियाओं का ध्यान रखेंगे। रूत की प्रतिष्ठा की रक्षा करते हुए, बोअज ने उन्हें दिन निकलने से पहले घर भेज दिया। नाओमी ने भविष्यद्वाणी की कि बोअज उसी दिन इस मामले को सुलझा लेंगे।</w:t>
+      </w:r>
+    </w:p>
+    <w:p>
+      <w:pPr>
+        <w:pStyle w:val="Heading4"/>
+      </w:pPr>
+      <w:r>
+        <w:rPr>
+          <w:lang w:val="hi_IN" w:bidi="hi_IN"/>
+        </w:rPr>
+        <w:t>निज भाग को छुड़ाना (</w:t>
+      </w:r>
+      <w:hyperlink r:id="rId659">
+        <w:r>
+          <w:rPr>
+            <w:lang w:val="hi_IN" w:bidi="hi_IN"/>
+          </w:rPr>
+          <w:rPr>
+            <w:color w:val="0000EE"/>
+            <w:u w:val="single"/>
+          </w:rPr>
+          <w:t>4:1–22</w:t>
+        </w:r>
+      </w:hyperlink>
+      <w:r>
+        <w:rPr>
+          <w:lang w:val="hi_IN" w:bidi="hi_IN"/>
+        </w:rPr>
+        <w:t>)</w:t>
+      </w:r>
+    </w:p>
+    <w:p>
+      <w:pPr/>
+      <w:r>
+        <w:rPr>
+          <w:lang w:val="hi_IN" w:bidi="hi_IN"/>
+        </w:rPr>
+      </w:r>
+      <w:r>
+        <w:rPr>
+          <w:lang w:val="hi_IN" w:bidi="hi_IN"/>
+        </w:rPr>
+        <w:t>बोअज व्यापार स्थल, नगर के फाटक पर गए। नगर का फाटक वह स्थान था जहाँ नगर के सार्वजनिक मामलों पर चर्चा होती थी। बोअज ने यह संकेत दिया कि वह छुड़ानेवाले कुटुम्बी से एक व्यापारिक मामले पर चर्चा करना चाहते हैं। नगर के दस वृद्ध लोगों ने गवाह के रूप में कार्य किया। पहले मुद्दे के रूप में सम्पत्ति का समाधान करना था। बोअज ने इस छुड़ानेवाले कुटुम्बी से पूछा कि क्या वह नाओमी के लिए सम्पत्ति मोल लेने के लिए तैयार हैं। यह पारम्परिक शर्त में इस प्रकार कहा गया था: "जब तू उस भूमि को नाओमी के हाथ से मोल ले, तब उसे रूत मोआबिन के हाथ से भी जो मरे हुए की स्त्री है इस मनसा से मोल लेना पड़ेगा, कि मरे हुए का नाम उसके भाग में स्थिर कर दे" (</w:t>
+      </w:r>
+      <w:hyperlink r:id="rId660">
+        <w:r>
+          <w:rPr>
+            <w:lang w:val="hi_IN" w:bidi="hi_IN"/>
+          </w:rPr>
+          <w:rPr>
+            <w:color w:val="0000EE"/>
+            <w:u w:val="single"/>
+          </w:rPr>
+          <w:t>4:5</w:t>
+        </w:r>
+      </w:hyperlink>
+      <w:r>
+        <w:rPr>
+          <w:lang w:val="hi_IN" w:bidi="hi_IN"/>
+        </w:rPr>
+        <w:t>)। छुड़ानेवाले कुटुम्बी रूत से विवाह करने के लिए तैयार नहीं थे क्योंकि इससे उन्हें कुछ आर्थिक नुकसान होगा, क्योंकि उन्हें रूत से उत्पन्न किसी भी पुत्र के साथ अपनी सम्पत्ति को विभाजित करना पड़ेगा। इसलिए उन्होंने अपने अधिकारों को जूता उतारने की रीति के माध्यम से त्याग दिया। (जूता उस भूमि अधिकार का प्रतीक था जो निज भाग से सम्बंधित था।) इस प्रकार बोअज ने छुड़ानेवाले कुटुम्बी की भूमिका निभाई। बोअज और रूत के विवाह से एक पुत्र उत्पन्न हुआ, जो इस्राएल के व्यवस्थाओं के अनुसार नाओमी का पुत्र और वारिस के रूप में माना गया।</w:t>
+      </w:r>
+    </w:p>
+    <w:p>
+      <w:pPr>
+        <w:pStyle w:val="Heading3"/>
+      </w:pPr>
+      <w:r>
+        <w:rPr>
+          <w:lang w:val="hi_IN" w:bidi="hi_IN"/>
+        </w:rPr>
+        <w:t>सन्देश</w:t>
+      </w:r>
+    </w:p>
+    <w:p>
+      <w:pPr/>
+      <w:r>
+        <w:rPr>
+          <w:lang w:val="hi_IN" w:bidi="hi_IN"/>
+        </w:rPr>
+      </w:r>
+      <w:r>
+        <w:rPr>
+          <w:lang w:val="hi_IN" w:bidi="hi_IN"/>
+        </w:rPr>
+        <w:t xml:space="preserve">पहला, रूत की पुस्तक रूत की वंशावली को दाऊद से जोड़ती है। उस वंश की पूर्ति </w:t>
+      </w:r>
+      <w:hyperlink r:id="rId661">
+        <w:r>
+          <w:rPr>
+            <w:lang w:val="hi_IN" w:bidi="hi_IN"/>
+          </w:rPr>
+          <w:rPr>
+            <w:color w:val="0000EE"/>
+            <w:u w:val="single"/>
+          </w:rPr>
+          <w:t>मत्ती 1</w:t>
+        </w:r>
+      </w:hyperlink>
+      <w:r>
+        <w:rPr>
+          <w:lang w:val="hi_IN" w:bidi="hi_IN"/>
+        </w:rPr>
+        <w:t xml:space="preserve"> में है और इसका समापन यीशु में होता है।</w:t>
+      </w:r>
+    </w:p>
+    <w:p>
+      <w:pPr/>
+      <w:r>
+        <w:rPr>
+          <w:lang w:val="hi_IN" w:bidi="hi_IN"/>
+        </w:rPr>
+      </w:r>
+      <w:r>
+        <w:rPr>
+          <w:lang w:val="hi_IN" w:bidi="hi_IN"/>
+        </w:rPr>
+        <w:t>दूसरी शिक्षा है परमेश्वर के अनुग्रह की सुन्दरता। एक विदेशी को, यहाँ तक कि एक मोआबी स्त्री, इस्राएल की आशीष से जोड़ा जा सकता है।</w:t>
+      </w:r>
+    </w:p>
+    <w:p>
+      <w:pPr/>
+      <w:r>
+        <w:rPr>
+          <w:lang w:val="hi_IN" w:bidi="hi_IN"/>
+        </w:rPr>
+      </w:r>
+      <w:r>
+        <w:rPr>
+          <w:lang w:val="hi_IN" w:bidi="hi_IN"/>
+        </w:rPr>
+        <w:t>धार्मिक दृष्टिकोण से, छुड़ानेवाले कुटुम्बी की संकल्पना मसीहा के रूप में स्पष्ट रूप से दिखाई देती है। उन्हें लहू के कुटुम्बी का होना जरूरी है, मोल लेने की क्षमता होनी चाहिए, निज भाग को मोल लेने के लिए इच्छुक होना चाहिए, और मृतक कुटुम्बी की विधवा से विवाह करने के लिए तैयार होना चाहिए।</w:t>
+      </w:r>
+    </w:p>
+    <w:p>
+      <w:pPr/>
+      <w:r>
+        <w:rPr>
+          <w:lang w:val="hi_IN" w:bidi="hi_IN"/>
+        </w:rPr>
+      </w:r>
+      <w:r>
+        <w:rPr>
+          <w:lang w:val="hi_IN" w:bidi="hi_IN"/>
+        </w:rPr>
+        <w:t>अन्त में, रूत ने जो प्रेम नाओमी के प्रति दिखाया, वह समर्पण का एक आदर्श प्रस्तुत करता है। बैतलहम की स्त्रियों ने नाओमी से कहा, “तेरी बहू… तुझ से प्रेम रखती [आपके लिए] सात बेटों से भी तेरे लिये श्रेष्ठ है!” (</w:t>
+      </w:r>
+      <w:hyperlink r:id="rId662">
+        <w:r>
+          <w:rPr>
+            <w:lang w:val="hi_IN" w:bidi="hi_IN"/>
+          </w:rPr>
+          <w:rPr>
+            <w:color w:val="0000EE"/>
+            <w:u w:val="single"/>
+          </w:rPr>
+          <w:t>4:15</w:t>
+        </w:r>
+      </w:hyperlink>
+      <w:r>
+        <w:rPr>
+          <w:lang w:val="hi_IN" w:bidi="hi_IN"/>
+        </w:rPr>
+        <w:t>)।</w:t>
+      </w:r>
+      <w:r>
+        <w:rPr>
+          <w:lang w:val="hi_IN" w:bidi="hi_IN"/>
+        </w:rPr>
+      </w:r>
+      <w:r>
+        <w:rPr>
+          <w:lang w:val="hi_IN" w:bidi="hi_IN"/>
+        </w:rPr>
+      </w:r>
+    </w:p>
+    <w:p>
+      <w:pPr/>
+      <w:r>
+        <w:rPr>
+          <w:lang w:val="hi_IN" w:bidi="hi_IN"/>
+        </w:rPr>
+      </w:r>
+    </w:p>
+    <w:p>
+      <w:pPr>
+        <w:pStyle w:val="Heading2"/>
+      </w:pPr>
+      <w:r>
+        <w:rPr>
+          <w:lang w:val="hi_IN" w:bidi="hi_IN"/>
+        </w:rPr>
         <w:t>रूत (व्यक्ति)</w:t>
       </w:r>
       <w:r>
@@ -26295,7 +27088,7 @@
         </w:rPr>
         <w:t>एक मोआबिन स्त्री और महलोन की विधवा थी, जो नाओमी और एलीमेलेक का पुत्र था, जो बेतलेहेम के एप्राती थे। नाओमी और एलीमेलेक यहूदा में अकाल के कारण मोआब चले गए। एलीमेलेक और नाओमी के दोनों पुत्रों की मृत्यु के बाद, नाओमी अपनी बहू रूत के साथ जौ की फसल के दौरान बैतलहम लौटीं (</w:t>
       </w:r>
-      <w:hyperlink r:id="rId646">
+      <w:hyperlink r:id="rId663">
         <w:r>
           <w:rPr>
             <w:lang w:val="hi_IN" w:bidi="hi_IN"/>
@@ -26325,7 +27118,7 @@
         </w:rPr>
         <w:t xml:space="preserve"> (</w:t>
       </w:r>
-      <w:hyperlink r:id="rId647">
+      <w:hyperlink r:id="rId664">
         <w:r>
           <w:rPr>
             <w:lang w:val="hi_IN" w:bidi="hi_IN"/>
@@ -26343,7 +27136,7 @@
         </w:rPr>
         <w:t>)। बाद में उन्होंने बोअज से विवाह किया। बोअज, निकटतम परिवार के सदस्य होने के नाते, नाओमी की संपत्ति को परिवार में बनाए रखने के लिए खरीद लिया (</w:t>
       </w:r>
-      <w:hyperlink r:id="rId648">
+      <w:hyperlink r:id="rId665">
         <w:r>
           <w:rPr>
             <w:lang w:val="hi_IN" w:bidi="hi_IN"/>
@@ -26451,82 +27244,199 @@
         <w:rPr>
           <w:lang w:val="hi_IN" w:bidi="hi_IN"/>
         </w:rPr>
-        <w:t>रूत की पुस्तक</w:t>
-      </w:r>
-      <w:r>
-        <w:rPr>
-          <w:lang w:val="hi_IN" w:bidi="hi_IN"/>
-        </w:rPr>
-      </w:r>
-    </w:p>
-    <w:p>
-      <w:pPr/>
-      <w:r>
-        <w:rPr>
-          <w:lang w:val="hi_IN" w:bidi="hi_IN"/>
-        </w:rPr>
-      </w:r>
-      <w:r>
-        <w:rPr>
-          <w:lang w:val="hi_IN" w:bidi="hi_IN"/>
-        </w:rPr>
-        <w:t>पूर्वावलोकन</w:t>
-      </w:r>
-    </w:p>
-    <w:p>
-      <w:pPr/>
-      <w:r>
-        <w:rPr>
-          <w:lang w:val="hi_IN" w:bidi="hi_IN"/>
-        </w:rPr>
-      </w:r>
-      <w:r>
-        <w:rPr>
-          <w:lang w:val="hi_IN" w:bidi="hi_IN"/>
-        </w:rPr>
-        <w:t>• लेखक और तिथि</w:t>
-      </w:r>
-    </w:p>
-    <w:p>
-      <w:pPr/>
-      <w:r>
-        <w:rPr>
-          <w:lang w:val="hi_IN" w:bidi="hi_IN"/>
-        </w:rPr>
-      </w:r>
-      <w:r>
-        <w:rPr>
-          <w:lang w:val="hi_IN" w:bidi="hi_IN"/>
-        </w:rPr>
-        <w:t>• उद्देश्य</w:t>
-      </w:r>
-    </w:p>
-    <w:p>
-      <w:pPr/>
-      <w:r>
-        <w:rPr>
-          <w:lang w:val="hi_IN" w:bidi="hi_IN"/>
-        </w:rPr>
-      </w:r>
-      <w:r>
-        <w:rPr>
-          <w:lang w:val="hi_IN" w:bidi="hi_IN"/>
-        </w:rPr>
-        <w:t>• विषय वस्तु</w:t>
-      </w:r>
-    </w:p>
-    <w:p>
-      <w:pPr/>
-      <w:r>
-        <w:rPr>
-          <w:lang w:val="hi_IN" w:bidi="hi_IN"/>
-        </w:rPr>
-      </w:r>
-      <w:r>
-        <w:rPr>
-          <w:lang w:val="hi_IN" w:bidi="hi_IN"/>
-        </w:rPr>
-        <w:t xml:space="preserve">• सन्देश </w:t>
+        <w:t>रूदे</w:t>
+      </w:r>
+      <w:r>
+        <w:rPr>
+          <w:lang w:val="hi_IN" w:bidi="hi_IN"/>
+        </w:rPr>
+      </w:r>
+    </w:p>
+    <w:p>
+      <w:pPr>
+        <w:pStyle w:val="Heading2"/>
+      </w:pPr>
+      <w:r>
+        <w:rPr>
+          <w:lang w:val="hi_IN" w:bidi="hi_IN"/>
+        </w:rPr>
+        <w:t>रूदे</w:t>
+      </w:r>
+    </w:p>
+    <w:p>
+      <w:pPr/>
+      <w:r>
+        <w:rPr>
+          <w:lang w:val="hi_IN" w:bidi="hi_IN"/>
+        </w:rPr>
+      </w:r>
+      <w:r>
+        <w:rPr>
+          <w:lang w:val="hi_IN" w:bidi="hi_IN"/>
+        </w:rPr>
+        <w:t xml:space="preserve">रूदे यरूशलेम में यूहन्ना मरकुस की माँ मरियम के घर में </w:t>
+      </w:r>
+      <w:r>
+        <w:rPr>
+          <w:lang w:val="hi_IN" w:bidi="hi_IN"/>
+        </w:rPr>
+        <w:t>दासी</w:t>
+      </w:r>
+      <w:r>
+        <w:rPr>
+          <w:lang w:val="hi_IN" w:bidi="hi_IN"/>
+        </w:rPr>
+        <w:t xml:space="preserve"> थी। रूदे ने घर में उपस्थित लोगों को बताया कि पतरस द्वार के बाहर खड़े हैं। चूंकि वे उनके </w:t>
+      </w:r>
+      <w:r>
+        <w:rPr>
+          <w:lang w:val="hi_IN" w:bidi="hi_IN"/>
+        </w:rPr>
+        <w:t>बन्दीगृह</w:t>
+      </w:r>
+      <w:r>
+        <w:rPr>
+          <w:lang w:val="hi_IN" w:bidi="hi_IN"/>
+        </w:rPr>
+        <w:t xml:space="preserve"> से रिहा होने के बारे में नहीं जानते थे, इसलिए पहले तो दूसरों ने उनके बात पर यकीन नहीं किया (</w:t>
+      </w:r>
+      <w:hyperlink r:id="rId666">
+        <w:r>
+          <w:rPr>
+            <w:lang w:val="hi_IN" w:bidi="hi_IN"/>
+          </w:rPr>
+          <w:rPr>
+            <w:color w:val="0000EE"/>
+            <w:u w:val="single"/>
+          </w:rPr>
+          <w:t>प्रेरि 12:13–15</w:t>
+        </w:r>
+      </w:hyperlink>
+      <w:r>
+        <w:rPr>
+          <w:lang w:val="hi_IN" w:bidi="hi_IN"/>
+        </w:rPr>
+        <w:t>)।</w:t>
+      </w:r>
+      <w:r>
+        <w:rPr>
+          <w:lang w:val="hi_IN" w:bidi="hi_IN"/>
+        </w:rPr>
+      </w:r>
+      <w:r>
+        <w:rPr>
+          <w:lang w:val="hi_IN" w:bidi="hi_IN"/>
+        </w:rPr>
+      </w:r>
+    </w:p>
+    <w:p>
+      <w:pPr/>
+      <w:r>
+        <w:rPr>
+          <w:lang w:val="hi_IN" w:bidi="hi_IN"/>
+        </w:rPr>
+      </w:r>
+    </w:p>
+    <w:p>
+      <w:pPr>
+        <w:pStyle w:val="Heading2"/>
+      </w:pPr>
+      <w:r>
+        <w:rPr>
+          <w:lang w:val="hi_IN" w:bidi="hi_IN"/>
+        </w:rPr>
+        <w:t>रूपान्तरण</w:t>
+      </w:r>
+      <w:r>
+        <w:rPr>
+          <w:lang w:val="hi_IN" w:bidi="hi_IN"/>
+        </w:rPr>
+      </w:r>
+    </w:p>
+    <w:p>
+      <w:pPr/>
+      <w:r>
+        <w:rPr>
+          <w:lang w:val="hi_IN" w:bidi="hi_IN"/>
+        </w:rPr>
+      </w:r>
+      <w:r>
+        <w:rPr>
+          <w:lang w:val="hi_IN" w:bidi="hi_IN"/>
+        </w:rPr>
+        <w:t>यीशु की पृथ्विक सेवकाई में घटना का वर्णन नए नियम के चार पुस्तकों में किया गया है (</w:t>
+      </w:r>
+      <w:hyperlink r:id="rId667">
+        <w:r>
+          <w:rPr>
+            <w:lang w:val="hi_IN" w:bidi="hi_IN"/>
+          </w:rPr>
+          <w:rPr>
+            <w:color w:val="0000EE"/>
+            <w:u w:val="single"/>
+          </w:rPr>
+          <w:t>मत्ती 17:1–8</w:t>
+        </w:r>
+      </w:hyperlink>
+      <w:r>
+        <w:rPr>
+          <w:lang w:val="hi_IN" w:bidi="hi_IN"/>
+        </w:rPr>
+        <w:t xml:space="preserve">; </w:t>
+      </w:r>
+      <w:hyperlink r:id="rId668">
+        <w:r>
+          <w:rPr>
+            <w:lang w:val="hi_IN" w:bidi="hi_IN"/>
+          </w:rPr>
+          <w:rPr>
+            <w:color w:val="0000EE"/>
+            <w:u w:val="single"/>
+          </w:rPr>
+          <w:t>मर 9:2–8</w:t>
+        </w:r>
+      </w:hyperlink>
+      <w:r>
+        <w:rPr>
+          <w:lang w:val="hi_IN" w:bidi="hi_IN"/>
+        </w:rPr>
+        <w:t xml:space="preserve">; </w:t>
+      </w:r>
+      <w:hyperlink r:id="rId669">
+        <w:r>
+          <w:rPr>
+            <w:lang w:val="hi_IN" w:bidi="hi_IN"/>
+          </w:rPr>
+          <w:rPr>
+            <w:color w:val="0000EE"/>
+            <w:u w:val="single"/>
+          </w:rPr>
+          <w:t>लूका 9:28–36</w:t>
+        </w:r>
+      </w:hyperlink>
+      <w:r>
+        <w:rPr>
+          <w:lang w:val="hi_IN" w:bidi="hi_IN"/>
+        </w:rPr>
+        <w:t xml:space="preserve">; </w:t>
+      </w:r>
+      <w:hyperlink r:id="rId670">
+        <w:r>
+          <w:rPr>
+            <w:lang w:val="hi_IN" w:bidi="hi_IN"/>
+          </w:rPr>
+          <w:rPr>
+            <w:color w:val="0000EE"/>
+            <w:u w:val="single"/>
+          </w:rPr>
+          <w:t>2 पत 1:16–18</w:t>
+        </w:r>
+      </w:hyperlink>
+      <w:r>
+        <w:rPr>
+          <w:lang w:val="hi_IN" w:bidi="hi_IN"/>
+        </w:rPr>
+        <w:t>), जिसमें यीशु को तीन चेलों: याकूब, पतरस और यूहन्ना की उपस्थिति में महिमा दी गई थी।</w:t>
       </w:r>
     </w:p>
     <w:p>
@@ -26537,89 +27447,57 @@
         <w:rPr>
           <w:lang w:val="hi_IN" w:bidi="hi_IN"/>
         </w:rPr>
-        <w:t>लेखक और तिथि</w:t>
-      </w:r>
-    </w:p>
-    <w:p>
-      <w:pPr/>
-      <w:r>
-        <w:rPr>
-          <w:lang w:val="hi_IN" w:bidi="hi_IN"/>
-        </w:rPr>
-      </w:r>
-      <w:r>
-        <w:rPr>
-          <w:lang w:val="hi_IN" w:bidi="hi_IN"/>
-        </w:rPr>
-        <w:t xml:space="preserve">इस पुस्तक के लेखक अज्ञात हैं। लेखन की तिथि के साथ लेखकत्व का प्रश्न विशेष रूप से जुड़ा हुआ है, और कुछ संकेत कम से कम एक शिक्षित अनुमान प्रदान करते हैं। यह पुस्तक निश्चित रूप से दाऊद के शासनकाल की शुरुआत के बाद लिखी गई होगी। </w:t>
-      </w:r>
-      <w:hyperlink r:id="rId649">
-        <w:r>
-          <w:rPr>
-            <w:lang w:val="hi_IN" w:bidi="hi_IN"/>
-          </w:rPr>
-          <w:rPr>
-            <w:color w:val="0000EE"/>
-            <w:u w:val="single"/>
-          </w:rPr>
-          <w:t>रूत 4:18–22</w:t>
-        </w:r>
-      </w:hyperlink>
-      <w:r>
-        <w:rPr>
-          <w:lang w:val="hi_IN" w:bidi="hi_IN"/>
-        </w:rPr>
-        <w:t xml:space="preserve"> में जो जानकारी दी गई है, वह रूत को दाऊद की परदादी के रूप में ऐतिहासिक महत्व प्रदान एवं प्रमाणित करती है। चूँकि रूत की पुस्तक में अन्यजाति विवाहों को स्वीकृति नहीं दी गई थी, यह पुस्तक उस समय के दौरान लिखी गई नहीं हो सकती थी जब सुलैमान ने अन्यजाति विवाहों की नीति शुरू की थी। साथ ही, मोआब के साथ दाऊद की घनिष्ठ मित्रता ने सम्भवतः उनके राज्य में किसी को यह पुस्तक लिखने के लिए प्रेरित किया हो, ताकि दाऊद के कार्यों के लिए एक वस्तुनिष्ठ तर्क प्रस्तुत किया जा सके (देखें </w:t>
-      </w:r>
-      <w:hyperlink r:id="rId650">
-        <w:r>
-          <w:rPr>
-            <w:lang w:val="hi_IN" w:bidi="hi_IN"/>
-          </w:rPr>
-          <w:rPr>
-            <w:color w:val="0000EE"/>
-            <w:u w:val="single"/>
-          </w:rPr>
-          <w:t>1 शमू 22:3–5</w:t>
-        </w:r>
-      </w:hyperlink>
-      <w:r>
-        <w:rPr>
-          <w:lang w:val="hi_IN" w:bidi="hi_IN"/>
-        </w:rPr>
-        <w:t>)। परिणामस्वरूप, लेखक दाऊद के निकट कोई व्यक्ति हो सकते हैं, सम्भवतः शमूएल, नातान, या एब्यातार।</w:t>
-      </w:r>
-    </w:p>
-    <w:p>
-      <w:pPr/>
-      <w:r>
-        <w:rPr>
-          <w:lang w:val="hi_IN" w:bidi="hi_IN"/>
-        </w:rPr>
-      </w:r>
-      <w:r>
-        <w:rPr>
-          <w:lang w:val="hi_IN" w:bidi="hi_IN"/>
-        </w:rPr>
-        <w:t xml:space="preserve">इस विवरण का समय आरम्भिक वाक्य से संकेतित होता है: "जिन दिनों में न्यायी लोग राज्य करते थे…” न्यायियों का काल लगभग 300 वर्षों की अवधि को सम्मिलित करता है, जो ओत्नीएल के न्यायी बनने से शुरू होकर शिमशोन के न्यायी बनने तक चलता है, यद्यपि शमूएल ने भी न्यायी के रूप में सेवा की। यदि </w:t>
-      </w:r>
-      <w:hyperlink r:id="rId649">
-        <w:r>
-          <w:rPr>
-            <w:lang w:val="hi_IN" w:bidi="hi_IN"/>
-          </w:rPr>
-          <w:rPr>
-            <w:color w:val="0000EE"/>
-            <w:u w:val="single"/>
-          </w:rPr>
-          <w:t>रूत 4:18–22</w:t>
-        </w:r>
-      </w:hyperlink>
-      <w:r>
-        <w:rPr>
-          <w:lang w:val="hi_IN" w:bidi="hi_IN"/>
-        </w:rPr>
-        <w:t xml:space="preserve"> में दी गई वंशावली का विवरण पूर्ण है, तो यह घटनाएँ दाऊद के परदादा के जीवनकाल में घटी थीं और उनके दादा का जन्म भी इसी अवधि में हुआ था। यदि एक पीढ़ी की अवधि 35 वर्षों की मानी जाए, तो ये घटनाएँ लगभग 11वीं शताब्दी ईसा पूर्व के मोड़ पर हुई होंगी, या दाऊद के जन्म से लगभग 100 वर्ष पहले हुई होंगी।</w:t>
+        <w:t>घटना का स्थान</w:t>
+      </w:r>
+    </w:p>
+    <w:p>
+      <w:pPr/>
+      <w:r>
+        <w:rPr>
+          <w:lang w:val="hi_IN" w:bidi="hi_IN"/>
+        </w:rPr>
+      </w:r>
+      <w:r>
+        <w:rPr>
+          <w:lang w:val="hi_IN" w:bidi="hi_IN"/>
+        </w:rPr>
+        <w:t xml:space="preserve">वह सटीक स्थान जहाँ रूपांतरण हुआ था, नए नियम में नहीं दिया गया है। </w:t>
+      </w:r>
+      <w:hyperlink r:id="rId671">
+        <w:r>
+          <w:rPr>
+            <w:lang w:val="hi_IN" w:bidi="hi_IN"/>
+          </w:rPr>
+          <w:rPr>
+            <w:color w:val="0000EE"/>
+            <w:u w:val="single"/>
+          </w:rPr>
+          <w:t>मत्ती 17:1</w:t>
+        </w:r>
+      </w:hyperlink>
+      <w:r>
+        <w:rPr>
+          <w:lang w:val="hi_IN" w:bidi="hi_IN"/>
+        </w:rPr>
+        <w:t xml:space="preserve"> और </w:t>
+      </w:r>
+      <w:hyperlink r:id="rId672">
+        <w:r>
+          <w:rPr>
+            <w:lang w:val="hi_IN" w:bidi="hi_IN"/>
+          </w:rPr>
+          <w:rPr>
+            <w:color w:val="0000EE"/>
+            <w:u w:val="single"/>
+          </w:rPr>
+          <w:t>मरकुस 9:2</w:t>
+        </w:r>
+      </w:hyperlink>
+      <w:r>
+        <w:rPr>
+          <w:lang w:val="hi_IN" w:bidi="hi_IN"/>
+        </w:rPr>
+        <w:t xml:space="preserve"> बस यह बताते हैं कि यह एक "ऊँचे पहाड़" पर हुआ था। कौन सी पहाड़ है इसे लेकर कई सुझाव दिए गए हैं, परंपरागत स्थल ताबोर पहाड़ है, जो कि गलील सागर के दक्षिण-पश्चिम में लगभग 10 मील (16.1 किलोमीटर) दूर एस्ड्रेइलॉन के मैदान में स्थित एक गोल पहाड़ी है। हालाँकि, इस सुझाए गए स्थान के साथ दो बड़ी समस्याएँ हैं। एक के लिए, यह देखना मुश्किल है कि ताबोर पहाड़ को कैसे उचित रूप से "ऊँचा पहाड़" कहा जा सकता है, क्योंकि यह समुद्र तल से 2,000 फीट (609.6 मीटर) से कम है। दूसरा, यीशु के समय में एक रोमी सेना ताबोर पहाड़ पर तैनात था, और इस प्रकार यह असम्भव होगा कि यीशु अपने चेलों के साथ इस पहाड़ पर चले गए हों। घटनास्थल के लिए दूसरा सुझाव कर्मेल की पहाड़ी है, जो तट पर स्थित है, तीसरा सुझाव हेर्मोन की पहाड़ी है, जो 9,000 फीट (2,743.2 मीटर) से अधिक ऊँचा है और कैसरिया फिलिप्पी के उत्तर-पूर्व में लगभग 12 मील (19.3 किलोमीटर) की दूरी पर स्थित है। हेर्मोन की पहाड़ी वास्तव में एक ऊँची पहाड़ी है और कैसरिया फिलिप्पी के पास स्थित होने का इसके पास अतिरिक्त लाभ भी है।</w:t>
       </w:r>
     </w:p>
     <w:p>
@@ -26630,21 +27508,196 @@
         <w:rPr>
           <w:lang w:val="hi_IN" w:bidi="hi_IN"/>
         </w:rPr>
-        <w:t>उद्देश्य</w:t>
-      </w:r>
-    </w:p>
-    <w:p>
-      <w:pPr/>
-      <w:r>
-        <w:rPr>
-          <w:lang w:val="hi_IN" w:bidi="hi_IN"/>
-        </w:rPr>
-      </w:r>
-      <w:r>
-        <w:rPr>
-          <w:lang w:val="hi_IN" w:bidi="hi_IN"/>
-        </w:rPr>
-        <w:t>इस पुस्तक के उद्देश्य का इसकी रचना की तिथि से नज़दीक सम्बंध है। यदि इसकी रचना की तिथि प्रारम्भिक मानी जाए, अर्थात दाऊद के जीवनकाल के समीप, तो इसका मुख्य उद्देश्य दाऊद के वंश की पुष्टि करना होगा। इस पुस्तक को इस बात का औचित्य ठहराने के रूप में भी देखा जा सकता है कि परमेश्वर का भय माननेवाली मोआबी स्त्री को इस्राएल की जाति में शामिल किया गया।</w:t>
+        <w:t>घटना</w:t>
+      </w:r>
+    </w:p>
+    <w:p>
+      <w:pPr/>
+      <w:r>
+        <w:rPr>
+          <w:lang w:val="hi_IN" w:bidi="hi_IN"/>
+        </w:rPr>
+      </w:r>
+      <w:r>
+        <w:rPr>
+          <w:lang w:val="hi_IN" w:bidi="hi_IN"/>
+        </w:rPr>
+        <w:t xml:space="preserve">कैसरिया फिलिप्पी की घटनाओं के छह दिन बाद, यीशु ने पतरस, याकूब और यूहन्ना को अपने साथ एक ऊँचे पर्वत पर अकेले ले गए। जैसा कि कई अन्य अवसरों पर, ये तीन चेले अकेले ही यीशु के साथ थे (पुष्टि करें </w:t>
+      </w:r>
+      <w:hyperlink r:id="rId673">
+        <w:r>
+          <w:rPr>
+            <w:lang w:val="hi_IN" w:bidi="hi_IN"/>
+          </w:rPr>
+          <w:rPr>
+            <w:color w:val="0000EE"/>
+            <w:u w:val="single"/>
+          </w:rPr>
+          <w:t>मर 5:35–43</w:t>
+        </w:r>
+      </w:hyperlink>
+      <w:r>
+        <w:rPr>
+          <w:lang w:val="hi_IN" w:bidi="hi_IN"/>
+        </w:rPr>
+        <w:t xml:space="preserve">; </w:t>
+      </w:r>
+      <w:hyperlink r:id="rId674">
+        <w:r>
+          <w:rPr>
+            <w:lang w:val="hi_IN" w:bidi="hi_IN"/>
+          </w:rPr>
+          <w:rPr>
+            <w:color w:val="0000EE"/>
+            <w:u w:val="single"/>
+          </w:rPr>
+          <w:t>14:32–42</w:t>
+        </w:r>
+      </w:hyperlink>
+      <w:r>
+        <w:rPr>
+          <w:lang w:val="hi_IN" w:bidi="hi_IN"/>
+        </w:rPr>
+        <w:t>)। सुसमाचार के विवरणों के अनुसार, रूपान्तरण के समय तीन घटनाएँ हुईं:</w:t>
+      </w:r>
+    </w:p>
+    <w:p>
+      <w:pPr/>
+      <w:r>
+        <w:rPr>
+          <w:lang w:val="hi_IN" w:bidi="hi_IN"/>
+        </w:rPr>
+      </w:r>
+      <w:r>
+        <w:rPr>
+          <w:lang w:val="hi_IN" w:bidi="hi_IN"/>
+        </w:rPr>
+        <w:t>1. "वह रूपान्तरित हो गया।" सभी विभिन्न विवरण यीशु के असामान्य परिवर्तन की गवाही देते हैं। यीशु का रूपान्तरित होना: "उनका चेहरा सूर्य की तरह चमकने लगा, और उनके वस्त्र ज्योति के सामान उजाला हो गया" (</w:t>
+      </w:r>
+      <w:hyperlink r:id="rId151">
+        <w:r>
+          <w:rPr>
+            <w:lang w:val="hi_IN" w:bidi="hi_IN"/>
+          </w:rPr>
+          <w:rPr>
+            <w:color w:val="0000EE"/>
+            <w:u w:val="single"/>
+          </w:rPr>
+          <w:t>मत्ती 17:2</w:t>
+        </w:r>
+      </w:hyperlink>
+      <w:r>
+        <w:rPr>
+          <w:lang w:val="hi_IN" w:bidi="hi_IN"/>
+        </w:rPr>
+        <w:t>)। यह परिवर्तन मत्ती और मरकुस में यूनानी क्रिया मेटामॉर्फियो</w:t>
+      </w:r>
+      <w:r>
+        <w:rPr>
+          <w:i/>
+          <w:lang w:val="hi_IN" w:bidi="hi_IN"/>
+        </w:rPr>
+        <w:t>,</w:t>
+      </w:r>
+      <w:r>
+        <w:rPr>
+          <w:lang w:val="hi_IN" w:bidi="hi_IN"/>
+        </w:rPr>
+        <w:t xml:space="preserve"> द्वारा वर्णित है, जो शब्द "रूपान्तरण" का मूल है। यह संकेत करता है कि एक जबरदस्त परिवर्तन हुआ।</w:t>
+      </w:r>
+    </w:p>
+    <w:p>
+      <w:pPr/>
+      <w:r>
+        <w:rPr>
+          <w:lang w:val="hi_IN" w:bidi="hi_IN"/>
+        </w:rPr>
+      </w:r>
+      <w:r>
+        <w:rPr>
+          <w:lang w:val="hi_IN" w:bidi="hi_IN"/>
+        </w:rPr>
+        <w:t>2. मूसा और एलिय्याह प्रकट हुए और यीशु से बात की। ये पुरुष, जो निस्संदेह व्यवस्था और भविष्यवक्ताओं का प्रतिनिधित्व करते हैं, कहा जाता है कि उन्होंने यीशु से उनके "निर्गमन" या प्रस्थान के बारे में बात की (</w:t>
+      </w:r>
+      <w:hyperlink r:id="rId675">
+        <w:r>
+          <w:rPr>
+            <w:lang w:val="hi_IN" w:bidi="hi_IN"/>
+          </w:rPr>
+          <w:rPr>
+            <w:color w:val="0000EE"/>
+            <w:u w:val="single"/>
+          </w:rPr>
+          <w:t>लूका 9:31</w:t>
+        </w:r>
+      </w:hyperlink>
+      <w:r>
+        <w:rPr>
+          <w:lang w:val="hi_IN" w:bidi="hi_IN"/>
+        </w:rPr>
+        <w:t xml:space="preserve">)। जिस शब्द का प्रयोग किया गया है </w:t>
+      </w:r>
+      <w:hyperlink r:id="rId675">
+        <w:r>
+          <w:rPr>
+            <w:lang w:val="hi_IN" w:bidi="hi_IN"/>
+          </w:rPr>
+          <w:rPr>
+            <w:color w:val="0000EE"/>
+            <w:u w:val="single"/>
+          </w:rPr>
+          <w:t>लूका 9:31</w:t>
+        </w:r>
+      </w:hyperlink>
+      <w:r>
+        <w:rPr>
+          <w:lang w:val="hi_IN" w:bidi="hi_IN"/>
+        </w:rPr>
+        <w:t xml:space="preserve"> में यीशु के "निर्गमन" (या मृत्यु) का वर्णन करने के लिए प्रयुक्त शब्द काफी असामान्य है और स्पष्ट रूप से यीशु की मृत्यु को एक शोकपूर्ण घटना या हार के रूप में नहीं बल्कि एक विजयी यात्रा के रूप में दर्शाता है।</w:t>
+      </w:r>
+    </w:p>
+    <w:p>
+      <w:pPr/>
+      <w:r>
+        <w:rPr>
+          <w:lang w:val="hi_IN" w:bidi="hi_IN"/>
+        </w:rPr>
+      </w:r>
+      <w:r>
+        <w:rPr>
+          <w:lang w:val="hi_IN" w:bidi="hi_IN"/>
+        </w:rPr>
+        <w:t>3. पतरस की टिप्पणी के बाद कि तीन चेलों के लिए वहाँ उपस्थित होना और इसे देखना अच्छा था, और उनके इस सुझाव के बाद कि वे तीन मण्डप बनाएं, स्वर्ग से एक आवाज आई, "यह मेरा प्रिय पुत्र है; इसकी सुनो" (</w:t>
+      </w:r>
+      <w:hyperlink r:id="rId676">
+        <w:r>
+          <w:rPr>
+            <w:lang w:val="hi_IN" w:bidi="hi_IN"/>
+          </w:rPr>
+          <w:rPr>
+            <w:color w:val="0000EE"/>
+            <w:u w:val="single"/>
+          </w:rPr>
+          <w:t>मर 9:7</w:t>
+        </w:r>
+      </w:hyperlink>
+      <w:r>
+        <w:rPr>
+          <w:lang w:val="hi_IN" w:bidi="hi_IN"/>
+        </w:rPr>
+        <w:t>)। ये शब्द स्पष्ट रूप से पतरस के लिए एक फटकार थे, जिन्होंने यीशु को मूसा और एलिय्याह के साथ एक समान स्तर पर रखा था। तीन मण्डप बनाना (एक मूसा के लिए, एक एलिय्याह के लिए, और एक यीशु के लिए) अर्थ यह भूल जाना है कि यीशु कौन हैं, और स्वर्ग से आई आवाज़ ने पतरस की गलती की ओर इशारा किया। फटकार को भी कैसरिया फिलिप्पी में कुछ दिन पहले पतरस ने जो कहा था, उसके सन्धर्व में भी समझा जाना चाहिए। क्या पतरस भूल गया था कि उन्होंने अभी-अभी यीशु से कहा था, “</w:t>
+      </w:r>
+      <w:r>
+        <w:rPr>
+          <w:lang w:val="hi_IN" w:bidi="hi_IN"/>
+        </w:rPr>
+        <w:t>तू जीविते परमेश्वर का पुत्र मसीह है</w:t>
+      </w:r>
+      <w:r>
+        <w:rPr>
+          <w:lang w:val="hi_IN" w:bidi="hi_IN"/>
+        </w:rPr>
+        <w:t>”?</w:t>
       </w:r>
     </w:p>
     <w:p>
@@ -26655,243 +27708,276 @@
         <w:rPr>
           <w:lang w:val="hi_IN" w:bidi="hi_IN"/>
         </w:rPr>
-        <w:t>विषय वस्तु</w:t>
-      </w:r>
-    </w:p>
-    <w:p>
-      <w:pPr>
-        <w:pStyle w:val="Heading4"/>
-      </w:pPr>
-      <w:r>
-        <w:rPr>
-          <w:lang w:val="hi_IN" w:bidi="hi_IN"/>
-        </w:rPr>
-        <w:t>परिचय (</w:t>
-      </w:r>
-      <w:hyperlink r:id="rId651">
-        <w:r>
-          <w:rPr>
-            <w:lang w:val="hi_IN" w:bidi="hi_IN"/>
-          </w:rPr>
-          <w:rPr>
-            <w:color w:val="0000EE"/>
-            <w:u w:val="single"/>
-          </w:rPr>
-          <w:t>1:1–5</w:t>
-        </w:r>
-      </w:hyperlink>
-      <w:r>
-        <w:rPr>
-          <w:lang w:val="hi_IN" w:bidi="hi_IN"/>
-        </w:rPr>
-        <w:t>)</w:t>
-      </w:r>
-    </w:p>
-    <w:p>
-      <w:pPr/>
-      <w:r>
-        <w:rPr>
-          <w:lang w:val="hi_IN" w:bidi="hi_IN"/>
-        </w:rPr>
-      </w:r>
-      <w:r>
-        <w:rPr>
-          <w:lang w:val="hi_IN" w:bidi="hi_IN"/>
-        </w:rPr>
-        <w:t>अकाल से प्रेरित होकर एलीमेलेक अपनी पत्नी नाओमी और दो पुत्रों, महलोन और किल्योन के साथ यरदन पार कर मोआब में रहने जाते हैं, जहाँ पर्याप्त साधन उपलब्ध थे। दोनों पुत्र मोआबी स्त्रियों से विवाह करने के बाद मर जाते हैं, और उनके पिता की भी मृत्यु हो जाती है। नाओमी विधवा रह जाती है, और उसके साथ उसकी दो विदेशी बहुएँ होती हैं।</w:t>
-      </w:r>
-    </w:p>
-    <w:p>
-      <w:pPr>
-        <w:pStyle w:val="Heading4"/>
-      </w:pPr>
-      <w:r>
-        <w:rPr>
-          <w:lang w:val="hi_IN" w:bidi="hi_IN"/>
-        </w:rPr>
-        <w:t>बैतलहम की ओर वापसी (</w:t>
-      </w:r>
-      <w:hyperlink r:id="rId652">
-        <w:r>
-          <w:rPr>
-            <w:lang w:val="hi_IN" w:bidi="hi_IN"/>
-          </w:rPr>
-          <w:rPr>
-            <w:color w:val="0000EE"/>
-            <w:u w:val="single"/>
-          </w:rPr>
-          <w:t>1:6–22</w:t>
-        </w:r>
-      </w:hyperlink>
-      <w:r>
-        <w:rPr>
-          <w:lang w:val="hi_IN" w:bidi="hi_IN"/>
-        </w:rPr>
-        <w:t>)</w:t>
-      </w:r>
-    </w:p>
-    <w:p>
-      <w:pPr/>
-      <w:r>
-        <w:rPr>
-          <w:lang w:val="hi_IN" w:bidi="hi_IN"/>
-        </w:rPr>
-      </w:r>
-      <w:r>
-        <w:rPr>
-          <w:lang w:val="hi_IN" w:bidi="hi_IN"/>
-        </w:rPr>
-        <w:t>बैतलहम से अकाल समाप्त होने की खबर सुनकर, नाओमी लौटने की तैयारी करती है। उसकी दोनों बहुएँ, ओर्पा और रूत, यात्रा के एक भाग तक उसके साथ जाती हैं। सम्भवतः यह सोचते हुए कि यहूदा में विदेशी होने के कारण उन्हें कठिनाइयों का सामना करना पड़ सकता है, नाओमी उन दोनों को अपने ही देश में रहने के लिए जोर देती है। दोनों युवा विधवाएँ पहले मना कर देती हैं, परन्तु नाओमी उनके सामने तथ्य रखती है। सबसे पहले, वह गर्भवती नहीं है, इसलिए देवर-भाभी प्रथा, लेविरेट व्यवस्था (यदि कोई व्यक्ति बिना सन्तान के मर जाता है तो अपने मृत भाई की विधवा से विवाह करना उसका कानूनी दायित्व है) के अनुसार छोटे भाई द्वारा विवाह का अवसर अभी सम्भव नहीं है। दूसरा, उसके पुनर्विवाह की कोई सम्भावना नहीं है, और इसलिए भविष्य में किसी सन्तान की भी उम्मीद नहीं है। फिर वह यह भी बताते हैं कि यदि ये दोनों परिस्थितियाँ तुरन्त भी पूरी हो जाएँ, तो भी उनके प्रतीक्षा करने की सम्भावना असम्भव है। यह सुनकर ओर्पा मान जाती है और अपनी सास को विदा कर चूमती है।</w:t>
-      </w:r>
-    </w:p>
-    <w:p>
-      <w:pPr/>
-      <w:r>
-        <w:rPr>
-          <w:lang w:val="hi_IN" w:bidi="hi_IN"/>
-        </w:rPr>
-      </w:r>
-      <w:r>
-        <w:rPr>
-          <w:lang w:val="hi_IN" w:bidi="hi_IN"/>
-        </w:rPr>
-        <w:t>लेकिन रूत “वह मेरे संग चलने को तैयार है” (</w:t>
-      </w:r>
-      <w:hyperlink r:id="rId653">
-        <w:r>
-          <w:rPr>
-            <w:lang w:val="hi_IN" w:bidi="hi_IN"/>
-          </w:rPr>
-          <w:rPr>
-            <w:color w:val="0000EE"/>
-            <w:u w:val="single"/>
-          </w:rPr>
-          <w:t>1:18</w:t>
-        </w:r>
-      </w:hyperlink>
-      <w:r>
-        <w:rPr>
-          <w:lang w:val="hi_IN" w:bidi="hi_IN"/>
-        </w:rPr>
-        <w:t>)। इस क्रिया का अर्थ ऐसा है जैसे किसी चीज से मिले रहना। यही क्रिया विवाह के सन्दर्भ में भी उपयोग की गई है (</w:t>
-      </w:r>
-      <w:hyperlink r:id="rId654">
-        <w:r>
-          <w:rPr>
-            <w:lang w:val="hi_IN" w:bidi="hi_IN"/>
-          </w:rPr>
-          <w:rPr>
-            <w:color w:val="0000EE"/>
-            <w:u w:val="single"/>
-          </w:rPr>
-          <w:t>उत् 2:24</w:t>
-        </w:r>
-      </w:hyperlink>
-      <w:r>
-        <w:rPr>
-          <w:lang w:val="hi_IN" w:bidi="hi_IN"/>
-        </w:rPr>
-        <w:t>)। रूत ने अपनी गम्भीर मंशा को पाँच प्रतिज्ञाओं के माध्यम से प्रगट किया (</w:t>
-      </w:r>
-      <w:hyperlink r:id="rId655">
-        <w:r>
-          <w:rPr>
-            <w:lang w:val="hi_IN" w:bidi="hi_IN"/>
-          </w:rPr>
-          <w:rPr>
-            <w:color w:val="0000EE"/>
-            <w:u w:val="single"/>
-          </w:rPr>
-          <w:t>रूत 1:16–17</w:t>
-        </w:r>
-      </w:hyperlink>
-      <w:r>
-        <w:rPr>
-          <w:lang w:val="hi_IN" w:bidi="hi_IN"/>
-        </w:rPr>
-        <w:t>)। वास्तव में, रूत ने अपने पिछले जीवन का त्याग किया ताकि वह ऐसा जीवन प्राप्त कर सके जिसे उन्होंने अधिक मूल्यवान माना। उन्होंने इस्राएल के परमेश्वर और उसकी व्यवस्थाओं का अनुसरण करने का निश्चय किया। इस्राएल के परमेश्वर के प्रति रूत का आग्रह, नाओमी के निवेदन से अधिक शक्तिशाली था, और वे दोनों साथ में लौट आईं।</w:t>
-      </w:r>
-    </w:p>
-    <w:p>
-      <w:pPr/>
-      <w:r>
-        <w:rPr>
-          <w:lang w:val="hi_IN" w:bidi="hi_IN"/>
-        </w:rPr>
-      </w:r>
-      <w:r>
-        <w:rPr>
-          <w:lang w:val="hi_IN" w:bidi="hi_IN"/>
-        </w:rPr>
-        <w:t>उनका बैतलहम में आगमन नाओमी के लिए कठिन था। उन्होंने बैतलहम को एक पति और दो पुत्रों के साथ छोड़ दिया था, और अब वे खाली हाथ लौटीं है। उन्होंने अपने मित्रों से कहा कि उन्हें “मारा” (कड़वी) कहें। लेकिन वे एक अनुग्राही समय पर लौटी थीं, फसल के मौसम की शुरुआत थी।</w:t>
-      </w:r>
-    </w:p>
-    <w:p>
-      <w:pPr>
-        <w:pStyle w:val="Heading4"/>
-      </w:pPr>
-      <w:r>
-        <w:rPr>
-          <w:lang w:val="hi_IN" w:bidi="hi_IN"/>
-        </w:rPr>
-        <w:t>बोअज के खेतों में फसल काटना (</w:t>
-      </w:r>
-      <w:hyperlink r:id="rId656">
-        <w:r>
-          <w:rPr>
-            <w:lang w:val="hi_IN" w:bidi="hi_IN"/>
-          </w:rPr>
-          <w:rPr>
-            <w:color w:val="0000EE"/>
-            <w:u w:val="single"/>
-          </w:rPr>
-          <w:t>2:1–23</w:t>
-        </w:r>
-      </w:hyperlink>
-      <w:r>
-        <w:rPr>
-          <w:lang w:val="hi_IN" w:bidi="hi_IN"/>
-        </w:rPr>
-        <w:t>)</w:t>
-      </w:r>
-    </w:p>
-    <w:p>
-      <w:pPr/>
-      <w:r>
-        <w:rPr>
-          <w:lang w:val="hi_IN" w:bidi="hi_IN"/>
-        </w:rPr>
-      </w:r>
-      <w:r>
-        <w:rPr>
-          <w:lang w:val="hi_IN" w:bidi="hi_IN"/>
-        </w:rPr>
-        <w:t>अध्याय का पहला वचन उस कथा के लिए सन्दर्भ प्रदान करता है जो इसके बाद आती है, जिसमें बोअज, एलीमेलेक के एक अमीर रिश्तेदार का परिचय दिया जाता है।</w:t>
-      </w:r>
-    </w:p>
-    <w:p>
-      <w:pPr/>
-      <w:r>
-        <w:rPr>
-          <w:lang w:val="hi_IN" w:bidi="hi_IN"/>
-        </w:rPr>
-      </w:r>
-      <w:r>
-        <w:rPr>
-          <w:lang w:val="hi_IN" w:bidi="hi_IN"/>
-        </w:rPr>
-        <w:t>दूसरे वचन में, रूत ने खेतों में अनाज़ बटोरने करने के लिए स्वेच्छा से प्रस्ताव दिया, जहाँ वह काटने वालों के पीछे चलकर छोड़े गए थोड़े-से बालों को चुनेगी। चुनने वालों को खेतों के कोनों से भी अनाज इकट्ठा करने की अनुमति थी—यह गरीबों के लिए व्यवस्था में एक प्रावधान था (</w:t>
-      </w:r>
-      <w:hyperlink r:id="rId657">
-        <w:r>
-          <w:rPr>
-            <w:lang w:val="hi_IN" w:bidi="hi_IN"/>
-          </w:rPr>
-          <w:rPr>
-            <w:color w:val="0000EE"/>
-            <w:u w:val="single"/>
-          </w:rPr>
-          <w:t>लैव्य 19:9–10</w:t>
+        <w:t>घटना का अर्थ</w:t>
+      </w:r>
+    </w:p>
+    <w:p>
+      <w:pPr/>
+      <w:r>
+        <w:rPr>
+          <w:lang w:val="hi_IN" w:bidi="hi_IN"/>
+        </w:rPr>
+      </w:r>
+      <w:r>
+        <w:rPr>
+          <w:lang w:val="hi_IN" w:bidi="hi_IN"/>
+        </w:rPr>
+        <w:t xml:space="preserve"> रूपान्तरण के महत्व को समझने के लिए, यीशु के रूपान्तरण के समय स्वर्गीय आवाज़ और यीशु के बपतिस्मा के समय स्वर्गीय आवाज़ के बीच अन्तर करना ज़रूरी है। बपतिस्मा के समय दोनों ही मामलों में, यीशु के रूपान्तरण के समय स्वर्गीय आवाज़ और यीशु के बपतिस्मा के समय स्वर्गीय आवाज़ के बीच अन्तर करना ज़रूरी है। </w:t>
+      </w:r>
+      <w:hyperlink r:id="rId677">
+        <w:r>
+          <w:rPr>
+            <w:lang w:val="hi_IN" w:bidi="hi_IN"/>
+          </w:rPr>
+          <w:rPr>
+            <w:color w:val="0000EE"/>
+            <w:u w:val="single"/>
+          </w:rPr>
+          <w:t>मरकुस 1:11</w:t>
+        </w:r>
+      </w:hyperlink>
+      <w:r>
+        <w:rPr>
+          <w:lang w:val="hi_IN" w:bidi="hi_IN"/>
+        </w:rPr>
+        <w:t xml:space="preserve"> और </w:t>
+      </w:r>
+      <w:hyperlink r:id="rId678">
+        <w:r>
+          <w:rPr>
+            <w:lang w:val="hi_IN" w:bidi="hi_IN"/>
+          </w:rPr>
+          <w:rPr>
+            <w:color w:val="0000EE"/>
+            <w:u w:val="single"/>
+          </w:rPr>
+          <w:t>लूका 3:22</w:t>
+        </w:r>
+      </w:hyperlink>
+      <w:r>
+        <w:rPr>
+          <w:lang w:val="hi_IN" w:bidi="hi_IN"/>
+        </w:rPr>
+        <w:t xml:space="preserve"> संकेत करते हैं कि आवाज यीशु को संबोधित थी: "तू मेरा प्रिय पुत्र है।" हालांकि, रूपान्तरण में, आवाज यीशु को संबोधित नहीं थी, बल्कि पतरस, याकूब, और यूहन्ना को संबोधित थी: "यह मेरा प्रिय पुत्र है" (</w:t>
+      </w:r>
+      <w:hyperlink r:id="rId676">
+        <w:r>
+          <w:rPr>
+            <w:lang w:val="hi_IN" w:bidi="hi_IN"/>
+          </w:rPr>
+          <w:rPr>
+            <w:color w:val="0000EE"/>
+            <w:u w:val="single"/>
+          </w:rPr>
+          <w:t>मरकुस 9:7</w:t>
+        </w:r>
+      </w:hyperlink>
+      <w:r>
+        <w:rPr>
+          <w:lang w:val="hi_IN" w:bidi="hi_IN"/>
+        </w:rPr>
+        <w:t xml:space="preserve">)। स्पष्ट रूप से रूपान्तरण की घटनाएँ मुख्य रूप से चेलों की ओर निर्देशित हैं। “उनके सामने यीशु का रूपान्तरण हुआ” "वह उनके सामने रूपान्तरित हो गये" (वचन </w:t>
+      </w:r>
+      <w:hyperlink r:id="rId672">
+        <w:r>
+          <w:rPr>
+            <w:lang w:val="hi_IN" w:bidi="hi_IN"/>
+          </w:rPr>
+          <w:rPr>
+            <w:color w:val="0000EE"/>
+            <w:u w:val="single"/>
+          </w:rPr>
+          <w:t>2</w:t>
+        </w:r>
+      </w:hyperlink>
+      <w:r>
+        <w:rPr>
+          <w:lang w:val="hi_IN" w:bidi="hi_IN"/>
+        </w:rPr>
+        <w:t xml:space="preserve">); "उनके सामने एलियाह और मूसा प्रकट हुए" (वचन </w:t>
+      </w:r>
+      <w:hyperlink r:id="rId679">
+        <w:r>
+          <w:rPr>
+            <w:lang w:val="hi_IN" w:bidi="hi_IN"/>
+          </w:rPr>
+          <w:rPr>
+            <w:color w:val="0000EE"/>
+            <w:u w:val="single"/>
+          </w:rPr>
+          <w:t>4</w:t>
+        </w:r>
+      </w:hyperlink>
+      <w:r>
+        <w:rPr>
+          <w:lang w:val="hi_IN" w:bidi="hi_IN"/>
+        </w:rPr>
+        <w:t>); "एक बादल ने उन्हें ढक लिया … ‘</w:t>
+      </w:r>
+      <w:r>
+        <w:rPr>
+          <w:lang w:val="hi_IN" w:bidi="hi_IN"/>
+        </w:rPr>
+        <w:t>इसकी</w:t>
+      </w:r>
+      <w:r>
+        <w:rPr>
+          <w:lang w:val="hi_IN" w:bidi="hi_IN"/>
+        </w:rPr>
+        <w:t xml:space="preserve"> सुनो’ ” (वचन </w:t>
+      </w:r>
+      <w:hyperlink r:id="rId676">
+        <w:r>
+          <w:rPr>
+            <w:lang w:val="hi_IN" w:bidi="hi_IN"/>
+          </w:rPr>
+          <w:rPr>
+            <w:color w:val="0000EE"/>
+            <w:u w:val="single"/>
+          </w:rPr>
+          <w:t>7</w:t>
+        </w:r>
+      </w:hyperlink>
+      <w:r>
+        <w:rPr>
+          <w:lang w:val="hi_IN" w:bidi="hi_IN"/>
+        </w:rPr>
+        <w:t xml:space="preserve">); “उन्होंने अब उनके साथ किसी और को नहीं देखा, केवल यीशु को ही” (वचन </w:t>
+      </w:r>
+      <w:hyperlink r:id="rId680">
+        <w:r>
+          <w:rPr>
+            <w:lang w:val="hi_IN" w:bidi="hi_IN"/>
+          </w:rPr>
+          <w:rPr>
+            <w:color w:val="0000EE"/>
+            <w:u w:val="single"/>
+          </w:rPr>
+          <w:t>8</w:t>
+        </w:r>
+      </w:hyperlink>
+      <w:r>
+        <w:rPr>
+          <w:lang w:val="hi_IN" w:bidi="hi_IN"/>
+        </w:rPr>
+        <w:t>)। इन संदर्भों से स्पष्ट है कि यह घटना यीशु के लिए नहीं बल्कि चेलों के लिए है। कैसरिया फिलिप्पी की घटनाओं के ठीक बाद, परमेश्वर ने रूपान्तरण के समय वही पुष्टि की जो पतरस ने पहले कैसरिया फिलिप्पी में स्वीकार की थी: यीशु वास्तव में मसीह, परमेश्वर के पुत्र है।</w:t>
+      </w:r>
+    </w:p>
+    <w:p>
+      <w:pPr/>
+      <w:r>
+        <w:rPr>
+          <w:lang w:val="hi_IN" w:bidi="hi_IN"/>
+        </w:rPr>
+      </w:r>
+      <w:hyperlink r:id="rId670">
+        <w:r>
+          <w:rPr>
+            <w:lang w:val="hi_IN" w:bidi="hi_IN"/>
+          </w:rPr>
+          <w:rPr>
+            <w:color w:val="0000EE"/>
+            <w:u w:val="single"/>
+          </w:rPr>
+          <w:t>2 पतरस 1:16–18</w:t>
+        </w:r>
+      </w:hyperlink>
+      <w:r>
+        <w:rPr>
+          <w:lang w:val="hi_IN" w:bidi="hi_IN"/>
+        </w:rPr>
+        <w:t xml:space="preserve"> में लेखक वर्णन करता है कि वह रूपान्तरण का प्रत्यक्षदर्शी था। यूहन्ना ने अपने सुसमाचार की प्रस्तावना लिखते समय भी ऐसा ही किया और कहा, "हमने उसकी महिमा देखी है" (</w:t>
+      </w:r>
+      <w:hyperlink r:id="rId681">
+        <w:r>
+          <w:rPr>
+            <w:lang w:val="hi_IN" w:bidi="hi_IN"/>
+          </w:rPr>
+          <w:rPr>
+            <w:color w:val="0000EE"/>
+            <w:u w:val="single"/>
+          </w:rPr>
+          <w:t>यूह 1:14</w:t>
+        </w:r>
+      </w:hyperlink>
+      <w:r>
+        <w:rPr>
+          <w:lang w:val="hi_IN" w:bidi="hi_IN"/>
+        </w:rPr>
+        <w:t>)। रूपान्तरण के समय परमेश्वर के पुत्र का वास्तविक रूप (यूनानी में मोर्फे) अस्थायी रूप से उनकी मानवता के पर्दे को तोड़ता है और चेलों को उनकी पूर्व-अस्तित्व वाली महिमा दिखाई देती है। यीशु के इस रूपान्तरण में, तीन चेलों ने यीशु की पूर्व-देहधारी महिमा के साथ-साथ उनकी भविष्य की महिमा को भी देखा, जो उन्हें उनके पुनरुत्थान के समय प्राप्त हुई थी और जिसे सभी तब देखेंगे जब वह दुनिया का न्याय करने के लिए वापस आएंगे।</w:t>
+      </w:r>
+    </w:p>
+    <w:p>
+      <w:pPr/>
+      <w:r>
+        <w:rPr>
+          <w:lang w:val="hi_IN" w:bidi="hi_IN"/>
+        </w:rPr>
+      </w:r>
+      <w:r>
+        <w:rPr>
+          <w:lang w:val="hi_IN" w:bidi="hi_IN"/>
+        </w:rPr>
+        <w:t xml:space="preserve">जब मसीह अपनी महिमा में लौटेंगे, तो सभी विश्वासियों का रूपान्तरण होगा और वे एक </w:t>
+      </w:r>
+      <w:r>
+        <w:rPr>
+          <w:lang w:val="hi_IN" w:bidi="hi_IN"/>
+        </w:rPr>
+        <w:t>तेजस्वी</w:t>
+      </w:r>
+      <w:r>
+        <w:rPr>
+          <w:lang w:val="hi_IN" w:bidi="hi_IN"/>
+        </w:rPr>
+        <w:t xml:space="preserve">, पुनरुत्थित शरीर प्राप्त करेंगे। इस प्रकार, मसीह का रूपान्तरण हर विश्वासी के रूपान्तरण का पूर्वावलोकन है (देखें </w:t>
+      </w:r>
+      <w:hyperlink r:id="rId682">
+        <w:r>
+          <w:rPr>
+            <w:lang w:val="hi_IN" w:bidi="hi_IN"/>
+          </w:rPr>
+          <w:rPr>
+            <w:color w:val="0000EE"/>
+            <w:u w:val="single"/>
+          </w:rPr>
+          <w:t>1 कुर 15:42–45</w:t>
+        </w:r>
+      </w:hyperlink>
+      <w:r>
+        <w:rPr>
+          <w:lang w:val="hi_IN" w:bidi="hi_IN"/>
+        </w:rPr>
+        <w:t xml:space="preserve">; </w:t>
+      </w:r>
+      <w:hyperlink r:id="rId683">
+        <w:r>
+          <w:rPr>
+            <w:lang w:val="hi_IN" w:bidi="hi_IN"/>
+          </w:rPr>
+          <w:rPr>
+            <w:color w:val="0000EE"/>
+            <w:u w:val="single"/>
+          </w:rPr>
+          <w:t>फिल 3:20–21</w:t>
+        </w:r>
+      </w:hyperlink>
+      <w:r>
+        <w:rPr>
+          <w:lang w:val="hi_IN" w:bidi="hi_IN"/>
+        </w:rPr>
+        <w:t xml:space="preserve">; </w:t>
+      </w:r>
+      <w:hyperlink r:id="rId684">
+        <w:r>
+          <w:rPr>
+            <w:lang w:val="hi_IN" w:bidi="hi_IN"/>
+          </w:rPr>
+          <w:rPr>
+            <w:color w:val="0000EE"/>
+            <w:u w:val="single"/>
+          </w:rPr>
+          <w:t>कुल 3:4</w:t>
         </w:r>
       </w:hyperlink>
       <w:r>
@@ -26910,34 +27996,104 @@
       </w:r>
       <w:r>
         <w:rPr>
-          <w:lang w:val="hi_IN" w:bidi="hi_IN"/>
-        </w:rPr>
-        <w:t>रूत को संयोगवश बोअज के खेत में आने का अवसर मिला। जब वह इस खेत में आए, तो उन्होंने रूत को देखा, उनके बारे में पूछा, और उनकी पहचान जानी। उनके अधिकारी ने बताया कि उन्होंने सुबह से लेकर अब तक खेतों में मेहनत से काम किया था। बोअज, जो उसकी निष्ठा और नाओमी के प्रति उसके देखभाल से आकर्षित होकर उसके लिए अतिरिक्त प्रावधान किए। उन्होंने काटने वालों के मुख्य समूह के ठीक पीछे एक विशेष स्थान दिया गया। इसके अतिरिक्त, उसे पानी भी दिया गया, जो युवकों ने उनके लिए निकाला था—यह एक असामान्य व्यवस्था थी।</w:t>
-      </w:r>
-    </w:p>
-    <w:p>
-      <w:pPr/>
-      <w:r>
-        <w:rPr>
-          <w:lang w:val="hi_IN" w:bidi="hi_IN"/>
-        </w:rPr>
-      </w:r>
-      <w:r>
-        <w:rPr>
-          <w:lang w:val="hi_IN" w:bidi="hi_IN"/>
-        </w:rPr>
-        <w:t>रूत, बोअज के सामने बड़े आदर और विनम्रता के साथ गिरते हुए, यह पूछा कि वह—एक विदेशी होकर—ऐसी कृपा क्यों प्राप्त कर रही है। बोअज ने दो कारण बताए: पहले, उनकी नाओमी के प्रति दया, और दूसरा, उनकी आत्मिक समझ, जिसने उन्हें इस्राएल के परमेश्वर की खोज में लाया, “जिसके पंखों के तले तू शरण लेने आई है” (</w:t>
-      </w:r>
-      <w:hyperlink r:id="rId658">
-        <w:r>
-          <w:rPr>
-            <w:lang w:val="hi_IN" w:bidi="hi_IN"/>
-          </w:rPr>
-          <w:rPr>
-            <w:color w:val="0000EE"/>
-            <w:u w:val="single"/>
-          </w:rPr>
-          <w:t>रूत 2:12</w:t>
+          <w:i/>
+          <w:lang w:val="hi_IN" w:bidi="hi_IN"/>
+        </w:rPr>
+        <w:t>यह भी देखें</w:t>
+      </w:r>
+      <w:r>
+        <w:rPr>
+          <w:lang w:val="hi_IN" w:bidi="hi_IN"/>
+        </w:rPr>
+        <w:t xml:space="preserve"> </w:t>
+      </w:r>
+      <w:r>
+        <w:rPr>
+          <w:lang w:val="hi_IN" w:bidi="hi_IN"/>
+        </w:rPr>
+        <w:t>की जीवन और शिक्षाएँ, यीशु मसीह।</w:t>
+      </w:r>
+      <w:r>
+        <w:rPr>
+          <w:lang w:val="hi_IN" w:bidi="hi_IN"/>
+        </w:rPr>
+      </w:r>
+      <w:r>
+        <w:rPr>
+          <w:lang w:val="hi_IN" w:bidi="hi_IN"/>
+        </w:rPr>
+      </w:r>
+    </w:p>
+    <w:p>
+      <w:pPr/>
+      <w:r>
+        <w:rPr>
+          <w:lang w:val="hi_IN" w:bidi="hi_IN"/>
+        </w:rPr>
+      </w:r>
+    </w:p>
+    <w:p>
+      <w:pPr>
+        <w:pStyle w:val="Heading2"/>
+      </w:pPr>
+      <w:r>
+        <w:rPr>
+          <w:lang w:val="hi_IN" w:bidi="hi_IN"/>
+        </w:rPr>
+        <w:t>रूफस</w:t>
+      </w:r>
+      <w:r>
+        <w:rPr>
+          <w:lang w:val="hi_IN" w:bidi="hi_IN"/>
+        </w:rPr>
+      </w:r>
+    </w:p>
+    <w:p>
+      <w:pPr>
+        <w:pStyle w:val="Heading2"/>
+      </w:pPr>
+      <w:r>
+        <w:rPr>
+          <w:lang w:val="hi_IN" w:bidi="hi_IN"/>
+        </w:rPr>
+        <w:t>रूफुस</w:t>
+      </w:r>
+    </w:p>
+    <w:p>
+      <w:pPr/>
+      <w:r>
+        <w:rPr>
+          <w:lang w:val="hi_IN" w:bidi="hi_IN"/>
+        </w:rPr>
+      </w:r>
+      <w:r>
+        <w:rPr>
+          <w:lang w:val="hi_IN" w:bidi="hi_IN"/>
+        </w:rPr>
+        <w:t xml:space="preserve">1. </w:t>
+      </w:r>
+      <w:r>
+        <w:rPr>
+          <w:lang w:val="hi_IN" w:bidi="hi_IN"/>
+        </w:rPr>
+        <w:t>कुरेनी मनुष्य</w:t>
+      </w:r>
+      <w:r>
+        <w:rPr>
+          <w:lang w:val="hi_IN" w:bidi="hi_IN"/>
+        </w:rPr>
+        <w:t xml:space="preserve"> शमौन के पुत्रों में से एक (</w:t>
+      </w:r>
+      <w:hyperlink r:id="rId685">
+        <w:r>
+          <w:rPr>
+            <w:lang w:val="hi_IN" w:bidi="hi_IN"/>
+          </w:rPr>
+          <w:rPr>
+            <w:color w:val="0000EE"/>
+            <w:u w:val="single"/>
+          </w:rPr>
+          <w:t>मर 15:21</w:t>
         </w:r>
       </w:hyperlink>
       <w:r>
@@ -26958,161 +28114,59 @@
         <w:rPr>
           <w:lang w:val="hi_IN" w:bidi="hi_IN"/>
         </w:rPr>
-        <w:t>उन्हें कटाई करने वालों की मेज पर भी स्थान दिया गया और बोअज के आदेश पर, वह फिर से खेतों में लौटी, इस बार फसल से अनकटी अनाज इकट्ठा करने के लिए। दिन के अन्त में, वह नाओमी के पास घर लौटे और उस दिन की घटनाओं के बारे में बताया। नाओमी ने रूत को बताया कि बोअज के पास छुड़ाने का अधिकार है (नीचे की चर्चा देखें)। रूत फसल के मौसम के अन्त तक उनके खेतों में काम करती रही।</w:t>
-      </w:r>
-    </w:p>
-    <w:p>
-      <w:pPr>
-        <w:pStyle w:val="Heading4"/>
-      </w:pPr>
-      <w:r>
-        <w:rPr>
-          <w:lang w:val="hi_IN" w:bidi="hi_IN"/>
-        </w:rPr>
-        <w:t>कुटुम्बी पर निर्भर होना (</w:t>
-      </w:r>
-      <w:hyperlink r:id="rId659">
-        <w:r>
-          <w:rPr>
-            <w:lang w:val="hi_IN" w:bidi="hi_IN"/>
-          </w:rPr>
-          <w:rPr>
-            <w:color w:val="0000EE"/>
-            <w:u w:val="single"/>
-          </w:rPr>
-          <w:t>3:1–18</w:t>
-        </w:r>
-      </w:hyperlink>
-      <w:r>
-        <w:rPr>
-          <w:lang w:val="hi_IN" w:bidi="hi_IN"/>
-        </w:rPr>
-        <w:t>)</w:t>
-      </w:r>
-    </w:p>
-    <w:p>
-      <w:pPr/>
-      <w:r>
-        <w:rPr>
-          <w:lang w:val="hi_IN" w:bidi="hi_IN"/>
-        </w:rPr>
-      </w:r>
-      <w:r>
-        <w:rPr>
-          <w:lang w:val="hi_IN" w:bidi="hi_IN"/>
-        </w:rPr>
-        <w:t>नाओमी ने रूत को बोअज के पास छुड़ाने, या न्यायिक छुड़ानेवाले कुटुम्बी के रूप में जाने की सलाह दी। नाओमी द्वारा सुझाया गया योजना अजीब लग सकती है, फिर भी कुछ विचार इसे एक विशेष रंग दे सकते हैं। (1) नाओमी को ऐसा लगता था कि बोअज ही सब से समीप कुटुम्बी थे, क्योंकि वह और भी सबसे समीप के किसी कुटुम्बी से अनजान थीं (</w:t>
-      </w:r>
-      <w:hyperlink r:id="rId660">
-        <w:r>
-          <w:rPr>
-            <w:lang w:val="hi_IN" w:bidi="hi_IN"/>
-          </w:rPr>
-          <w:rPr>
-            <w:color w:val="0000EE"/>
-            <w:u w:val="single"/>
-          </w:rPr>
-          <w:t>3:12</w:t>
-        </w:r>
-      </w:hyperlink>
-      <w:r>
-        <w:rPr>
-          <w:lang w:val="hi_IN" w:bidi="hi_IN"/>
-        </w:rPr>
-        <w:t>)। इस्राएली व्यवस्था के अनुसार (</w:t>
-      </w:r>
-      <w:hyperlink r:id="rId661">
-        <w:r>
-          <w:rPr>
-            <w:lang w:val="hi_IN" w:bidi="hi_IN"/>
-          </w:rPr>
-          <w:rPr>
-            <w:color w:val="0000EE"/>
-            <w:u w:val="single"/>
-          </w:rPr>
-          <w:t xml:space="preserve">व्य.वि. 25:5 </w:t>
-        </w:r>
-      </w:hyperlink>
-      <w:r>
-        <w:rPr>
-          <w:lang w:val="hi_IN" w:bidi="hi_IN"/>
-        </w:rPr>
-        <w:t>के आगे), बोअज का कर्तव्य होता है कि वह रूत से विवाह करें और सन्तान उत्पन्न करें, क्योंकि उनके पति की मृत्यु हो चुकी थी। (2) इस पुस्तक में नाओमी के चरित्र की सामान्य प्रस्तुति एक परमेश्वर से भय रखनेवाली स्त्री के रूप में है। यह निश्चित है कि, हालाँकि इसका बाहरी रूप अजीब हो सकता है, इसमें कुछ भी ऐसा नहीं है जो परमेश्वर के व्यवस्था के विरुद्ध हो या बोअज जैसे एक सद्गुणी व्यक्ति को आहत करे। अन्यथा, नाओमी अपने उद्देश्य को विफल कर देतीं।</w:t>
-      </w:r>
-    </w:p>
-    <w:p>
-      <w:pPr/>
-      <w:r>
-        <w:rPr>
-          <w:lang w:val="hi_IN" w:bidi="hi_IN"/>
-        </w:rPr>
-      </w:r>
-      <w:r>
-        <w:rPr>
-          <w:lang w:val="hi_IN" w:bidi="hi_IN"/>
-        </w:rPr>
-        <w:t>बोअज की प्रतिक्रिया ने रूत के प्रति उसकी सज्जनतापूर्ण चिन्ता को दर्शाया। उन्होंने रूत से कहा कि वह सबसे समीप कुटुम्बी नहीं है, लेकिन वादा किया कि अगले दिन वह आवश्यक प्रक्रियाओं का ध्यान रखेंगे। रूत की प्रतिष्ठा की रक्षा करते हुए, बोअज ने उन्हें दिन निकलने से पहले घर भेज दिया। नाओमी ने भविष्यद्वाणी की कि बोअज उसी दिन इस मामले को सुलझा लेंगे।</w:t>
-      </w:r>
-    </w:p>
-    <w:p>
-      <w:pPr>
-        <w:pStyle w:val="Heading4"/>
-      </w:pPr>
-      <w:r>
-        <w:rPr>
-          <w:lang w:val="hi_IN" w:bidi="hi_IN"/>
-        </w:rPr>
-        <w:t>निज भाग को छुड़ाना (</w:t>
-      </w:r>
-      <w:hyperlink r:id="rId662">
-        <w:r>
-          <w:rPr>
-            <w:lang w:val="hi_IN" w:bidi="hi_IN"/>
-          </w:rPr>
-          <w:rPr>
-            <w:color w:val="0000EE"/>
-            <w:u w:val="single"/>
-          </w:rPr>
-          <w:t>4:1–22</w:t>
-        </w:r>
-      </w:hyperlink>
-      <w:r>
-        <w:rPr>
-          <w:lang w:val="hi_IN" w:bidi="hi_IN"/>
-        </w:rPr>
-        <w:t>)</w:t>
-      </w:r>
-    </w:p>
-    <w:p>
-      <w:pPr/>
-      <w:r>
-        <w:rPr>
-          <w:lang w:val="hi_IN" w:bidi="hi_IN"/>
-        </w:rPr>
-      </w:r>
-      <w:r>
-        <w:rPr>
-          <w:lang w:val="hi_IN" w:bidi="hi_IN"/>
-        </w:rPr>
-        <w:t>बोअज व्यापार स्थल, नगर के फाटक पर गए। नगर का फाटक वह स्थान था जहाँ नगर के सार्वजनिक मामलों पर चर्चा होती थी। बोअज ने यह संकेत दिया कि वह छुड़ानेवाले कुटुम्बी से एक व्यापारिक मामले पर चर्चा करना चाहते हैं। नगर के दस वृद्ध लोगों ने गवाह के रूप में कार्य किया। पहले मुद्दे के रूप में सम्पत्ति का समाधान करना था। बोअज ने इस छुड़ानेवाले कुटुम्बी से पूछा कि क्या वह नाओमी के लिए सम्पत्ति मोल लेने के लिए तैयार हैं। यह पारम्परिक शर्त में इस प्रकार कहा गया था: "जब तू उस भूमि को नाओमी के हाथ से मोल ले, तब उसे रूत मोआबिन के हाथ से भी जो मरे हुए की स्त्री है इस मनसा से मोल लेना पड़ेगा, कि मरे हुए का नाम उसके भाग में स्थिर कर दे" (</w:t>
-      </w:r>
-      <w:hyperlink r:id="rId663">
-        <w:r>
-          <w:rPr>
-            <w:lang w:val="hi_IN" w:bidi="hi_IN"/>
-          </w:rPr>
-          <w:rPr>
-            <w:color w:val="0000EE"/>
-            <w:u w:val="single"/>
-          </w:rPr>
-          <w:t>4:5</w:t>
-        </w:r>
-      </w:hyperlink>
-      <w:r>
-        <w:rPr>
-          <w:lang w:val="hi_IN" w:bidi="hi_IN"/>
-        </w:rPr>
-        <w:t>)। छुड़ानेवाले कुटुम्बी रूत से विवाह करने के लिए तैयार नहीं थे क्योंकि इससे उन्हें कुछ आर्थिक नुकसान होगा, क्योंकि उन्हें रूत से उत्पन्न किसी भी पुत्र के साथ अपनी सम्पत्ति को विभाजित करना पड़ेगा। इसलिए उन्होंने अपने अधिकारों को जूता उतारने की रीति के माध्यम से त्याग दिया। (जूता उस भूमि अधिकार का प्रतीक था जो निज भाग से सम्बंधित था।) इस प्रकार बोअज ने छुड़ानेवाले कुटुम्बी की भूमिका निभाई। बोअज और रूत के विवाह से एक पुत्र उत्पन्न हुआ, जो इस्राएल के व्यवस्थाओं के अनुसार नाओमी का पुत्र और वारिस के रूप में माना गया।</w:t>
+        <w:t>2. मसीही जिसे पौलुस ने अभिवादन भेजा, तथा उसकी माता के बारे में एक विशेष स्नेहपूर्ण टिप्पणी भी लिखी (</w:t>
+      </w:r>
+      <w:hyperlink r:id="rId686">
+        <w:r>
+          <w:rPr>
+            <w:lang w:val="hi_IN" w:bidi="hi_IN"/>
+          </w:rPr>
+          <w:rPr>
+            <w:color w:val="0000EE"/>
+            <w:u w:val="single"/>
+          </w:rPr>
+          <w:t>रोमियों 16:13</w:t>
+        </w:r>
+      </w:hyperlink>
+      <w:r>
+        <w:rPr>
+          <w:lang w:val="hi_IN" w:bidi="hi_IN"/>
+        </w:rPr>
+        <w:t>)। शायद ऊपर दिए गए #1 व्यक्ति दोनों एक ही है।</w:t>
+      </w:r>
+      <w:r>
+        <w:rPr>
+          <w:lang w:val="hi_IN" w:bidi="hi_IN"/>
+        </w:rPr>
+      </w:r>
+      <w:r>
+        <w:rPr>
+          <w:lang w:val="hi_IN" w:bidi="hi_IN"/>
+        </w:rPr>
+      </w:r>
+    </w:p>
+    <w:p>
+      <w:pPr/>
+      <w:r>
+        <w:rPr>
+          <w:lang w:val="hi_IN" w:bidi="hi_IN"/>
+        </w:rPr>
+      </w:r>
+    </w:p>
+    <w:p>
+      <w:pPr>
+        <w:pStyle w:val="Heading2"/>
+      </w:pPr>
+      <w:r>
+        <w:rPr>
+          <w:lang w:val="hi_IN" w:bidi="hi_IN"/>
+        </w:rPr>
+        <w:t>रूबेन का गोत्र</w:t>
+      </w:r>
+      <w:r>
+        <w:rPr>
+          <w:lang w:val="hi_IN" w:bidi="hi_IN"/>
+        </w:rPr>
       </w:r>
     </w:p>
     <w:p>
@@ -27123,92 +28177,201 @@
         <w:rPr>
           <w:lang w:val="hi_IN" w:bidi="hi_IN"/>
         </w:rPr>
-        <w:t>सन्देश</w:t>
-      </w:r>
-    </w:p>
-    <w:p>
-      <w:pPr/>
-      <w:r>
-        <w:rPr>
-          <w:lang w:val="hi_IN" w:bidi="hi_IN"/>
-        </w:rPr>
-      </w:r>
-      <w:r>
-        <w:rPr>
-          <w:lang w:val="hi_IN" w:bidi="hi_IN"/>
-        </w:rPr>
-        <w:t xml:space="preserve">पहला, रूत की पुस्तक रूत की वंशावली को दाऊद से जोड़ती है। उस वंश की पूर्ति </w:t>
-      </w:r>
-      <w:hyperlink r:id="rId664">
-        <w:r>
-          <w:rPr>
-            <w:lang w:val="hi_IN" w:bidi="hi_IN"/>
-          </w:rPr>
-          <w:rPr>
-            <w:color w:val="0000EE"/>
-            <w:u w:val="single"/>
-          </w:rPr>
-          <w:t>मत्ती 1</w:t>
-        </w:r>
-      </w:hyperlink>
-      <w:r>
-        <w:rPr>
-          <w:lang w:val="hi_IN" w:bidi="hi_IN"/>
-        </w:rPr>
-        <w:t xml:space="preserve"> में है और इसका समापन यीशु में होता है।</w:t>
-      </w:r>
-    </w:p>
-    <w:p>
-      <w:pPr/>
-      <w:r>
-        <w:rPr>
-          <w:lang w:val="hi_IN" w:bidi="hi_IN"/>
-        </w:rPr>
-      </w:r>
-      <w:r>
-        <w:rPr>
-          <w:lang w:val="hi_IN" w:bidi="hi_IN"/>
-        </w:rPr>
-        <w:t>दूसरी शिक्षा है परमेश्वर के अनुग्रह की सुन्दरता। एक विदेशी को, यहाँ तक कि एक मोआबी स्त्री, इस्राएल की आशीष से जोड़ा जा सकता है।</w:t>
-      </w:r>
-    </w:p>
-    <w:p>
-      <w:pPr/>
-      <w:r>
-        <w:rPr>
-          <w:lang w:val="hi_IN" w:bidi="hi_IN"/>
-        </w:rPr>
-      </w:r>
-      <w:r>
-        <w:rPr>
-          <w:lang w:val="hi_IN" w:bidi="hi_IN"/>
-        </w:rPr>
-        <w:t>धार्मिक दृष्टिकोण से, छुड़ानेवाले कुटुम्बी की संकल्पना मसीहा के रूप में स्पष्ट रूप से दिखाई देती है। उन्हें लहू के कुटुम्बी का होना जरूरी है, मोल लेने की क्षमता होनी चाहिए, निज भाग को मोल लेने के लिए इच्छुक होना चाहिए, और मृतक कुटुम्बी की विधवा से विवाह करने के लिए तैयार होना चाहिए।</w:t>
-      </w:r>
-    </w:p>
-    <w:p>
-      <w:pPr/>
-      <w:r>
-        <w:rPr>
-          <w:lang w:val="hi_IN" w:bidi="hi_IN"/>
-        </w:rPr>
-      </w:r>
-      <w:r>
-        <w:rPr>
-          <w:lang w:val="hi_IN" w:bidi="hi_IN"/>
-        </w:rPr>
-        <w:t>अन्त में, रूत ने जो प्रेम नाओमी के प्रति दिखाया, वह समर्पण का एक आदर्श प्रस्तुत करता है। बैतलहम की स्त्रियों ने नाओमी से कहा, “तेरी बहू… तुझ से प्रेम रखती [आपके लिए] सात बेटों से भी तेरे लिये श्रेष्ठ है!” (</w:t>
-      </w:r>
-      <w:hyperlink r:id="rId665">
-        <w:r>
-          <w:rPr>
-            <w:lang w:val="hi_IN" w:bidi="hi_IN"/>
-          </w:rPr>
-          <w:rPr>
-            <w:color w:val="0000EE"/>
-            <w:u w:val="single"/>
-          </w:rPr>
-          <w:t>4:15</w:t>
+        <w:t>रूबेन के गोत्र की शुरुआत</w:t>
+      </w:r>
+    </w:p>
+    <w:p>
+      <w:pPr/>
+      <w:r>
+        <w:rPr>
+          <w:lang w:val="hi_IN" w:bidi="hi_IN"/>
+        </w:rPr>
+      </w:r>
+      <w:r>
+        <w:rPr>
+          <w:lang w:val="hi_IN" w:bidi="hi_IN"/>
+        </w:rPr>
+        <w:t>रूबेन के गोत्र, जो याकूब के जेठा पुत्र से उतरा था (</w:t>
+      </w:r>
+      <w:hyperlink r:id="rId687">
+        <w:r>
+          <w:rPr>
+            <w:lang w:val="hi_IN" w:bidi="hi_IN"/>
+          </w:rPr>
+          <w:rPr>
+            <w:color w:val="0000EE"/>
+            <w:u w:val="single"/>
+          </w:rPr>
+          <w:t>उत् 29:32</w:t>
+        </w:r>
+      </w:hyperlink>
+      <w:r>
+        <w:rPr>
+          <w:lang w:val="hi_IN" w:bidi="hi_IN"/>
+        </w:rPr>
+        <w:t>)। ज्येष्ठ पुत्र के रूप में, रूबेन का गोत्र प्रायः इस्राएल के गोत्रों में पहले सूचीबद्ध किया जाता था (</w:t>
+      </w:r>
+      <w:hyperlink r:id="rId688">
+        <w:r>
+          <w:rPr>
+            <w:lang w:val="hi_IN" w:bidi="hi_IN"/>
+          </w:rPr>
+          <w:rPr>
+            <w:color w:val="0000EE"/>
+            <w:u w:val="single"/>
+          </w:rPr>
+          <w:t>गिन 13:4</w:t>
+        </w:r>
+      </w:hyperlink>
+      <w:r>
+        <w:rPr>
+          <w:lang w:val="hi_IN" w:bidi="hi_IN"/>
+        </w:rPr>
+        <w:t>)। रूबेन का गोत्र उन दो-और-आधा गोत्र में भी सबसे पहले नामित किया गया था जो यरदन के पूर्व में बसे थे (</w:t>
+      </w:r>
+      <w:hyperlink r:id="rId689">
+        <w:r>
+          <w:rPr>
+            <w:lang w:val="hi_IN" w:bidi="hi_IN"/>
+          </w:rPr>
+          <w:rPr>
+            <w:color w:val="0000EE"/>
+            <w:u w:val="single"/>
+          </w:rPr>
+          <w:t>यहो 1:12</w:t>
+        </w:r>
+      </w:hyperlink>
+      <w:r>
+        <w:rPr>
+          <w:lang w:val="hi_IN" w:bidi="hi_IN"/>
+        </w:rPr>
+        <w:t>)। हालाँकि, प्रतिष्ठा की इस स्थिति के बावजूद, रूबेन का गोत्र धीरे-धीरे अपनी महत्ता खोने लगा। यह आंशिक रूप से रूबेन के पाप के कारण था (</w:t>
+      </w:r>
+      <w:hyperlink r:id="rId690">
+        <w:r>
+          <w:rPr>
+            <w:lang w:val="hi_IN" w:bidi="hi_IN"/>
+          </w:rPr>
+          <w:rPr>
+            <w:color w:val="0000EE"/>
+            <w:u w:val="single"/>
+          </w:rPr>
+          <w:t>उत् 35:22</w:t>
+        </w:r>
+      </w:hyperlink>
+      <w:r>
+        <w:rPr>
+          <w:lang w:val="hi_IN" w:bidi="hi_IN"/>
+        </w:rPr>
+        <w:t>), जिसके कारण उनके पिता याकूब ने भविष्यद्वाणी की कि रूबेन गोत्रों में अपनी श्रेष्ठता को खो देगा (</w:t>
+      </w:r>
+      <w:hyperlink r:id="rId691">
+        <w:r>
+          <w:rPr>
+            <w:lang w:val="hi_IN" w:bidi="hi_IN"/>
+          </w:rPr>
+          <w:rPr>
+            <w:color w:val="0000EE"/>
+            <w:u w:val="single"/>
+          </w:rPr>
+          <w:t>49:4</w:t>
+        </w:r>
+      </w:hyperlink>
+      <w:r>
+        <w:rPr>
+          <w:lang w:val="hi_IN" w:bidi="hi_IN"/>
+        </w:rPr>
+        <w:t xml:space="preserve">)। यद्यपि </w:t>
+      </w:r>
+      <w:hyperlink r:id="rId692">
+        <w:r>
+          <w:rPr>
+            <w:lang w:val="hi_IN" w:bidi="hi_IN"/>
+          </w:rPr>
+          <w:rPr>
+            <w:color w:val="0000EE"/>
+            <w:u w:val="single"/>
+          </w:rPr>
+          <w:t>व्यवस्थाविवरण 33:6</w:t>
+        </w:r>
+      </w:hyperlink>
+      <w:r>
+        <w:rPr>
+          <w:lang w:val="hi_IN" w:bidi="hi_IN"/>
+        </w:rPr>
+        <w:t xml:space="preserve"> में रूबेन की जीवित रहने की प्रार्थना शामिल है, फिर भी गोत्र का पतन हुआ।</w:t>
+      </w:r>
+    </w:p>
+    <w:p>
+      <w:pPr>
+        <w:pStyle w:val="Heading3"/>
+      </w:pPr>
+      <w:r>
+        <w:rPr>
+          <w:lang w:val="hi_IN" w:bidi="hi_IN"/>
+        </w:rPr>
+        <w:t>ऐतिहासिक भूमिका और संघर्ष</w:t>
+      </w:r>
+    </w:p>
+    <w:p>
+      <w:pPr/>
+      <w:r>
+        <w:rPr>
+          <w:lang w:val="hi_IN" w:bidi="hi_IN"/>
+        </w:rPr>
+      </w:r>
+      <w:r>
+        <w:rPr>
+          <w:lang w:val="hi_IN" w:bidi="hi_IN"/>
+        </w:rPr>
+        <w:t>इस्राएल के जंगल में रहने के दौरान, रूबेन की भी वही भूमिका थी जो अन्य गोत्रों की थी, कनान देश की खोज के लिए एक नेता और एक भेदी भेजना (</w:t>
+      </w:r>
+      <w:hyperlink r:id="rId693">
+        <w:r>
+          <w:rPr>
+            <w:lang w:val="hi_IN" w:bidi="hi_IN"/>
+          </w:rPr>
+          <w:rPr>
+            <w:color w:val="0000EE"/>
+            <w:u w:val="single"/>
+          </w:rPr>
+          <w:t>गिन 1:5</w:t>
+        </w:r>
+      </w:hyperlink>
+      <w:r>
+        <w:rPr>
+          <w:lang w:val="hi_IN" w:bidi="hi_IN"/>
+        </w:rPr>
+        <w:t xml:space="preserve">; </w:t>
+      </w:r>
+      <w:hyperlink r:id="rId688">
+        <w:r>
+          <w:rPr>
+            <w:lang w:val="hi_IN" w:bidi="hi_IN"/>
+          </w:rPr>
+          <w:rPr>
+            <w:color w:val="0000EE"/>
+            <w:u w:val="single"/>
+          </w:rPr>
+          <w:t>गिन 13:4</w:t>
+        </w:r>
+      </w:hyperlink>
+      <w:r>
+        <w:rPr>
+          <w:lang w:val="hi_IN" w:bidi="hi_IN"/>
+        </w:rPr>
+        <w:t>)। हालाँकि, केवल एप्रैम (यहोशू) और यहूदा (कालेब) के भेदी विश्वासयोग्य थे। अन्य गोत्रों ने परमेश्वर पर भरोसा नहीं किया, और रूबेन भी दूसरों से अधिक या कम विश्वासयोग्य नहीं था (</w:t>
+      </w:r>
+      <w:hyperlink r:id="rId694">
+        <w:r>
+          <w:rPr>
+            <w:lang w:val="hi_IN" w:bidi="hi_IN"/>
+          </w:rPr>
+          <w:rPr>
+            <w:color w:val="0000EE"/>
+            <w:u w:val="single"/>
+          </w:rPr>
+          <w:t>गिन 14:6</w:t>
         </w:r>
       </w:hyperlink>
       <w:r>
@@ -27217,6 +28380,318 @@
         </w:rPr>
         <w:t>)।</w:t>
       </w:r>
+    </w:p>
+    <w:p>
+      <w:pPr/>
+      <w:r>
+        <w:rPr>
+          <w:lang w:val="hi_IN" w:bidi="hi_IN"/>
+        </w:rPr>
+      </w:r>
+      <w:r>
+        <w:rPr>
+          <w:lang w:val="hi_IN" w:bidi="hi_IN"/>
+        </w:rPr>
+        <w:t>रूबेन का इतिहास दो रूबेनियों, दातान और अबीराम, के मूसा के अधिकार के विरुद्ध बलवा को भी शामिल करता है (</w:t>
+      </w:r>
+      <w:hyperlink r:id="rId695">
+        <w:r>
+          <w:rPr>
+            <w:lang w:val="hi_IN" w:bidi="hi_IN"/>
+          </w:rPr>
+          <w:rPr>
+            <w:color w:val="0000EE"/>
+            <w:u w:val="single"/>
+          </w:rPr>
+          <w:t>गिन 16:1</w:t>
+        </w:r>
+      </w:hyperlink>
+      <w:r>
+        <w:rPr>
+          <w:lang w:val="hi_IN" w:bidi="hi_IN"/>
+        </w:rPr>
+        <w:t>)। यह सम्भवतः गोत्र रूबेन को गोत्रों में अपनी प्रमुख स्थिति बहाल करने का एक प्रयास रहा होगा। यह बलवा असफल रहा, और परमेश्वर से कठोर न्याय का सामना करना पड़ा (</w:t>
+      </w:r>
+      <w:hyperlink r:id="rId696">
+        <w:r>
+          <w:rPr>
+            <w:lang w:val="hi_IN" w:bidi="hi_IN"/>
+          </w:rPr>
+          <w:rPr>
+            <w:color w:val="0000EE"/>
+            <w:u w:val="single"/>
+          </w:rPr>
+          <w:t>गिन 16:33</w:t>
+        </w:r>
+      </w:hyperlink>
+      <w:r>
+        <w:rPr>
+          <w:lang w:val="hi_IN" w:bidi="hi_IN"/>
+        </w:rPr>
+        <w:t>)।</w:t>
+      </w:r>
+    </w:p>
+    <w:p>
+      <w:pPr>
+        <w:pStyle w:val="Heading3"/>
+      </w:pPr>
+      <w:r>
+        <w:rPr>
+          <w:lang w:val="hi_IN" w:bidi="hi_IN"/>
+        </w:rPr>
+        <w:t xml:space="preserve">सम्पत्ति और देश में बसना </w:t>
+      </w:r>
+    </w:p>
+    <w:p>
+      <w:pPr/>
+      <w:r>
+        <w:rPr>
+          <w:lang w:val="hi_IN" w:bidi="hi_IN"/>
+        </w:rPr>
+      </w:r>
+      <w:r>
+        <w:rPr>
+          <w:lang w:val="hi_IN" w:bidi="hi_IN"/>
+        </w:rPr>
+        <w:t>रूबेन के गोत्र को उनके जानवर की सम्पत्ति के लिए जाना जाता था (</w:t>
+      </w:r>
+      <w:hyperlink r:id="rId697">
+        <w:r>
+          <w:rPr>
+            <w:lang w:val="hi_IN" w:bidi="hi_IN"/>
+          </w:rPr>
+          <w:rPr>
+            <w:color w:val="0000EE"/>
+            <w:u w:val="single"/>
+          </w:rPr>
+          <w:t>गिन 32:1</w:t>
+        </w:r>
+      </w:hyperlink>
+      <w:r>
+        <w:rPr>
+          <w:lang w:val="hi_IN" w:bidi="hi_IN"/>
+        </w:rPr>
+        <w:t>)। गोत्र ने प्रारंभ में यरदन के पूर्वी किनारे पर एमोरी राजाओं सीहोन और ओग से लिये गए देश में रहने की इच्छा जताई। हालाँकि मूसा ने इस विनती के लिए उन्हें फटकारा, लेकिन रूबेनियों और उनके सहयोगियों, गाद और आधे मनश्शे ने यरदन के पार अपने साथी इस्राएलियों के लिए लड़ने में सहायता करने में सहमति प्रकट की। मूसा ने उनकी विनती को स्वीकार किया (</w:t>
+      </w:r>
+      <w:hyperlink r:id="rId698">
+        <w:r>
+          <w:rPr>
+            <w:lang w:val="hi_IN" w:bidi="hi_IN"/>
+          </w:rPr>
+          <w:rPr>
+            <w:color w:val="0000EE"/>
+            <w:u w:val="single"/>
+          </w:rPr>
+          <w:t>गिन 32:20–22</w:t>
+        </w:r>
+      </w:hyperlink>
+      <w:r>
+        <w:rPr>
+          <w:lang w:val="hi_IN" w:bidi="hi_IN"/>
+        </w:rPr>
+        <w:t>)। उन्होंने अच्छी तरह से लड़ाई की और अभियान के बाद घर लौटने की अनुमति दी गई (</w:t>
+      </w:r>
+      <w:hyperlink r:id="rId699">
+        <w:r>
+          <w:rPr>
+            <w:lang w:val="hi_IN" w:bidi="hi_IN"/>
+          </w:rPr>
+          <w:rPr>
+            <w:color w:val="0000EE"/>
+            <w:u w:val="single"/>
+          </w:rPr>
+          <w:t>यहो 22:1–6</w:t>
+        </w:r>
+      </w:hyperlink>
+      <w:r>
+        <w:rPr>
+          <w:lang w:val="hi_IN" w:bidi="hi_IN"/>
+        </w:rPr>
+        <w:t>)। यरदन द्वारा अलग होने के बावजूद, उन्होंने देखने के योग्य एक बड़ी वेदी बनाई ताकि यह दिखा सकें कि वे अभी भी स्वयं को इस्राएल का हिस्सा मानते हैं (</w:t>
+      </w:r>
+      <w:hyperlink r:id="rId700">
+        <w:r>
+          <w:rPr>
+            <w:lang w:val="hi_IN" w:bidi="hi_IN"/>
+          </w:rPr>
+          <w:rPr>
+            <w:color w:val="0000EE"/>
+            <w:u w:val="single"/>
+          </w:rPr>
+          <w:t>यहो 22:10</w:t>
+        </w:r>
+      </w:hyperlink>
+      <w:r>
+        <w:rPr>
+          <w:lang w:val="hi_IN" w:bidi="hi_IN"/>
+        </w:rPr>
+        <w:t>)।</w:t>
+      </w:r>
+    </w:p>
+    <w:p>
+      <w:pPr>
+        <w:pStyle w:val="Heading3"/>
+      </w:pPr>
+      <w:r>
+        <w:rPr>
+          <w:lang w:val="hi_IN" w:bidi="hi_IN"/>
+        </w:rPr>
+        <w:t>पतन और बाद का इतिहास</w:t>
+      </w:r>
+    </w:p>
+    <w:p>
+      <w:pPr/>
+      <w:r>
+        <w:rPr>
+          <w:lang w:val="hi_IN" w:bidi="hi_IN"/>
+        </w:rPr>
+      </w:r>
+      <w:r>
+        <w:rPr>
+          <w:lang w:val="hi_IN" w:bidi="hi_IN"/>
+        </w:rPr>
+        <w:t>रूबेन के गोत्र का फिर से उल्लेख भविष्यद्वक्तिन दबोरा के समय तक नहीं हुआ। जब इस्राएल ने सीसरा के विरुद्ध लड़ाई के लिए एकत्रित किया, तो रूबेन ने इस आह्वान का उत्तर नहीं दिया। गोत्र ने युद्ध में शामिल होने की तुलना में भौतिक सम्पत्ति को अधिक महत्व दिया। उदाहरण के लिए, उन्होंने यरदन पार की उपजाऊ भूमि को चुना (</w:t>
+      </w:r>
+      <w:hyperlink r:id="rId701">
+        <w:r>
+          <w:rPr>
+            <w:lang w:val="hi_IN" w:bidi="hi_IN"/>
+          </w:rPr>
+          <w:rPr>
+            <w:color w:val="0000EE"/>
+            <w:u w:val="single"/>
+          </w:rPr>
+          <w:t>गिन 32:5</w:t>
+        </w:r>
+      </w:hyperlink>
+      <w:r>
+        <w:rPr>
+          <w:lang w:val="hi_IN" w:bidi="hi_IN"/>
+        </w:rPr>
+        <w:t>)। चरवाहों के रूप में जीवन शायद युद्ध के जीवन से अधिक आकर्षक था (</w:t>
+      </w:r>
+      <w:hyperlink r:id="rId702">
+        <w:r>
+          <w:rPr>
+            <w:lang w:val="hi_IN" w:bidi="hi_IN"/>
+          </w:rPr>
+          <w:rPr>
+            <w:color w:val="0000EE"/>
+            <w:u w:val="single"/>
+          </w:rPr>
+          <w:t>न्या 5:16</w:t>
+        </w:r>
+      </w:hyperlink>
+      <w:r>
+        <w:rPr>
+          <w:lang w:val="hi_IN" w:bidi="hi_IN"/>
+        </w:rPr>
+        <w:t>)। रूबेन का व्यवहार उस भविष्यद्ववाणी को दर्शाता था कि वे "जल के समान उबलनेवाले" होंगे (</w:t>
+      </w:r>
+      <w:hyperlink r:id="rId691">
+        <w:r>
+          <w:rPr>
+            <w:lang w:val="hi_IN" w:bidi="hi_IN"/>
+          </w:rPr>
+          <w:rPr>
+            <w:color w:val="0000EE"/>
+            <w:u w:val="single"/>
+          </w:rPr>
+          <w:t>उत् 49:4</w:t>
+        </w:r>
+      </w:hyperlink>
+      <w:r>
+        <w:rPr>
+          <w:lang w:val="hi_IN" w:bidi="hi_IN"/>
+        </w:rPr>
+        <w:t>)।</w:t>
+      </w:r>
+    </w:p>
+    <w:p>
+      <w:pPr/>
+      <w:r>
+        <w:rPr>
+          <w:lang w:val="hi_IN" w:bidi="hi_IN"/>
+        </w:rPr>
+      </w:r>
+      <w:r>
+        <w:rPr>
+          <w:lang w:val="hi_IN" w:bidi="hi_IN"/>
+        </w:rPr>
+        <w:t>बाद में, रूबेन का देश सम्भवतः मोआबियों द्वारा छीन लिया गया था। यह क्षेत्र इस्राएल और दूसरे जातियों, जैसे अराम, के बीच युद्ध का मैदान बन गया (</w:t>
+      </w:r>
+      <w:hyperlink r:id="rId703">
+        <w:r>
+          <w:rPr>
+            <w:lang w:val="hi_IN" w:bidi="hi_IN"/>
+          </w:rPr>
+          <w:rPr>
+            <w:color w:val="0000EE"/>
+            <w:u w:val="single"/>
+          </w:rPr>
+          <w:t>1 रा 22:3</w:t>
+        </w:r>
+      </w:hyperlink>
+      <w:r>
+        <w:rPr>
+          <w:lang w:val="hi_IN" w:bidi="hi_IN"/>
+        </w:rPr>
+        <w:t>)। यह गोत्र पहले अश्शूरियों द्वारा उत्पात होने वालों में से था (</w:t>
+      </w:r>
+      <w:hyperlink r:id="rId704">
+        <w:r>
+          <w:rPr>
+            <w:lang w:val="hi_IN" w:bidi="hi_IN"/>
+          </w:rPr>
+          <w:rPr>
+            <w:color w:val="0000EE"/>
+            <w:u w:val="single"/>
+          </w:rPr>
+          <w:t>2 रा 15:29</w:t>
+        </w:r>
+      </w:hyperlink>
+      <w:r>
+        <w:rPr>
+          <w:lang w:val="hi_IN" w:bidi="hi_IN"/>
+        </w:rPr>
+        <w:t>)। हालाँकि यहेजकेल के दर्शन में रूबेन के लिए देश का एक छोटा भाग उल्लेखित है (</w:t>
+      </w:r>
+      <w:hyperlink r:id="rId705">
+        <w:r>
+          <w:rPr>
+            <w:lang w:val="hi_IN" w:bidi="hi_IN"/>
+          </w:rPr>
+          <w:rPr>
+            <w:color w:val="0000EE"/>
+            <w:u w:val="single"/>
+          </w:rPr>
+          <w:t>यहेज 48:6</w:t>
+        </w:r>
+      </w:hyperlink>
+      <w:r>
+        <w:rPr>
+          <w:lang w:val="hi_IN" w:bidi="hi_IN"/>
+        </w:rPr>
+        <w:t>), बँधुआई के बाद यह गोत्र काफी सीमा तक लुप्त हो गया लगता है। रूबेन को प्रकाशितवाक्य की पुस्तक में छुड़ाए हुओं में सूचीबद्ध किया गया है (</w:t>
+      </w:r>
+      <w:hyperlink r:id="rId706">
+        <w:r>
+          <w:rPr>
+            <w:lang w:val="hi_IN" w:bidi="hi_IN"/>
+          </w:rPr>
+          <w:rPr>
+            <w:color w:val="0000EE"/>
+            <w:u w:val="single"/>
+          </w:rPr>
+          <w:t>प्रका 7:5</w:t>
+        </w:r>
+      </w:hyperlink>
+      <w:r>
+        <w:rPr>
+          <w:lang w:val="hi_IN" w:bidi="hi_IN"/>
+        </w:rPr>
+        <w:t>), लेकिन नए नियम में इस गोत्र के किसी व्यक्ति का उल्लेख नहीं है।</w:t>
+      </w:r>
       <w:r>
         <w:rPr>
           <w:lang w:val="hi_IN" w:bidi="hi_IN"/>
@@ -27244,8 +28719,231 @@
         <w:rPr>
           <w:lang w:val="hi_IN" w:bidi="hi_IN"/>
         </w:rPr>
-        <w:t>रूदे</w:t>
-      </w:r>
+        <w:t>रूबेन (व्यक्ति)</w:t>
+      </w:r>
+      <w:r>
+        <w:rPr>
+          <w:lang w:val="hi_IN" w:bidi="hi_IN"/>
+        </w:rPr>
+      </w:r>
+    </w:p>
+    <w:p>
+      <w:pPr/>
+      <w:r>
+        <w:rPr>
+          <w:lang w:val="hi_IN" w:bidi="hi_IN"/>
+        </w:rPr>
+      </w:r>
+      <w:r>
+        <w:rPr>
+          <w:lang w:val="hi_IN" w:bidi="hi_IN"/>
+        </w:rPr>
+        <w:t>याकूब और लिआ के सबसे बड़े पुत्र (</w:t>
+      </w:r>
+      <w:hyperlink r:id="rId687">
+        <w:r>
+          <w:rPr>
+            <w:lang w:val="hi_IN" w:bidi="hi_IN"/>
+          </w:rPr>
+          <w:rPr>
+            <w:color w:val="0000EE"/>
+            <w:u w:val="single"/>
+          </w:rPr>
+          <w:t>उत् 29:32</w:t>
+        </w:r>
+      </w:hyperlink>
+      <w:r>
+        <w:rPr>
+          <w:lang w:val="hi_IN" w:bidi="hi_IN"/>
+        </w:rPr>
+        <w:t xml:space="preserve">; </w:t>
+      </w:r>
+      <w:hyperlink r:id="rId707">
+        <w:r>
+          <w:rPr>
+            <w:lang w:val="hi_IN" w:bidi="hi_IN"/>
+          </w:rPr>
+          <w:rPr>
+            <w:color w:val="0000EE"/>
+            <w:u w:val="single"/>
+          </w:rPr>
+          <w:t>46:8</w:t>
+        </w:r>
+      </w:hyperlink>
+      <w:r>
+        <w:rPr>
+          <w:lang w:val="hi_IN" w:bidi="hi_IN"/>
+        </w:rPr>
+        <w:t>) और इस्राएल की 12 गोत्रों में से एक के पूर्वज। रूबेन दूदाफल घटना में शामिल थे (</w:t>
+      </w:r>
+      <w:hyperlink r:id="rId708">
+        <w:r>
+          <w:rPr>
+            <w:lang w:val="hi_IN" w:bidi="hi_IN"/>
+          </w:rPr>
+          <w:rPr>
+            <w:color w:val="0000EE"/>
+            <w:u w:val="single"/>
+          </w:rPr>
+          <w:t>30:14</w:t>
+        </w:r>
+      </w:hyperlink>
+      <w:r>
+        <w:rPr>
+          <w:lang w:val="hi_IN" w:bidi="hi_IN"/>
+        </w:rPr>
+        <w:t>) और उन्होंने अपने पिता की रखैली बिल्हा के साथ कुकर्म किया (</w:t>
+      </w:r>
+      <w:hyperlink r:id="rId690">
+        <w:r>
+          <w:rPr>
+            <w:lang w:val="hi_IN" w:bidi="hi_IN"/>
+          </w:rPr>
+          <w:rPr>
+            <w:color w:val="0000EE"/>
+            <w:u w:val="single"/>
+          </w:rPr>
+          <w:t>35:22</w:t>
+        </w:r>
+      </w:hyperlink>
+      <w:r>
+        <w:rPr>
+          <w:lang w:val="hi_IN" w:bidi="hi_IN"/>
+        </w:rPr>
+        <w:t>)। फिर भी, वयस्कता में वह याकूब के पुत्रों में अधिक सम्माननीय बनकर उभरता है। रूबेन ने यूसुफ को मारने की योजना का विरोध किया और उसे गड्ढे से बचाने की योजना बनाई (</w:t>
+      </w:r>
+      <w:hyperlink r:id="rId709">
+        <w:r>
+          <w:rPr>
+            <w:lang w:val="hi_IN" w:bidi="hi_IN"/>
+          </w:rPr>
+          <w:rPr>
+            <w:color w:val="0000EE"/>
+            <w:u w:val="single"/>
+          </w:rPr>
+          <w:t>37:22–35</w:t>
+        </w:r>
+      </w:hyperlink>
+      <w:r>
+        <w:rPr>
+          <w:lang w:val="hi_IN" w:bidi="hi_IN"/>
+        </w:rPr>
+        <w:t>)। उन्होंने मिस्र में भाइयों की कैद के बारे में नैतिकता की बात की (</w:t>
+      </w:r>
+      <w:hyperlink r:id="rId710">
+        <w:r>
+          <w:rPr>
+            <w:lang w:val="hi_IN" w:bidi="hi_IN"/>
+          </w:rPr>
+          <w:rPr>
+            <w:color w:val="0000EE"/>
+            <w:u w:val="single"/>
+          </w:rPr>
+          <w:t>42:22</w:t>
+        </w:r>
+      </w:hyperlink>
+      <w:r>
+        <w:rPr>
+          <w:lang w:val="hi_IN" w:bidi="hi_IN"/>
+        </w:rPr>
+        <w:t>) अपने परिवार को बड़े जोखिम में डालते हुए बिन्यामीन की सुरक्षा को सुनिश्चित किया। फिर भी, याकूब द्वारा आशीर्वाद की घोषणा के समय, रूबेन को अस्थिर ठहराया गया और उनका पहलौठे का अधिकार छीन लिया गया (</w:t>
+      </w:r>
+      <w:hyperlink r:id="rId711">
+        <w:r>
+          <w:rPr>
+            <w:lang w:val="hi_IN" w:bidi="hi_IN"/>
+          </w:rPr>
+          <w:rPr>
+            <w:color w:val="0000EE"/>
+            <w:u w:val="single"/>
+          </w:rPr>
+          <w:t>49:3–4</w:t>
+        </w:r>
+      </w:hyperlink>
+      <w:r>
+        <w:rPr>
+          <w:lang w:val="hi_IN" w:bidi="hi_IN"/>
+        </w:rPr>
+        <w:t>)। उन्होंने चार पुत्रों को जन्म दिया (</w:t>
+      </w:r>
+      <w:hyperlink r:id="rId712">
+        <w:r>
+          <w:rPr>
+            <w:lang w:val="hi_IN" w:bidi="hi_IN"/>
+          </w:rPr>
+          <w:rPr>
+            <w:color w:val="0000EE"/>
+            <w:u w:val="single"/>
+          </w:rPr>
+          <w:t>1 इति 5:3</w:t>
+        </w:r>
+      </w:hyperlink>
+      <w:r>
+        <w:rPr>
+          <w:lang w:val="hi_IN" w:bidi="hi_IN"/>
+        </w:rPr>
+        <w:t>)।</w:t>
+      </w:r>
+    </w:p>
+    <w:p>
+      <w:pPr/>
+      <w:r>
+        <w:rPr>
+          <w:lang w:val="hi_IN" w:bidi="hi_IN"/>
+        </w:rPr>
+      </w:r>
+      <w:r>
+        <w:rPr>
+          <w:i/>
+          <w:lang w:val="hi_IN" w:bidi="hi_IN"/>
+        </w:rPr>
+        <w:t>यह भी देखें</w:t>
+      </w:r>
+      <w:r>
+        <w:rPr>
+          <w:lang w:val="hi_IN" w:bidi="hi_IN"/>
+        </w:rPr>
+        <w:t xml:space="preserve"> </w:t>
+      </w:r>
+      <w:r>
+        <w:rPr>
+          <w:lang w:val="hi_IN" w:bidi="hi_IN"/>
+        </w:rPr>
+        <w:t>रूबेन (स्थान)</w:t>
+      </w:r>
+      <w:r>
+        <w:rPr>
+          <w:lang w:val="hi_IN" w:bidi="hi_IN"/>
+        </w:rPr>
+        <w:t xml:space="preserve">; </w:t>
+      </w:r>
+      <w:r>
+        <w:rPr>
+          <w:lang w:val="hi_IN" w:bidi="hi_IN"/>
+        </w:rPr>
+        <w:t>रूबेन, गोत्र का।</w:t>
+      </w:r>
+    </w:p>
+    <w:p>
+      <w:pPr/>
+      <w:r>
+        <w:rPr>
+          <w:lang w:val="hi_IN" w:bidi="hi_IN"/>
+        </w:rPr>
+      </w:r>
+      <w:r>
+        <w:rPr>
+          <w:lang w:val="hi_IN" w:bidi="hi_IN"/>
+        </w:rPr>
+      </w:r>
+      <w:r>
+        <w:rPr>
+          <w:lang w:val="hi_IN" w:bidi="hi_IN"/>
+        </w:rPr>
+      </w:r>
+    </w:p>
+    <w:p>
+      <w:pPr/>
       <w:r>
         <w:rPr>
           <w:lang w:val="hi_IN" w:bidi="hi_IN"/>
@@ -27260,63 +28958,89 @@
         <w:rPr>
           <w:lang w:val="hi_IN" w:bidi="hi_IN"/>
         </w:rPr>
-        <w:t>रूदे</w:t>
-      </w:r>
-    </w:p>
-    <w:p>
-      <w:pPr/>
-      <w:r>
-        <w:rPr>
-          <w:lang w:val="hi_IN" w:bidi="hi_IN"/>
-        </w:rPr>
-      </w:r>
-      <w:r>
-        <w:rPr>
-          <w:lang w:val="hi_IN" w:bidi="hi_IN"/>
-        </w:rPr>
-        <w:t xml:space="preserve">रूदे यरूशलेम में यूहन्ना मरकुस की माँ मरियम के घर में </w:t>
-      </w:r>
-      <w:r>
-        <w:rPr>
-          <w:lang w:val="hi_IN" w:bidi="hi_IN"/>
-        </w:rPr>
-        <w:t>दासी</w:t>
-      </w:r>
-      <w:r>
-        <w:rPr>
-          <w:lang w:val="hi_IN" w:bidi="hi_IN"/>
-        </w:rPr>
-        <w:t xml:space="preserve"> थी। रूदे ने घर में उपस्थित लोगों को बताया कि पतरस द्वार के बाहर खड़े हैं। चूंकि वे उनके </w:t>
-      </w:r>
-      <w:r>
-        <w:rPr>
-          <w:lang w:val="hi_IN" w:bidi="hi_IN"/>
-        </w:rPr>
-        <w:t>बन्दीगृह</w:t>
-      </w:r>
-      <w:r>
-        <w:rPr>
-          <w:lang w:val="hi_IN" w:bidi="hi_IN"/>
-        </w:rPr>
-        <w:t xml:space="preserve"> से रिहा होने के बारे में नहीं जानते थे, इसलिए पहले तो दूसरों ने उनके बात पर यकीन नहीं किया (</w:t>
-      </w:r>
-      <w:hyperlink r:id="rId666">
-        <w:r>
-          <w:rPr>
-            <w:lang w:val="hi_IN" w:bidi="hi_IN"/>
-          </w:rPr>
-          <w:rPr>
-            <w:color w:val="0000EE"/>
-            <w:u w:val="single"/>
-          </w:rPr>
-          <w:t>प्रेरि 12:13–15</w:t>
-        </w:r>
-      </w:hyperlink>
-      <w:r>
-        <w:rPr>
-          <w:lang w:val="hi_IN" w:bidi="hi_IN"/>
-        </w:rPr>
-        <w:t>)।</w:t>
+        <w:t>रूबेन (स्थान)</w:t>
+      </w:r>
+      <w:r>
+        <w:rPr>
+          <w:lang w:val="hi_IN" w:bidi="hi_IN"/>
+        </w:rPr>
+      </w:r>
+    </w:p>
+    <w:p>
+      <w:pPr/>
+      <w:r>
+        <w:rPr>
+          <w:lang w:val="hi_IN" w:bidi="hi_IN"/>
+        </w:rPr>
+      </w:r>
+      <w:r>
+        <w:rPr>
+          <w:lang w:val="hi_IN" w:bidi="hi_IN"/>
+        </w:rPr>
+        <w:t>यरदन के पूर्व का क्षेत्र रूबेन के गोत्र को इस शर्त पर दिया गया कि वे यरदन के पश्चिम में कनान को लेने में सहायता करेंगे (</w:t>
+      </w:r>
+      <w:hyperlink r:id="rId713">
+        <w:r>
+          <w:rPr>
+            <w:lang w:val="hi_IN" w:bidi="hi_IN"/>
+          </w:rPr>
+          <w:rPr>
+            <w:color w:val="0000EE"/>
+            <w:u w:val="single"/>
+          </w:rPr>
+          <w:t>गिन 32</w:t>
+        </w:r>
+      </w:hyperlink>
+      <w:r>
+        <w:rPr>
+          <w:lang w:val="hi_IN" w:bidi="hi_IN"/>
+        </w:rPr>
+        <w:t>). मूसा ने रूबेनियों की मवेशी चराने के लिए उपयुक्त भूमि की प्रार्थना को स्वीकार किया। यह क्षेत्र दक्षिण में अर्नोन नदी, उत्तर और पूर्व में हेशबोन की वादी और अम्मोनी राज्य, और पश्चिम में यरदन और मृत सागर से घिरा था। रूबेनियों ने वहाँ निवास किया जब तक कि उन्हें लगभग 732 ई.पू. में अश्शूर के तिग्लत्पिलेसेर तृतीय द्वारा बन्दी नहीं बना लिया गया।</w:t>
+      </w:r>
+    </w:p>
+    <w:p>
+      <w:pPr/>
+      <w:r>
+        <w:rPr>
+          <w:lang w:val="hi_IN" w:bidi="hi_IN"/>
+        </w:rPr>
+      </w:r>
+      <w:r>
+        <w:rPr>
+          <w:i/>
+          <w:lang w:val="hi_IN" w:bidi="hi_IN"/>
+        </w:rPr>
+        <w:t>यह भी देखें</w:t>
+      </w:r>
+      <w:r>
+        <w:rPr>
+          <w:lang w:val="hi_IN" w:bidi="hi_IN"/>
+        </w:rPr>
+        <w:t xml:space="preserve"> </w:t>
+      </w:r>
+      <w:r>
+        <w:rPr>
+          <w:lang w:val="hi_IN" w:bidi="hi_IN"/>
+        </w:rPr>
+        <w:t>रूबेन (व्यक्ति)</w:t>
+      </w:r>
+      <w:r>
+        <w:rPr>
+          <w:lang w:val="hi_IN" w:bidi="hi_IN"/>
+        </w:rPr>
+        <w:t xml:space="preserve">; </w:t>
+      </w:r>
+      <w:r>
+        <w:rPr>
+          <w:lang w:val="hi_IN" w:bidi="hi_IN"/>
+        </w:rPr>
+        <w:t>रूबेन, गोत्र</w:t>
+      </w:r>
+      <w:r>
+        <w:rPr>
+          <w:lang w:val="hi_IN" w:bidi="hi_IN"/>
+        </w:rPr>
+        <w:t>।</w:t>
       </w:r>
       <w:r>
         <w:rPr>
@@ -27345,37 +29069,37 @@
         <w:rPr>
           <w:lang w:val="hi_IN" w:bidi="hi_IN"/>
         </w:rPr>
-        <w:t>रूपान्तरण</w:t>
-      </w:r>
-      <w:r>
-        <w:rPr>
-          <w:lang w:val="hi_IN" w:bidi="hi_IN"/>
-        </w:rPr>
-      </w:r>
-    </w:p>
-    <w:p>
-      <w:pPr/>
-      <w:r>
-        <w:rPr>
-          <w:lang w:val="hi_IN" w:bidi="hi_IN"/>
-        </w:rPr>
-      </w:r>
-      <w:r>
-        <w:rPr>
-          <w:lang w:val="hi_IN" w:bidi="hi_IN"/>
-        </w:rPr>
-        <w:t>यीशु की पृथ्विक सेवकाई में घटना का वर्णन नए नियम के चार पुस्तकों में किया गया है (</w:t>
-      </w:r>
-      <w:hyperlink r:id="rId667">
-        <w:r>
-          <w:rPr>
-            <w:lang w:val="hi_IN" w:bidi="hi_IN"/>
-          </w:rPr>
-          <w:rPr>
-            <w:color w:val="0000EE"/>
-            <w:u w:val="single"/>
-          </w:rPr>
-          <w:t>मत्ती 17:1–8</w:t>
+        <w:t>रूबेनी</w:t>
+      </w:r>
+      <w:r>
+        <w:rPr>
+          <w:lang w:val="hi_IN" w:bidi="hi_IN"/>
+        </w:rPr>
+      </w:r>
+    </w:p>
+    <w:p>
+      <w:pPr/>
+      <w:r>
+        <w:rPr>
+          <w:lang w:val="hi_IN" w:bidi="hi_IN"/>
+        </w:rPr>
+      </w:r>
+      <w:r>
+        <w:rPr>
+          <w:lang w:val="hi_IN" w:bidi="hi_IN"/>
+        </w:rPr>
+        <w:t>याकूब के पुत्र, रूबेन के वंशज (</w:t>
+      </w:r>
+      <w:hyperlink r:id="rId714">
+        <w:r>
+          <w:rPr>
+            <w:lang w:val="hi_IN" w:bidi="hi_IN"/>
+          </w:rPr>
+          <w:rPr>
+            <w:color w:val="0000EE"/>
+            <w:u w:val="single"/>
+          </w:rPr>
+          <w:t>गिन 26:7</w:t>
         </w:r>
       </w:hyperlink>
       <w:r>
@@ -27384,1731 +29108,7 @@
         </w:rPr>
         <w:t xml:space="preserve">; </w:t>
       </w:r>
-      <w:hyperlink r:id="rId668">
-        <w:r>
-          <w:rPr>
-            <w:lang w:val="hi_IN" w:bidi="hi_IN"/>
-          </w:rPr>
-          <w:rPr>
-            <w:color w:val="0000EE"/>
-            <w:u w:val="single"/>
-          </w:rPr>
-          <w:t>मर 9:2–8</w:t>
-        </w:r>
-      </w:hyperlink>
-      <w:r>
-        <w:rPr>
-          <w:lang w:val="hi_IN" w:bidi="hi_IN"/>
-        </w:rPr>
-        <w:t xml:space="preserve">; </w:t>
-      </w:r>
-      <w:hyperlink r:id="rId669">
-        <w:r>
-          <w:rPr>
-            <w:lang w:val="hi_IN" w:bidi="hi_IN"/>
-          </w:rPr>
-          <w:rPr>
-            <w:color w:val="0000EE"/>
-            <w:u w:val="single"/>
-          </w:rPr>
-          <w:t>लूका 9:28–36</w:t>
-        </w:r>
-      </w:hyperlink>
-      <w:r>
-        <w:rPr>
-          <w:lang w:val="hi_IN" w:bidi="hi_IN"/>
-        </w:rPr>
-        <w:t xml:space="preserve">; </w:t>
-      </w:r>
-      <w:hyperlink r:id="rId670">
-        <w:r>
-          <w:rPr>
-            <w:lang w:val="hi_IN" w:bidi="hi_IN"/>
-          </w:rPr>
-          <w:rPr>
-            <w:color w:val="0000EE"/>
-            <w:u w:val="single"/>
-          </w:rPr>
-          <w:t>2 पत 1:16–18</w:t>
-        </w:r>
-      </w:hyperlink>
-      <w:r>
-        <w:rPr>
-          <w:lang w:val="hi_IN" w:bidi="hi_IN"/>
-        </w:rPr>
-        <w:t>), जिसमें यीशु को तीन चेलों: याकूब, पतरस और यूहन्ना की उपस्थिति में महिमा दी गई थी।</w:t>
-      </w:r>
-    </w:p>
-    <w:p>
-      <w:pPr>
-        <w:pStyle w:val="Heading3"/>
-      </w:pPr>
-      <w:r>
-        <w:rPr>
-          <w:lang w:val="hi_IN" w:bidi="hi_IN"/>
-        </w:rPr>
-        <w:t>घटना का स्थान</w:t>
-      </w:r>
-    </w:p>
-    <w:p>
-      <w:pPr/>
-      <w:r>
-        <w:rPr>
-          <w:lang w:val="hi_IN" w:bidi="hi_IN"/>
-        </w:rPr>
-      </w:r>
-      <w:r>
-        <w:rPr>
-          <w:lang w:val="hi_IN" w:bidi="hi_IN"/>
-        </w:rPr>
-        <w:t xml:space="preserve">वह सटीक स्थान जहाँ रूपांतरण हुआ था, नए नियम में नहीं दिया गया है। </w:t>
-      </w:r>
-      <w:hyperlink r:id="rId671">
-        <w:r>
-          <w:rPr>
-            <w:lang w:val="hi_IN" w:bidi="hi_IN"/>
-          </w:rPr>
-          <w:rPr>
-            <w:color w:val="0000EE"/>
-            <w:u w:val="single"/>
-          </w:rPr>
-          <w:t>मत्ती 17:1</w:t>
-        </w:r>
-      </w:hyperlink>
-      <w:r>
-        <w:rPr>
-          <w:lang w:val="hi_IN" w:bidi="hi_IN"/>
-        </w:rPr>
-        <w:t xml:space="preserve"> और </w:t>
-      </w:r>
-      <w:hyperlink r:id="rId672">
-        <w:r>
-          <w:rPr>
-            <w:lang w:val="hi_IN" w:bidi="hi_IN"/>
-          </w:rPr>
-          <w:rPr>
-            <w:color w:val="0000EE"/>
-            <w:u w:val="single"/>
-          </w:rPr>
-          <w:t>मरकुस 9:2</w:t>
-        </w:r>
-      </w:hyperlink>
-      <w:r>
-        <w:rPr>
-          <w:lang w:val="hi_IN" w:bidi="hi_IN"/>
-        </w:rPr>
-        <w:t xml:space="preserve"> बस यह बताते हैं कि यह एक "ऊँचे पहाड़" पर हुआ था। कौन सी पहाड़ है इसे लेकर कई सुझाव दिए गए हैं, परंपरागत स्थल ताबोर पहाड़ है, जो कि गलील सागर के दक्षिण-पश्चिम में लगभग 10 मील (16.1 किलोमीटर) दूर एस्ड्रेइलॉन के मैदान में स्थित एक गोल पहाड़ी है। हालाँकि, इस सुझाए गए स्थान के साथ दो बड़ी समस्याएँ हैं। एक के लिए, यह देखना मुश्किल है कि ताबोर पहाड़ को कैसे उचित रूप से "ऊँचा पहाड़" कहा जा सकता है, क्योंकि यह समुद्र तल से 2,000 फीट (609.6 मीटर) से कम है। दूसरा, यीशु के समय में एक रोमी सेना ताबोर पहाड़ पर तैनात था, और इस प्रकार यह असम्भव होगा कि यीशु अपने चेलों के साथ इस पहाड़ पर चले गए हों। घटनास्थल के लिए दूसरा सुझाव कर्मेल की पहाड़ी है, जो तट पर स्थित है, तीसरा सुझाव हेर्मोन की पहाड़ी है, जो 9,000 फीट (2,743.2 मीटर) से अधिक ऊँचा है और कैसरिया फिलिप्पी के उत्तर-पूर्व में लगभग 12 मील (19.3 किलोमीटर) की दूरी पर स्थित है। हेर्मोन की पहाड़ी वास्तव में एक ऊँची पहाड़ी है और कैसरिया फिलिप्पी के पास स्थित होने का इसके पास अतिरिक्त लाभ भी है।</w:t>
-      </w:r>
-    </w:p>
-    <w:p>
-      <w:pPr>
-        <w:pStyle w:val="Heading3"/>
-      </w:pPr>
-      <w:r>
-        <w:rPr>
-          <w:lang w:val="hi_IN" w:bidi="hi_IN"/>
-        </w:rPr>
-        <w:t>घटना</w:t>
-      </w:r>
-    </w:p>
-    <w:p>
-      <w:pPr/>
-      <w:r>
-        <w:rPr>
-          <w:lang w:val="hi_IN" w:bidi="hi_IN"/>
-        </w:rPr>
-      </w:r>
-      <w:r>
-        <w:rPr>
-          <w:lang w:val="hi_IN" w:bidi="hi_IN"/>
-        </w:rPr>
-        <w:t xml:space="preserve">कैसरिया फिलिप्पी की घटनाओं के छह दिन बाद, यीशु ने पतरस, याकूब और यूहन्ना को अपने साथ एक ऊँचे पर्वत पर अकेले ले गए। जैसा कि कई अन्य अवसरों पर, ये तीन चेले अकेले ही यीशु के साथ थे (पुष्टि करें </w:t>
-      </w:r>
-      <w:hyperlink r:id="rId673">
-        <w:r>
-          <w:rPr>
-            <w:lang w:val="hi_IN" w:bidi="hi_IN"/>
-          </w:rPr>
-          <w:rPr>
-            <w:color w:val="0000EE"/>
-            <w:u w:val="single"/>
-          </w:rPr>
-          <w:t>मर 5:35–43</w:t>
-        </w:r>
-      </w:hyperlink>
-      <w:r>
-        <w:rPr>
-          <w:lang w:val="hi_IN" w:bidi="hi_IN"/>
-        </w:rPr>
-        <w:t xml:space="preserve">; </w:t>
-      </w:r>
-      <w:hyperlink r:id="rId674">
-        <w:r>
-          <w:rPr>
-            <w:lang w:val="hi_IN" w:bidi="hi_IN"/>
-          </w:rPr>
-          <w:rPr>
-            <w:color w:val="0000EE"/>
-            <w:u w:val="single"/>
-          </w:rPr>
-          <w:t>14:32–42</w:t>
-        </w:r>
-      </w:hyperlink>
-      <w:r>
-        <w:rPr>
-          <w:lang w:val="hi_IN" w:bidi="hi_IN"/>
-        </w:rPr>
-        <w:t>)। सुसमाचार के विवरणों के अनुसार, रूपान्तरण के समय तीन घटनाएँ हुईं:</w:t>
-      </w:r>
-    </w:p>
-    <w:p>
-      <w:pPr/>
-      <w:r>
-        <w:rPr>
-          <w:lang w:val="hi_IN" w:bidi="hi_IN"/>
-        </w:rPr>
-      </w:r>
-      <w:r>
-        <w:rPr>
-          <w:lang w:val="hi_IN" w:bidi="hi_IN"/>
-        </w:rPr>
-        <w:t>1. "वह रूपान्तरित हो गया।" सभी विभिन्न विवरण यीशु के असामान्य परिवर्तन की गवाही देते हैं। यीशु का रूपान्तरित होना: "उनका चेहरा सूर्य की तरह चमकने लगा, और उनके वस्त्र ज्योति के सामान उजाला हो गया" (</w:t>
-      </w:r>
-      <w:hyperlink r:id="rId151">
-        <w:r>
-          <w:rPr>
-            <w:lang w:val="hi_IN" w:bidi="hi_IN"/>
-          </w:rPr>
-          <w:rPr>
-            <w:color w:val="0000EE"/>
-            <w:u w:val="single"/>
-          </w:rPr>
-          <w:t>मत्ती 17:2</w:t>
-        </w:r>
-      </w:hyperlink>
-      <w:r>
-        <w:rPr>
-          <w:lang w:val="hi_IN" w:bidi="hi_IN"/>
-        </w:rPr>
-        <w:t>)। यह परिवर्तन मत्ती और मरकुस में यूनानी क्रिया मेटामॉर्फियो</w:t>
-      </w:r>
-      <w:r>
-        <w:rPr>
-          <w:i/>
-          <w:lang w:val="hi_IN" w:bidi="hi_IN"/>
-        </w:rPr>
-        <w:t>,</w:t>
-      </w:r>
-      <w:r>
-        <w:rPr>
-          <w:lang w:val="hi_IN" w:bidi="hi_IN"/>
-        </w:rPr>
-        <w:t xml:space="preserve"> द्वारा वर्णित है, जो शब्द "रूपान्तरण" का मूल है। यह संकेत करता है कि एक जबरदस्त परिवर्तन हुआ।</w:t>
-      </w:r>
-    </w:p>
-    <w:p>
-      <w:pPr/>
-      <w:r>
-        <w:rPr>
-          <w:lang w:val="hi_IN" w:bidi="hi_IN"/>
-        </w:rPr>
-      </w:r>
-      <w:r>
-        <w:rPr>
-          <w:lang w:val="hi_IN" w:bidi="hi_IN"/>
-        </w:rPr>
-        <w:t>2. मूसा और एलिय्याह प्रकट हुए और यीशु से बात की। ये पुरुष, जो निस्संदेह व्यवस्था और भविष्यवक्ताओं का प्रतिनिधित्व करते हैं, कहा जाता है कि उन्होंने यीशु से उनके "निर्गमन" या प्रस्थान के बारे में बात की (</w:t>
-      </w:r>
-      <w:hyperlink r:id="rId675">
-        <w:r>
-          <w:rPr>
-            <w:lang w:val="hi_IN" w:bidi="hi_IN"/>
-          </w:rPr>
-          <w:rPr>
-            <w:color w:val="0000EE"/>
-            <w:u w:val="single"/>
-          </w:rPr>
-          <w:t>लूका 9:31</w:t>
-        </w:r>
-      </w:hyperlink>
-      <w:r>
-        <w:rPr>
-          <w:lang w:val="hi_IN" w:bidi="hi_IN"/>
-        </w:rPr>
-        <w:t xml:space="preserve">)। जिस शब्द का प्रयोग किया गया है </w:t>
-      </w:r>
-      <w:hyperlink r:id="rId675">
-        <w:r>
-          <w:rPr>
-            <w:lang w:val="hi_IN" w:bidi="hi_IN"/>
-          </w:rPr>
-          <w:rPr>
-            <w:color w:val="0000EE"/>
-            <w:u w:val="single"/>
-          </w:rPr>
-          <w:t>लूका 9:31</w:t>
-        </w:r>
-      </w:hyperlink>
-      <w:r>
-        <w:rPr>
-          <w:lang w:val="hi_IN" w:bidi="hi_IN"/>
-        </w:rPr>
-        <w:t xml:space="preserve"> में यीशु के "निर्गमन" (या मृत्यु) का वर्णन करने के लिए प्रयुक्त शब्द काफी असामान्य है और स्पष्ट रूप से यीशु की मृत्यु को एक शोकपूर्ण घटना या हार के रूप में नहीं बल्कि एक विजयी यात्रा के रूप में दर्शाता है।</w:t>
-      </w:r>
-    </w:p>
-    <w:p>
-      <w:pPr/>
-      <w:r>
-        <w:rPr>
-          <w:lang w:val="hi_IN" w:bidi="hi_IN"/>
-        </w:rPr>
-      </w:r>
-      <w:r>
-        <w:rPr>
-          <w:lang w:val="hi_IN" w:bidi="hi_IN"/>
-        </w:rPr>
-        <w:t>3. पतरस की टिप्पणी के बाद कि तीन चेलों के लिए वहाँ उपस्थित होना और इसे देखना अच्छा था, और उनके इस सुझाव के बाद कि वे तीन मण्डप बनाएं, स्वर्ग से एक आवाज आई, "यह मेरा प्रिय पुत्र है; इसकी सुनो" (</w:t>
-      </w:r>
-      <w:hyperlink r:id="rId676">
-        <w:r>
-          <w:rPr>
-            <w:lang w:val="hi_IN" w:bidi="hi_IN"/>
-          </w:rPr>
-          <w:rPr>
-            <w:color w:val="0000EE"/>
-            <w:u w:val="single"/>
-          </w:rPr>
-          <w:t>मर 9:7</w:t>
-        </w:r>
-      </w:hyperlink>
-      <w:r>
-        <w:rPr>
-          <w:lang w:val="hi_IN" w:bidi="hi_IN"/>
-        </w:rPr>
-        <w:t>)। ये शब्द स्पष्ट रूप से पतरस के लिए एक फटकार थे, जिन्होंने यीशु को मूसा और एलिय्याह के साथ एक समान स्तर पर रखा था। तीन मण्डप बनाना (एक मूसा के लिए, एक एलिय्याह के लिए, और एक यीशु के लिए) अर्थ यह भूल जाना है कि यीशु कौन हैं, और स्वर्ग से आई आवाज़ ने पतरस की गलती की ओर इशारा किया। फटकार को भी कैसरिया फिलिप्पी में कुछ दिन पहले पतरस ने जो कहा था, उसके सन्धर्व में भी समझा जाना चाहिए। क्या पतरस भूल गया था कि उन्होंने अभी-अभी यीशु से कहा था, “</w:t>
-      </w:r>
-      <w:r>
-        <w:rPr>
-          <w:lang w:val="hi_IN" w:bidi="hi_IN"/>
-        </w:rPr>
-        <w:t>तू जीविते परमेश्वर का पुत्र मसीह है</w:t>
-      </w:r>
-      <w:r>
-        <w:rPr>
-          <w:lang w:val="hi_IN" w:bidi="hi_IN"/>
-        </w:rPr>
-        <w:t>”?</w:t>
-      </w:r>
-    </w:p>
-    <w:p>
-      <w:pPr>
-        <w:pStyle w:val="Heading3"/>
-      </w:pPr>
-      <w:r>
-        <w:rPr>
-          <w:lang w:val="hi_IN" w:bidi="hi_IN"/>
-        </w:rPr>
-        <w:t>घटना का अर्थ</w:t>
-      </w:r>
-    </w:p>
-    <w:p>
-      <w:pPr/>
-      <w:r>
-        <w:rPr>
-          <w:lang w:val="hi_IN" w:bidi="hi_IN"/>
-        </w:rPr>
-      </w:r>
-      <w:r>
-        <w:rPr>
-          <w:lang w:val="hi_IN" w:bidi="hi_IN"/>
-        </w:rPr>
-        <w:t xml:space="preserve"> रूपान्तरण के महत्व को समझने के लिए, यीशु के रूपान्तरण के समय स्वर्गीय आवाज़ और यीशु के बपतिस्मा के समय स्वर्गीय आवाज़ के बीच अन्तर करना ज़रूरी है। बपतिस्मा के समय दोनों ही मामलों में, यीशु के रूपान्तरण के समय स्वर्गीय आवाज़ और यीशु के बपतिस्मा के समय स्वर्गीय आवाज़ के बीच अन्तर करना ज़रूरी है। </w:t>
-      </w:r>
-      <w:hyperlink r:id="rId677">
-        <w:r>
-          <w:rPr>
-            <w:lang w:val="hi_IN" w:bidi="hi_IN"/>
-          </w:rPr>
-          <w:rPr>
-            <w:color w:val="0000EE"/>
-            <w:u w:val="single"/>
-          </w:rPr>
-          <w:t>मरकुस 1:11</w:t>
-        </w:r>
-      </w:hyperlink>
-      <w:r>
-        <w:rPr>
-          <w:lang w:val="hi_IN" w:bidi="hi_IN"/>
-        </w:rPr>
-        <w:t xml:space="preserve"> और </w:t>
-      </w:r>
-      <w:hyperlink r:id="rId678">
-        <w:r>
-          <w:rPr>
-            <w:lang w:val="hi_IN" w:bidi="hi_IN"/>
-          </w:rPr>
-          <w:rPr>
-            <w:color w:val="0000EE"/>
-            <w:u w:val="single"/>
-          </w:rPr>
-          <w:t>लूका 3:22</w:t>
-        </w:r>
-      </w:hyperlink>
-      <w:r>
-        <w:rPr>
-          <w:lang w:val="hi_IN" w:bidi="hi_IN"/>
-        </w:rPr>
-        <w:t xml:space="preserve"> संकेत करते हैं कि आवाज यीशु को संबोधित थी: "तू मेरा प्रिय पुत्र है।" हालांकि, रूपान्तरण में, आवाज यीशु को संबोधित नहीं थी, बल्कि पतरस, याकूब, और यूहन्ना को संबोधित थी: "यह मेरा प्रिय पुत्र है" (</w:t>
-      </w:r>
-      <w:hyperlink r:id="rId676">
-        <w:r>
-          <w:rPr>
-            <w:lang w:val="hi_IN" w:bidi="hi_IN"/>
-          </w:rPr>
-          <w:rPr>
-            <w:color w:val="0000EE"/>
-            <w:u w:val="single"/>
-          </w:rPr>
-          <w:t>मरकुस 9:7</w:t>
-        </w:r>
-      </w:hyperlink>
-      <w:r>
-        <w:rPr>
-          <w:lang w:val="hi_IN" w:bidi="hi_IN"/>
-        </w:rPr>
-        <w:t xml:space="preserve">)। स्पष्ट रूप से रूपान्तरण की घटनाएँ मुख्य रूप से चेलों की ओर निर्देशित हैं। “उनके सामने यीशु का रूपान्तरण हुआ” "वह उनके सामने रूपान्तरित हो गये" (वचन </w:t>
-      </w:r>
-      <w:hyperlink r:id="rId672">
-        <w:r>
-          <w:rPr>
-            <w:lang w:val="hi_IN" w:bidi="hi_IN"/>
-          </w:rPr>
-          <w:rPr>
-            <w:color w:val="0000EE"/>
-            <w:u w:val="single"/>
-          </w:rPr>
-          <w:t>2</w:t>
-        </w:r>
-      </w:hyperlink>
-      <w:r>
-        <w:rPr>
-          <w:lang w:val="hi_IN" w:bidi="hi_IN"/>
-        </w:rPr>
-        <w:t xml:space="preserve">); "उनके सामने एलियाह और मूसा प्रकट हुए" (वचन </w:t>
-      </w:r>
-      <w:hyperlink r:id="rId679">
-        <w:r>
-          <w:rPr>
-            <w:lang w:val="hi_IN" w:bidi="hi_IN"/>
-          </w:rPr>
-          <w:rPr>
-            <w:color w:val="0000EE"/>
-            <w:u w:val="single"/>
-          </w:rPr>
-          <w:t>4</w:t>
-        </w:r>
-      </w:hyperlink>
-      <w:r>
-        <w:rPr>
-          <w:lang w:val="hi_IN" w:bidi="hi_IN"/>
-        </w:rPr>
-        <w:t>); "एक बादल ने उन्हें ढक लिया … ‘</w:t>
-      </w:r>
-      <w:r>
-        <w:rPr>
-          <w:lang w:val="hi_IN" w:bidi="hi_IN"/>
-        </w:rPr>
-        <w:t>इसकी</w:t>
-      </w:r>
-      <w:r>
-        <w:rPr>
-          <w:lang w:val="hi_IN" w:bidi="hi_IN"/>
-        </w:rPr>
-        <w:t xml:space="preserve"> सुनो’ ” (वचन </w:t>
-      </w:r>
-      <w:hyperlink r:id="rId676">
-        <w:r>
-          <w:rPr>
-            <w:lang w:val="hi_IN" w:bidi="hi_IN"/>
-          </w:rPr>
-          <w:rPr>
-            <w:color w:val="0000EE"/>
-            <w:u w:val="single"/>
-          </w:rPr>
-          <w:t>7</w:t>
-        </w:r>
-      </w:hyperlink>
-      <w:r>
-        <w:rPr>
-          <w:lang w:val="hi_IN" w:bidi="hi_IN"/>
-        </w:rPr>
-        <w:t xml:space="preserve">); “उन्होंने अब उनके साथ किसी और को नहीं देखा, केवल यीशु को ही” (वचन </w:t>
-      </w:r>
-      <w:hyperlink r:id="rId680">
-        <w:r>
-          <w:rPr>
-            <w:lang w:val="hi_IN" w:bidi="hi_IN"/>
-          </w:rPr>
-          <w:rPr>
-            <w:color w:val="0000EE"/>
-            <w:u w:val="single"/>
-          </w:rPr>
-          <w:t>8</w:t>
-        </w:r>
-      </w:hyperlink>
-      <w:r>
-        <w:rPr>
-          <w:lang w:val="hi_IN" w:bidi="hi_IN"/>
-        </w:rPr>
-        <w:t>)। इन संदर्भों से स्पष्ट है कि यह घटना यीशु के लिए नहीं बल्कि चेलों के लिए है। कैसरिया फिलिप्पी की घटनाओं के ठीक बाद, परमेश्वर ने रूपान्तरण के समय वही पुष्टि की जो पतरस ने पहले कैसरिया फिलिप्पी में स्वीकार की थी: यीशु वास्तव में मसीह, परमेश्वर के पुत्र है।</w:t>
-      </w:r>
-    </w:p>
-    <w:p>
-      <w:pPr/>
-      <w:r>
-        <w:rPr>
-          <w:lang w:val="hi_IN" w:bidi="hi_IN"/>
-        </w:rPr>
-      </w:r>
-      <w:hyperlink r:id="rId670">
-        <w:r>
-          <w:rPr>
-            <w:lang w:val="hi_IN" w:bidi="hi_IN"/>
-          </w:rPr>
-          <w:rPr>
-            <w:color w:val="0000EE"/>
-            <w:u w:val="single"/>
-          </w:rPr>
-          <w:t>2 पतरस 1:16–18</w:t>
-        </w:r>
-      </w:hyperlink>
-      <w:r>
-        <w:rPr>
-          <w:lang w:val="hi_IN" w:bidi="hi_IN"/>
-        </w:rPr>
-        <w:t xml:space="preserve"> में लेखक वर्णन करता है कि वह रूपान्तरण का प्रत्यक्षदर्शी था। यूहन्ना ने अपने सुसमाचार की प्रस्तावना लिखते समय भी ऐसा ही किया और कहा, "हमने उसकी महिमा देखी है" (</w:t>
-      </w:r>
-      <w:hyperlink r:id="rId681">
-        <w:r>
-          <w:rPr>
-            <w:lang w:val="hi_IN" w:bidi="hi_IN"/>
-          </w:rPr>
-          <w:rPr>
-            <w:color w:val="0000EE"/>
-            <w:u w:val="single"/>
-          </w:rPr>
-          <w:t>यूह 1:14</w:t>
-        </w:r>
-      </w:hyperlink>
-      <w:r>
-        <w:rPr>
-          <w:lang w:val="hi_IN" w:bidi="hi_IN"/>
-        </w:rPr>
-        <w:t>)। रूपान्तरण के समय परमेश्वर के पुत्र का वास्तविक रूप (यूनानी में मोर्फे) अस्थायी रूप से उनकी मानवता के पर्दे को तोड़ता है और चेलों को उनकी पूर्व-अस्तित्व वाली महिमा दिखाई देती है। यीशु के इस रूपान्तरण में, तीन चेलों ने यीशु की पूर्व-देहधारी महिमा के साथ-साथ उनकी भविष्य की महिमा को भी देखा, जो उन्हें उनके पुनरुत्थान के समय प्राप्त हुई थी और जिसे सभी तब देखेंगे जब वह दुनिया का न्याय करने के लिए वापस आएंगे।</w:t>
-      </w:r>
-    </w:p>
-    <w:p>
-      <w:pPr/>
-      <w:r>
-        <w:rPr>
-          <w:lang w:val="hi_IN" w:bidi="hi_IN"/>
-        </w:rPr>
-      </w:r>
-      <w:r>
-        <w:rPr>
-          <w:lang w:val="hi_IN" w:bidi="hi_IN"/>
-        </w:rPr>
-        <w:t xml:space="preserve">जब मसीह अपनी महिमा में लौटेंगे, तो सभी विश्वासियों का रूपान्तरण होगा और वे एक </w:t>
-      </w:r>
-      <w:r>
-        <w:rPr>
-          <w:lang w:val="hi_IN" w:bidi="hi_IN"/>
-        </w:rPr>
-        <w:t>तेजस्वी</w:t>
-      </w:r>
-      <w:r>
-        <w:rPr>
-          <w:lang w:val="hi_IN" w:bidi="hi_IN"/>
-        </w:rPr>
-        <w:t xml:space="preserve">, पुनरुत्थित शरीर प्राप्त करेंगे। इस प्रकार, मसीह का रूपान्तरण हर विश्वासी के रूपान्तरण का पूर्वावलोकन है (देखें </w:t>
-      </w:r>
-      <w:hyperlink r:id="rId682">
-        <w:r>
-          <w:rPr>
-            <w:lang w:val="hi_IN" w:bidi="hi_IN"/>
-          </w:rPr>
-          <w:rPr>
-            <w:color w:val="0000EE"/>
-            <w:u w:val="single"/>
-          </w:rPr>
-          <w:t>1 कुर 15:42–45</w:t>
-        </w:r>
-      </w:hyperlink>
-      <w:r>
-        <w:rPr>
-          <w:lang w:val="hi_IN" w:bidi="hi_IN"/>
-        </w:rPr>
-        <w:t xml:space="preserve">; </w:t>
-      </w:r>
-      <w:hyperlink r:id="rId683">
-        <w:r>
-          <w:rPr>
-            <w:lang w:val="hi_IN" w:bidi="hi_IN"/>
-          </w:rPr>
-          <w:rPr>
-            <w:color w:val="0000EE"/>
-            <w:u w:val="single"/>
-          </w:rPr>
-          <w:t>फिल 3:20–21</w:t>
-        </w:r>
-      </w:hyperlink>
-      <w:r>
-        <w:rPr>
-          <w:lang w:val="hi_IN" w:bidi="hi_IN"/>
-        </w:rPr>
-        <w:t xml:space="preserve">; </w:t>
-      </w:r>
-      <w:hyperlink r:id="rId684">
-        <w:r>
-          <w:rPr>
-            <w:lang w:val="hi_IN" w:bidi="hi_IN"/>
-          </w:rPr>
-          <w:rPr>
-            <w:color w:val="0000EE"/>
-            <w:u w:val="single"/>
-          </w:rPr>
-          <w:t>कुल 3:4</w:t>
-        </w:r>
-      </w:hyperlink>
-      <w:r>
-        <w:rPr>
-          <w:lang w:val="hi_IN" w:bidi="hi_IN"/>
-        </w:rPr>
-        <w:t>)।</w:t>
-      </w:r>
-    </w:p>
-    <w:p>
-      <w:pPr/>
-      <w:r>
-        <w:rPr>
-          <w:lang w:val="hi_IN" w:bidi="hi_IN"/>
-        </w:rPr>
-      </w:r>
-      <w:r>
-        <w:rPr>
-          <w:i/>
-          <w:lang w:val="hi_IN" w:bidi="hi_IN"/>
-        </w:rPr>
-        <w:t>यह भी देखें</w:t>
-      </w:r>
-      <w:r>
-        <w:rPr>
-          <w:lang w:val="hi_IN" w:bidi="hi_IN"/>
-        </w:rPr>
-        <w:t xml:space="preserve"> </w:t>
-      </w:r>
-      <w:r>
-        <w:rPr>
-          <w:lang w:val="hi_IN" w:bidi="hi_IN"/>
-        </w:rPr>
-        <w:t>की जीवन और शिक्षाएँ, यीशु मसीह।</w:t>
-      </w:r>
-      <w:r>
-        <w:rPr>
-          <w:lang w:val="hi_IN" w:bidi="hi_IN"/>
-        </w:rPr>
-      </w:r>
-      <w:r>
-        <w:rPr>
-          <w:lang w:val="hi_IN" w:bidi="hi_IN"/>
-        </w:rPr>
-      </w:r>
-    </w:p>
-    <w:p>
-      <w:pPr/>
-      <w:r>
-        <w:rPr>
-          <w:lang w:val="hi_IN" w:bidi="hi_IN"/>
-        </w:rPr>
-      </w:r>
-    </w:p>
-    <w:p>
-      <w:pPr>
-        <w:pStyle w:val="Heading2"/>
-      </w:pPr>
-      <w:r>
-        <w:rPr>
-          <w:lang w:val="hi_IN" w:bidi="hi_IN"/>
-        </w:rPr>
-        <w:t>रूफस</w:t>
-      </w:r>
-      <w:r>
-        <w:rPr>
-          <w:lang w:val="hi_IN" w:bidi="hi_IN"/>
-        </w:rPr>
-      </w:r>
-    </w:p>
-    <w:p>
-      <w:pPr>
-        <w:pStyle w:val="Heading2"/>
-      </w:pPr>
-      <w:r>
-        <w:rPr>
-          <w:lang w:val="hi_IN" w:bidi="hi_IN"/>
-        </w:rPr>
-        <w:t>रूफुस</w:t>
-      </w:r>
-    </w:p>
-    <w:p>
-      <w:pPr/>
-      <w:r>
-        <w:rPr>
-          <w:lang w:val="hi_IN" w:bidi="hi_IN"/>
-        </w:rPr>
-      </w:r>
-      <w:r>
-        <w:rPr>
-          <w:lang w:val="hi_IN" w:bidi="hi_IN"/>
-        </w:rPr>
-        <w:t xml:space="preserve">1. </w:t>
-      </w:r>
-      <w:r>
-        <w:rPr>
-          <w:lang w:val="hi_IN" w:bidi="hi_IN"/>
-        </w:rPr>
-        <w:t>कुरेनी मनुष्य</w:t>
-      </w:r>
-      <w:r>
-        <w:rPr>
-          <w:lang w:val="hi_IN" w:bidi="hi_IN"/>
-        </w:rPr>
-        <w:t xml:space="preserve"> शमौन के पुत्रों में से एक (</w:t>
-      </w:r>
-      <w:hyperlink r:id="rId685">
-        <w:r>
-          <w:rPr>
-            <w:lang w:val="hi_IN" w:bidi="hi_IN"/>
-          </w:rPr>
-          <w:rPr>
-            <w:color w:val="0000EE"/>
-            <w:u w:val="single"/>
-          </w:rPr>
-          <w:t>मर 15:21</w:t>
-        </w:r>
-      </w:hyperlink>
-      <w:r>
-        <w:rPr>
-          <w:lang w:val="hi_IN" w:bidi="hi_IN"/>
-        </w:rPr>
-        <w:t>)।</w:t>
-      </w:r>
-    </w:p>
-    <w:p>
-      <w:pPr/>
-      <w:r>
-        <w:rPr>
-          <w:lang w:val="hi_IN" w:bidi="hi_IN"/>
-        </w:rPr>
-      </w:r>
-      <w:r>
-        <w:rPr>
-          <w:lang w:val="hi_IN" w:bidi="hi_IN"/>
-        </w:rPr>
-        <w:t>2. मसीही जिसे पौलुस ने अभिवादन भेजा, तथा उसकी माता के बारे में एक विशेष स्नेहपूर्ण टिप्पणी भी लिखी (</w:t>
-      </w:r>
-      <w:hyperlink r:id="rId686">
-        <w:r>
-          <w:rPr>
-            <w:lang w:val="hi_IN" w:bidi="hi_IN"/>
-          </w:rPr>
-          <w:rPr>
-            <w:color w:val="0000EE"/>
-            <w:u w:val="single"/>
-          </w:rPr>
-          <w:t>रोमियों 16:13</w:t>
-        </w:r>
-      </w:hyperlink>
-      <w:r>
-        <w:rPr>
-          <w:lang w:val="hi_IN" w:bidi="hi_IN"/>
-        </w:rPr>
-        <w:t>)। शायद ऊपर दिए गए #1 व्यक्ति दोनों एक ही है।</w:t>
-      </w:r>
-      <w:r>
-        <w:rPr>
-          <w:lang w:val="hi_IN" w:bidi="hi_IN"/>
-        </w:rPr>
-      </w:r>
-      <w:r>
-        <w:rPr>
-          <w:lang w:val="hi_IN" w:bidi="hi_IN"/>
-        </w:rPr>
-      </w:r>
-    </w:p>
-    <w:p>
-      <w:pPr/>
-      <w:r>
-        <w:rPr>
-          <w:lang w:val="hi_IN" w:bidi="hi_IN"/>
-        </w:rPr>
-      </w:r>
-    </w:p>
-    <w:p>
-      <w:pPr>
-        <w:pStyle w:val="Heading2"/>
-      </w:pPr>
-      <w:r>
-        <w:rPr>
-          <w:lang w:val="hi_IN" w:bidi="hi_IN"/>
-        </w:rPr>
-        <w:t>रूबेन (व्यक्ति)</w:t>
-      </w:r>
-      <w:r>
-        <w:rPr>
-          <w:lang w:val="hi_IN" w:bidi="hi_IN"/>
-        </w:rPr>
-      </w:r>
-    </w:p>
-    <w:p>
-      <w:pPr/>
-      <w:r>
-        <w:rPr>
-          <w:lang w:val="hi_IN" w:bidi="hi_IN"/>
-        </w:rPr>
-      </w:r>
-      <w:r>
-        <w:rPr>
-          <w:lang w:val="hi_IN" w:bidi="hi_IN"/>
-        </w:rPr>
-        <w:t>याकूब और लिआ के सबसे बड़े पुत्र (</w:t>
-      </w:r>
-      <w:hyperlink r:id="rId687">
-        <w:r>
-          <w:rPr>
-            <w:lang w:val="hi_IN" w:bidi="hi_IN"/>
-          </w:rPr>
-          <w:rPr>
-            <w:color w:val="0000EE"/>
-            <w:u w:val="single"/>
-          </w:rPr>
-          <w:t>उत् 29:32</w:t>
-        </w:r>
-      </w:hyperlink>
-      <w:r>
-        <w:rPr>
-          <w:lang w:val="hi_IN" w:bidi="hi_IN"/>
-        </w:rPr>
-        <w:t xml:space="preserve">; </w:t>
-      </w:r>
-      <w:hyperlink r:id="rId688">
-        <w:r>
-          <w:rPr>
-            <w:lang w:val="hi_IN" w:bidi="hi_IN"/>
-          </w:rPr>
-          <w:rPr>
-            <w:color w:val="0000EE"/>
-            <w:u w:val="single"/>
-          </w:rPr>
-          <w:t>46:8</w:t>
-        </w:r>
-      </w:hyperlink>
-      <w:r>
-        <w:rPr>
-          <w:lang w:val="hi_IN" w:bidi="hi_IN"/>
-        </w:rPr>
-        <w:t>) और इस्राएल की 12 गोत्रों में से एक के पूर्वज। रूबेन दूदाफल घटना में शामिल थे (</w:t>
-      </w:r>
       <w:hyperlink r:id="rId689">
-        <w:r>
-          <w:rPr>
-            <w:lang w:val="hi_IN" w:bidi="hi_IN"/>
-          </w:rPr>
-          <w:rPr>
-            <w:color w:val="0000EE"/>
-            <w:u w:val="single"/>
-          </w:rPr>
-          <w:t>30:14</w:t>
-        </w:r>
-      </w:hyperlink>
-      <w:r>
-        <w:rPr>
-          <w:lang w:val="hi_IN" w:bidi="hi_IN"/>
-        </w:rPr>
-        <w:t>) और उन्होंने अपने पिता की रखैली बिल्हा के साथ कुकर्म किया (</w:t>
-      </w:r>
-      <w:hyperlink r:id="rId690">
-        <w:r>
-          <w:rPr>
-            <w:lang w:val="hi_IN" w:bidi="hi_IN"/>
-          </w:rPr>
-          <w:rPr>
-            <w:color w:val="0000EE"/>
-            <w:u w:val="single"/>
-          </w:rPr>
-          <w:t>35:22</w:t>
-        </w:r>
-      </w:hyperlink>
-      <w:r>
-        <w:rPr>
-          <w:lang w:val="hi_IN" w:bidi="hi_IN"/>
-        </w:rPr>
-        <w:t>)। फिर भी, वयस्कता में वह याकूब के पुत्रों में अधिक सम्माननीय बनकर उभरता है। रूबेन ने यूसुफ को मारने की योजना का विरोध किया और उसे गड्ढे से बचाने की योजना बनाई (</w:t>
-      </w:r>
-      <w:hyperlink r:id="rId691">
-        <w:r>
-          <w:rPr>
-            <w:lang w:val="hi_IN" w:bidi="hi_IN"/>
-          </w:rPr>
-          <w:rPr>
-            <w:color w:val="0000EE"/>
-            <w:u w:val="single"/>
-          </w:rPr>
-          <w:t>37:22–35</w:t>
-        </w:r>
-      </w:hyperlink>
-      <w:r>
-        <w:rPr>
-          <w:lang w:val="hi_IN" w:bidi="hi_IN"/>
-        </w:rPr>
-        <w:t>)। उन्होंने मिस्र में भाइयों की कैद के बारे में नैतिकता की बात की (</w:t>
-      </w:r>
-      <w:hyperlink r:id="rId692">
-        <w:r>
-          <w:rPr>
-            <w:lang w:val="hi_IN" w:bidi="hi_IN"/>
-          </w:rPr>
-          <w:rPr>
-            <w:color w:val="0000EE"/>
-            <w:u w:val="single"/>
-          </w:rPr>
-          <w:t>42:22</w:t>
-        </w:r>
-      </w:hyperlink>
-      <w:r>
-        <w:rPr>
-          <w:lang w:val="hi_IN" w:bidi="hi_IN"/>
-        </w:rPr>
-        <w:t>) अपने परिवार को बड़े जोखिम में डालते हुए बिन्यामीन की सुरक्षा को सुनिश्चित किया। फिर भी, याकूब द्वारा आशीर्वाद की घोषणा के समय, रूबेन को अस्थिर ठहराया गया और उनका पहलौठे का अधिकार छीन लिया गया (</w:t>
-      </w:r>
-      <w:hyperlink r:id="rId693">
-        <w:r>
-          <w:rPr>
-            <w:lang w:val="hi_IN" w:bidi="hi_IN"/>
-          </w:rPr>
-          <w:rPr>
-            <w:color w:val="0000EE"/>
-            <w:u w:val="single"/>
-          </w:rPr>
-          <w:t>49:3–4</w:t>
-        </w:r>
-      </w:hyperlink>
-      <w:r>
-        <w:rPr>
-          <w:lang w:val="hi_IN" w:bidi="hi_IN"/>
-        </w:rPr>
-        <w:t>)। उन्होंने चार पुत्रों को जन्म दिया (</w:t>
-      </w:r>
-      <w:hyperlink r:id="rId694">
-        <w:r>
-          <w:rPr>
-            <w:lang w:val="hi_IN" w:bidi="hi_IN"/>
-          </w:rPr>
-          <w:rPr>
-            <w:color w:val="0000EE"/>
-            <w:u w:val="single"/>
-          </w:rPr>
-          <w:t>1 इति 5:3</w:t>
-        </w:r>
-      </w:hyperlink>
-      <w:r>
-        <w:rPr>
-          <w:lang w:val="hi_IN" w:bidi="hi_IN"/>
-        </w:rPr>
-        <w:t>)।</w:t>
-      </w:r>
-    </w:p>
-    <w:p>
-      <w:pPr/>
-      <w:r>
-        <w:rPr>
-          <w:lang w:val="hi_IN" w:bidi="hi_IN"/>
-        </w:rPr>
-      </w:r>
-      <w:r>
-        <w:rPr>
-          <w:i/>
-          <w:lang w:val="hi_IN" w:bidi="hi_IN"/>
-        </w:rPr>
-        <w:t>यह भी देखें</w:t>
-      </w:r>
-      <w:r>
-        <w:rPr>
-          <w:lang w:val="hi_IN" w:bidi="hi_IN"/>
-        </w:rPr>
-        <w:t xml:space="preserve"> </w:t>
-      </w:r>
-      <w:r>
-        <w:rPr>
-          <w:lang w:val="hi_IN" w:bidi="hi_IN"/>
-        </w:rPr>
-        <w:t>रूबेन (स्थान)</w:t>
-      </w:r>
-      <w:r>
-        <w:rPr>
-          <w:lang w:val="hi_IN" w:bidi="hi_IN"/>
-        </w:rPr>
-        <w:t xml:space="preserve">; </w:t>
-      </w:r>
-      <w:r>
-        <w:rPr>
-          <w:lang w:val="hi_IN" w:bidi="hi_IN"/>
-        </w:rPr>
-        <w:t>रूबेन, गोत्र का।</w:t>
-      </w:r>
-    </w:p>
-    <w:p>
-      <w:pPr/>
-      <w:r>
-        <w:rPr>
-          <w:lang w:val="hi_IN" w:bidi="hi_IN"/>
-        </w:rPr>
-      </w:r>
-      <w:r>
-        <w:rPr>
-          <w:lang w:val="hi_IN" w:bidi="hi_IN"/>
-        </w:rPr>
-      </w:r>
-      <w:r>
-        <w:rPr>
-          <w:lang w:val="hi_IN" w:bidi="hi_IN"/>
-        </w:rPr>
-      </w:r>
-    </w:p>
-    <w:p>
-      <w:pPr/>
-      <w:r>
-        <w:rPr>
-          <w:lang w:val="hi_IN" w:bidi="hi_IN"/>
-        </w:rPr>
-      </w:r>
-    </w:p>
-    <w:p>
-      <w:pPr>
-        <w:pStyle w:val="Heading2"/>
-      </w:pPr>
-      <w:r>
-        <w:rPr>
-          <w:lang w:val="hi_IN" w:bidi="hi_IN"/>
-        </w:rPr>
-        <w:t>रूबेन (स्थान)</w:t>
-      </w:r>
-      <w:r>
-        <w:rPr>
-          <w:lang w:val="hi_IN" w:bidi="hi_IN"/>
-        </w:rPr>
-      </w:r>
-    </w:p>
-    <w:p>
-      <w:pPr/>
-      <w:r>
-        <w:rPr>
-          <w:lang w:val="hi_IN" w:bidi="hi_IN"/>
-        </w:rPr>
-      </w:r>
-      <w:r>
-        <w:rPr>
-          <w:lang w:val="hi_IN" w:bidi="hi_IN"/>
-        </w:rPr>
-        <w:t>यरदन के पूर्व का क्षेत्र रूबेन के गोत्र को इस शर्त पर दिया गया कि वे यरदन के पश्चिम में कनान को लेने में सहायता करेंगे (</w:t>
-      </w:r>
-      <w:hyperlink r:id="rId695">
-        <w:r>
-          <w:rPr>
-            <w:lang w:val="hi_IN" w:bidi="hi_IN"/>
-          </w:rPr>
-          <w:rPr>
-            <w:color w:val="0000EE"/>
-            <w:u w:val="single"/>
-          </w:rPr>
-          <w:t>गिन 32</w:t>
-        </w:r>
-      </w:hyperlink>
-      <w:r>
-        <w:rPr>
-          <w:lang w:val="hi_IN" w:bidi="hi_IN"/>
-        </w:rPr>
-        <w:t>). मूसा ने रूबेनियों की मवेशी चराने के लिए उपयुक्त भूमि की प्रार्थना को स्वीकार किया। यह क्षेत्र दक्षिण में अर्नोन नदी, उत्तर और पूर्व में हेशबोन की वादी और अम्मोनी राज्य, और पश्चिम में यरदन और मृत सागर से घिरा था। रूबेनियों ने वहाँ निवास किया जब तक कि उन्हें लगभग 732 ई.पू. में अश्शूर के तिग्लत्पिलेसेर तृतीय द्वारा बन्दी नहीं बना लिया गया।</w:t>
-      </w:r>
-    </w:p>
-    <w:p>
-      <w:pPr/>
-      <w:r>
-        <w:rPr>
-          <w:lang w:val="hi_IN" w:bidi="hi_IN"/>
-        </w:rPr>
-      </w:r>
-      <w:r>
-        <w:rPr>
-          <w:i/>
-          <w:lang w:val="hi_IN" w:bidi="hi_IN"/>
-        </w:rPr>
-        <w:t>यह भी देखें</w:t>
-      </w:r>
-      <w:r>
-        <w:rPr>
-          <w:lang w:val="hi_IN" w:bidi="hi_IN"/>
-        </w:rPr>
-        <w:t xml:space="preserve"> </w:t>
-      </w:r>
-      <w:r>
-        <w:rPr>
-          <w:lang w:val="hi_IN" w:bidi="hi_IN"/>
-        </w:rPr>
-        <w:t>रूबेन (व्यक्ति)</w:t>
-      </w:r>
-      <w:r>
-        <w:rPr>
-          <w:lang w:val="hi_IN" w:bidi="hi_IN"/>
-        </w:rPr>
-        <w:t xml:space="preserve">; </w:t>
-      </w:r>
-      <w:r>
-        <w:rPr>
-          <w:lang w:val="hi_IN" w:bidi="hi_IN"/>
-        </w:rPr>
-        <w:t>रूबेन, गोत्र</w:t>
-      </w:r>
-      <w:r>
-        <w:rPr>
-          <w:lang w:val="hi_IN" w:bidi="hi_IN"/>
-        </w:rPr>
-        <w:t>।</w:t>
-      </w:r>
-      <w:r>
-        <w:rPr>
-          <w:lang w:val="hi_IN" w:bidi="hi_IN"/>
-        </w:rPr>
-      </w:r>
-      <w:r>
-        <w:rPr>
-          <w:lang w:val="hi_IN" w:bidi="hi_IN"/>
-        </w:rPr>
-      </w:r>
-    </w:p>
-    <w:p>
-      <w:pPr/>
-      <w:r>
-        <w:rPr>
-          <w:lang w:val="hi_IN" w:bidi="hi_IN"/>
-        </w:rPr>
-      </w:r>
-    </w:p>
-    <w:p>
-      <w:pPr>
-        <w:pStyle w:val="Heading2"/>
-      </w:pPr>
-      <w:r>
-        <w:rPr>
-          <w:lang w:val="hi_IN" w:bidi="hi_IN"/>
-        </w:rPr>
-        <w:t>रूबेन का गोत्र</w:t>
-      </w:r>
-      <w:r>
-        <w:rPr>
-          <w:lang w:val="hi_IN" w:bidi="hi_IN"/>
-        </w:rPr>
-      </w:r>
-    </w:p>
-    <w:p>
-      <w:pPr>
-        <w:pStyle w:val="Heading3"/>
-      </w:pPr>
-      <w:r>
-        <w:rPr>
-          <w:lang w:val="hi_IN" w:bidi="hi_IN"/>
-        </w:rPr>
-        <w:t>रूबेन के गोत्र की शुरुआत</w:t>
-      </w:r>
-    </w:p>
-    <w:p>
-      <w:pPr/>
-      <w:r>
-        <w:rPr>
-          <w:lang w:val="hi_IN" w:bidi="hi_IN"/>
-        </w:rPr>
-      </w:r>
-      <w:r>
-        <w:rPr>
-          <w:lang w:val="hi_IN" w:bidi="hi_IN"/>
-        </w:rPr>
-        <w:t>रूबेन के गोत्र, जो याकूब के जेठा पुत्र से उतरा था (</w:t>
-      </w:r>
-      <w:hyperlink r:id="rId687">
-        <w:r>
-          <w:rPr>
-            <w:lang w:val="hi_IN" w:bidi="hi_IN"/>
-          </w:rPr>
-          <w:rPr>
-            <w:color w:val="0000EE"/>
-            <w:u w:val="single"/>
-          </w:rPr>
-          <w:t>उत् 29:32</w:t>
-        </w:r>
-      </w:hyperlink>
-      <w:r>
-        <w:rPr>
-          <w:lang w:val="hi_IN" w:bidi="hi_IN"/>
-        </w:rPr>
-        <w:t>)। ज्येष्ठ पुत्र के रूप में, रूबेन का गोत्र प्रायः इस्राएल के गोत्रों में पहले सूचीबद्ध किया जाता था (</w:t>
-      </w:r>
-      <w:hyperlink r:id="rId696">
-        <w:r>
-          <w:rPr>
-            <w:lang w:val="hi_IN" w:bidi="hi_IN"/>
-          </w:rPr>
-          <w:rPr>
-            <w:color w:val="0000EE"/>
-            <w:u w:val="single"/>
-          </w:rPr>
-          <w:t>गिन 13:4</w:t>
-        </w:r>
-      </w:hyperlink>
-      <w:r>
-        <w:rPr>
-          <w:lang w:val="hi_IN" w:bidi="hi_IN"/>
-        </w:rPr>
-        <w:t>)। रूबेन का गोत्र उन दो-और-आधा गोत्र में भी सबसे पहले नामित किया गया था जो यरदन के पूर्व में बसे थे (</w:t>
-      </w:r>
-      <w:hyperlink r:id="rId697">
-        <w:r>
-          <w:rPr>
-            <w:lang w:val="hi_IN" w:bidi="hi_IN"/>
-          </w:rPr>
-          <w:rPr>
-            <w:color w:val="0000EE"/>
-            <w:u w:val="single"/>
-          </w:rPr>
-          <w:t>यहो 1:12</w:t>
-        </w:r>
-      </w:hyperlink>
-      <w:r>
-        <w:rPr>
-          <w:lang w:val="hi_IN" w:bidi="hi_IN"/>
-        </w:rPr>
-        <w:t>)। हालाँकि, प्रतिष्ठा की इस स्थिति के बावजूद, रूबेन का गोत्र धीरे-धीरे अपनी महत्ता खोने लगा। यह आंशिक रूप से रूबेन के पाप के कारण था (</w:t>
-      </w:r>
-      <w:hyperlink r:id="rId690">
-        <w:r>
-          <w:rPr>
-            <w:lang w:val="hi_IN" w:bidi="hi_IN"/>
-          </w:rPr>
-          <w:rPr>
-            <w:color w:val="0000EE"/>
-            <w:u w:val="single"/>
-          </w:rPr>
-          <w:t>उत् 35:22</w:t>
-        </w:r>
-      </w:hyperlink>
-      <w:r>
-        <w:rPr>
-          <w:lang w:val="hi_IN" w:bidi="hi_IN"/>
-        </w:rPr>
-        <w:t>), जिसके कारण उनके पिता याकूब ने भविष्यद्वाणी की कि रूबेन गोत्रों में अपनी श्रेष्ठता को खो देगा (</w:t>
-      </w:r>
-      <w:hyperlink r:id="rId698">
-        <w:r>
-          <w:rPr>
-            <w:lang w:val="hi_IN" w:bidi="hi_IN"/>
-          </w:rPr>
-          <w:rPr>
-            <w:color w:val="0000EE"/>
-            <w:u w:val="single"/>
-          </w:rPr>
-          <w:t>49:4</w:t>
-        </w:r>
-      </w:hyperlink>
-      <w:r>
-        <w:rPr>
-          <w:lang w:val="hi_IN" w:bidi="hi_IN"/>
-        </w:rPr>
-        <w:t xml:space="preserve">)। यद्यपि </w:t>
-      </w:r>
-      <w:hyperlink r:id="rId699">
-        <w:r>
-          <w:rPr>
-            <w:lang w:val="hi_IN" w:bidi="hi_IN"/>
-          </w:rPr>
-          <w:rPr>
-            <w:color w:val="0000EE"/>
-            <w:u w:val="single"/>
-          </w:rPr>
-          <w:t>व्यवस्थाविवरण 33:6</w:t>
-        </w:r>
-      </w:hyperlink>
-      <w:r>
-        <w:rPr>
-          <w:lang w:val="hi_IN" w:bidi="hi_IN"/>
-        </w:rPr>
-        <w:t xml:space="preserve"> में रूबेन की जीवित रहने की प्रार्थना शामिल है, फिर भी गोत्र का पतन हुआ।</w:t>
-      </w:r>
-    </w:p>
-    <w:p>
-      <w:pPr>
-        <w:pStyle w:val="Heading3"/>
-      </w:pPr>
-      <w:r>
-        <w:rPr>
-          <w:lang w:val="hi_IN" w:bidi="hi_IN"/>
-        </w:rPr>
-        <w:t>ऐतिहासिक भूमिका और संघर्ष</w:t>
-      </w:r>
-    </w:p>
-    <w:p>
-      <w:pPr/>
-      <w:r>
-        <w:rPr>
-          <w:lang w:val="hi_IN" w:bidi="hi_IN"/>
-        </w:rPr>
-      </w:r>
-      <w:r>
-        <w:rPr>
-          <w:lang w:val="hi_IN" w:bidi="hi_IN"/>
-        </w:rPr>
-        <w:t>इस्राएल के जंगल में रहने के दौरान, रूबेन की भी वही भूमिका थी जो अन्य गोत्रों की थी, कनान देश की खोज के लिए एक नेता और एक भेदी भेजना (</w:t>
-      </w:r>
-      <w:hyperlink r:id="rId700">
-        <w:r>
-          <w:rPr>
-            <w:lang w:val="hi_IN" w:bidi="hi_IN"/>
-          </w:rPr>
-          <w:rPr>
-            <w:color w:val="0000EE"/>
-            <w:u w:val="single"/>
-          </w:rPr>
-          <w:t>गिन 1:5</w:t>
-        </w:r>
-      </w:hyperlink>
-      <w:r>
-        <w:rPr>
-          <w:lang w:val="hi_IN" w:bidi="hi_IN"/>
-        </w:rPr>
-        <w:t xml:space="preserve">; </w:t>
-      </w:r>
-      <w:hyperlink r:id="rId696">
-        <w:r>
-          <w:rPr>
-            <w:lang w:val="hi_IN" w:bidi="hi_IN"/>
-          </w:rPr>
-          <w:rPr>
-            <w:color w:val="0000EE"/>
-            <w:u w:val="single"/>
-          </w:rPr>
-          <w:t>गिन 13:4</w:t>
-        </w:r>
-      </w:hyperlink>
-      <w:r>
-        <w:rPr>
-          <w:lang w:val="hi_IN" w:bidi="hi_IN"/>
-        </w:rPr>
-        <w:t>)। हालाँकि, केवल एप्रैम (यहोशू) और यहूदा (कालेब) के भेदी विश्वासयोग्य थे। अन्य गोत्रों ने परमेश्वर पर भरोसा नहीं किया, और रूबेन भी दूसरों से अधिक या कम विश्वासयोग्य नहीं था (</w:t>
-      </w:r>
-      <w:hyperlink r:id="rId701">
-        <w:r>
-          <w:rPr>
-            <w:lang w:val="hi_IN" w:bidi="hi_IN"/>
-          </w:rPr>
-          <w:rPr>
-            <w:color w:val="0000EE"/>
-            <w:u w:val="single"/>
-          </w:rPr>
-          <w:t>गिन 14:6</w:t>
-        </w:r>
-      </w:hyperlink>
-      <w:r>
-        <w:rPr>
-          <w:lang w:val="hi_IN" w:bidi="hi_IN"/>
-        </w:rPr>
-        <w:t>)।</w:t>
-      </w:r>
-    </w:p>
-    <w:p>
-      <w:pPr/>
-      <w:r>
-        <w:rPr>
-          <w:lang w:val="hi_IN" w:bidi="hi_IN"/>
-        </w:rPr>
-      </w:r>
-      <w:r>
-        <w:rPr>
-          <w:lang w:val="hi_IN" w:bidi="hi_IN"/>
-        </w:rPr>
-        <w:t>रूबेन का इतिहास दो रूबेनियों, दातान और अबीराम, के मूसा के अधिकार के विरुद्ध बलवा को भी शामिल करता है (</w:t>
-      </w:r>
-      <w:hyperlink r:id="rId702">
-        <w:r>
-          <w:rPr>
-            <w:lang w:val="hi_IN" w:bidi="hi_IN"/>
-          </w:rPr>
-          <w:rPr>
-            <w:color w:val="0000EE"/>
-            <w:u w:val="single"/>
-          </w:rPr>
-          <w:t>गिन 16:1</w:t>
-        </w:r>
-      </w:hyperlink>
-      <w:r>
-        <w:rPr>
-          <w:lang w:val="hi_IN" w:bidi="hi_IN"/>
-        </w:rPr>
-        <w:t>)। यह सम्भवतः गोत्र रूबेन को गोत्रों में अपनी प्रमुख स्थिति बहाल करने का एक प्रयास रहा होगा। यह बलवा असफल रहा, और परमेश्वर से कठोर न्याय का सामना करना पड़ा (</w:t>
-      </w:r>
-      <w:hyperlink r:id="rId703">
-        <w:r>
-          <w:rPr>
-            <w:lang w:val="hi_IN" w:bidi="hi_IN"/>
-          </w:rPr>
-          <w:rPr>
-            <w:color w:val="0000EE"/>
-            <w:u w:val="single"/>
-          </w:rPr>
-          <w:t>गिन 16:33</w:t>
-        </w:r>
-      </w:hyperlink>
-      <w:r>
-        <w:rPr>
-          <w:lang w:val="hi_IN" w:bidi="hi_IN"/>
-        </w:rPr>
-        <w:t>)।</w:t>
-      </w:r>
-    </w:p>
-    <w:p>
-      <w:pPr>
-        <w:pStyle w:val="Heading3"/>
-      </w:pPr>
-      <w:r>
-        <w:rPr>
-          <w:lang w:val="hi_IN" w:bidi="hi_IN"/>
-        </w:rPr>
-        <w:t xml:space="preserve">सम्पत्ति और देश में बसना </w:t>
-      </w:r>
-    </w:p>
-    <w:p>
-      <w:pPr/>
-      <w:r>
-        <w:rPr>
-          <w:lang w:val="hi_IN" w:bidi="hi_IN"/>
-        </w:rPr>
-      </w:r>
-      <w:r>
-        <w:rPr>
-          <w:lang w:val="hi_IN" w:bidi="hi_IN"/>
-        </w:rPr>
-        <w:t>रूबेन के गोत्र को उनके जानवर की सम्पत्ति के लिए जाना जाता था (</w:t>
-      </w:r>
-      <w:hyperlink r:id="rId704">
-        <w:r>
-          <w:rPr>
-            <w:lang w:val="hi_IN" w:bidi="hi_IN"/>
-          </w:rPr>
-          <w:rPr>
-            <w:color w:val="0000EE"/>
-            <w:u w:val="single"/>
-          </w:rPr>
-          <w:t>गिन 32:1</w:t>
-        </w:r>
-      </w:hyperlink>
-      <w:r>
-        <w:rPr>
-          <w:lang w:val="hi_IN" w:bidi="hi_IN"/>
-        </w:rPr>
-        <w:t>)। गोत्र ने प्रारंभ में यरदन के पूर्वी किनारे पर एमोरी राजाओं सीहोन और ओग से लिये गए देश में रहने की इच्छा जताई। हालाँकि मूसा ने इस विनती के लिए उन्हें फटकारा, लेकिन रूबेनियों और उनके सहयोगियों, गाद और आधे मनश्शे ने यरदन के पार अपने साथी इस्राएलियों के लिए लड़ने में सहायता करने में सहमति प्रकट की। मूसा ने उनकी विनती को स्वीकार किया (</w:t>
-      </w:r>
-      <w:hyperlink r:id="rId705">
-        <w:r>
-          <w:rPr>
-            <w:lang w:val="hi_IN" w:bidi="hi_IN"/>
-          </w:rPr>
-          <w:rPr>
-            <w:color w:val="0000EE"/>
-            <w:u w:val="single"/>
-          </w:rPr>
-          <w:t>गिन 32:20–22</w:t>
-        </w:r>
-      </w:hyperlink>
-      <w:r>
-        <w:rPr>
-          <w:lang w:val="hi_IN" w:bidi="hi_IN"/>
-        </w:rPr>
-        <w:t>)। उन्होंने अच्छी तरह से लड़ाई की और अभियान के बाद घर लौटने की अनुमति दी गई (</w:t>
-      </w:r>
-      <w:hyperlink r:id="rId706">
-        <w:r>
-          <w:rPr>
-            <w:lang w:val="hi_IN" w:bidi="hi_IN"/>
-          </w:rPr>
-          <w:rPr>
-            <w:color w:val="0000EE"/>
-            <w:u w:val="single"/>
-          </w:rPr>
-          <w:t>यहो 22:1–6</w:t>
-        </w:r>
-      </w:hyperlink>
-      <w:r>
-        <w:rPr>
-          <w:lang w:val="hi_IN" w:bidi="hi_IN"/>
-        </w:rPr>
-        <w:t>)। यरदन द्वारा अलग होने के बावजूद, उन्होंने देखने के योग्य एक बड़ी वेदी बनाई ताकि यह दिखा सकें कि वे अभी भी स्वयं को इस्राएल का हिस्सा मानते हैं (</w:t>
-      </w:r>
-      <w:hyperlink r:id="rId707">
-        <w:r>
-          <w:rPr>
-            <w:lang w:val="hi_IN" w:bidi="hi_IN"/>
-          </w:rPr>
-          <w:rPr>
-            <w:color w:val="0000EE"/>
-            <w:u w:val="single"/>
-          </w:rPr>
-          <w:t>यहो 22:10</w:t>
-        </w:r>
-      </w:hyperlink>
-      <w:r>
-        <w:rPr>
-          <w:lang w:val="hi_IN" w:bidi="hi_IN"/>
-        </w:rPr>
-        <w:t>)।</w:t>
-      </w:r>
-    </w:p>
-    <w:p>
-      <w:pPr>
-        <w:pStyle w:val="Heading3"/>
-      </w:pPr>
-      <w:r>
-        <w:rPr>
-          <w:lang w:val="hi_IN" w:bidi="hi_IN"/>
-        </w:rPr>
-        <w:t>पतन और बाद का इतिहास</w:t>
-      </w:r>
-    </w:p>
-    <w:p>
-      <w:pPr/>
-      <w:r>
-        <w:rPr>
-          <w:lang w:val="hi_IN" w:bidi="hi_IN"/>
-        </w:rPr>
-      </w:r>
-      <w:r>
-        <w:rPr>
-          <w:lang w:val="hi_IN" w:bidi="hi_IN"/>
-        </w:rPr>
-        <w:t>रूबेन के गोत्र का फिर से उल्लेख भविष्यद्वक्तिन दबोरा के समय तक नहीं हुआ। जब इस्राएल ने सीसरा के विरुद्ध लड़ाई के लिए एकत्रित किया, तो रूबेन ने इस आह्वान का उत्तर नहीं दिया। गोत्र ने युद्ध में शामिल होने की तुलना में भौतिक सम्पत्ति को अधिक महत्व दिया। उदाहरण के लिए, उन्होंने यरदन पार की उपजाऊ भूमि को चुना (</w:t>
-      </w:r>
-      <w:hyperlink r:id="rId708">
-        <w:r>
-          <w:rPr>
-            <w:lang w:val="hi_IN" w:bidi="hi_IN"/>
-          </w:rPr>
-          <w:rPr>
-            <w:color w:val="0000EE"/>
-            <w:u w:val="single"/>
-          </w:rPr>
-          <w:t>गिन 32:5</w:t>
-        </w:r>
-      </w:hyperlink>
-      <w:r>
-        <w:rPr>
-          <w:lang w:val="hi_IN" w:bidi="hi_IN"/>
-        </w:rPr>
-        <w:t>)। चरवाहों के रूप में जीवन शायद युद्ध के जीवन से अधिक आकर्षक था (</w:t>
-      </w:r>
-      <w:hyperlink r:id="rId709">
-        <w:r>
-          <w:rPr>
-            <w:lang w:val="hi_IN" w:bidi="hi_IN"/>
-          </w:rPr>
-          <w:rPr>
-            <w:color w:val="0000EE"/>
-            <w:u w:val="single"/>
-          </w:rPr>
-          <w:t>न्या 5:16</w:t>
-        </w:r>
-      </w:hyperlink>
-      <w:r>
-        <w:rPr>
-          <w:lang w:val="hi_IN" w:bidi="hi_IN"/>
-        </w:rPr>
-        <w:t>)। रूबेन का व्यवहार उस भविष्यद्ववाणी को दर्शाता था कि वे "जल के समान उबलनेवाले" होंगे (</w:t>
-      </w:r>
-      <w:hyperlink r:id="rId698">
-        <w:r>
-          <w:rPr>
-            <w:lang w:val="hi_IN" w:bidi="hi_IN"/>
-          </w:rPr>
-          <w:rPr>
-            <w:color w:val="0000EE"/>
-            <w:u w:val="single"/>
-          </w:rPr>
-          <w:t>उत् 49:4</w:t>
-        </w:r>
-      </w:hyperlink>
-      <w:r>
-        <w:rPr>
-          <w:lang w:val="hi_IN" w:bidi="hi_IN"/>
-        </w:rPr>
-        <w:t>)।</w:t>
-      </w:r>
-    </w:p>
-    <w:p>
-      <w:pPr/>
-      <w:r>
-        <w:rPr>
-          <w:lang w:val="hi_IN" w:bidi="hi_IN"/>
-        </w:rPr>
-      </w:r>
-      <w:r>
-        <w:rPr>
-          <w:lang w:val="hi_IN" w:bidi="hi_IN"/>
-        </w:rPr>
-        <w:t>बाद में, रूबेन का देश सम्भवतः मोआबियों द्वारा छीन लिया गया था। यह क्षेत्र इस्राएल और दूसरे जातियों, जैसे अराम, के बीच युद्ध का मैदान बन गया (</w:t>
-      </w:r>
-      <w:hyperlink r:id="rId710">
-        <w:r>
-          <w:rPr>
-            <w:lang w:val="hi_IN" w:bidi="hi_IN"/>
-          </w:rPr>
-          <w:rPr>
-            <w:color w:val="0000EE"/>
-            <w:u w:val="single"/>
-          </w:rPr>
-          <w:t>1 रा 22:3</w:t>
-        </w:r>
-      </w:hyperlink>
-      <w:r>
-        <w:rPr>
-          <w:lang w:val="hi_IN" w:bidi="hi_IN"/>
-        </w:rPr>
-        <w:t>)। यह गोत्र पहले अश्शूरियों द्वारा उत्पात होने वालों में से था (</w:t>
-      </w:r>
-      <w:hyperlink r:id="rId711">
-        <w:r>
-          <w:rPr>
-            <w:lang w:val="hi_IN" w:bidi="hi_IN"/>
-          </w:rPr>
-          <w:rPr>
-            <w:color w:val="0000EE"/>
-            <w:u w:val="single"/>
-          </w:rPr>
-          <w:t>2 रा 15:29</w:t>
-        </w:r>
-      </w:hyperlink>
-      <w:r>
-        <w:rPr>
-          <w:lang w:val="hi_IN" w:bidi="hi_IN"/>
-        </w:rPr>
-        <w:t>)। हालाँकि यहेजकेल के दर्शन में रूबेन के लिए देश का एक छोटा भाग उल्लेखित है (</w:t>
-      </w:r>
-      <w:hyperlink r:id="rId712">
-        <w:r>
-          <w:rPr>
-            <w:lang w:val="hi_IN" w:bidi="hi_IN"/>
-          </w:rPr>
-          <w:rPr>
-            <w:color w:val="0000EE"/>
-            <w:u w:val="single"/>
-          </w:rPr>
-          <w:t>यहेज 48:6</w:t>
-        </w:r>
-      </w:hyperlink>
-      <w:r>
-        <w:rPr>
-          <w:lang w:val="hi_IN" w:bidi="hi_IN"/>
-        </w:rPr>
-        <w:t>), बँधुआई के बाद यह गोत्र काफी सीमा तक लुप्त हो गया लगता है। रूबेन को प्रकाशितवाक्य की पुस्तक में छुड़ाए हुओं में सूचीबद्ध किया गया है (</w:t>
-      </w:r>
-      <w:hyperlink r:id="rId713">
-        <w:r>
-          <w:rPr>
-            <w:lang w:val="hi_IN" w:bidi="hi_IN"/>
-          </w:rPr>
-          <w:rPr>
-            <w:color w:val="0000EE"/>
-            <w:u w:val="single"/>
-          </w:rPr>
-          <w:t>प्रका 7:5</w:t>
-        </w:r>
-      </w:hyperlink>
-      <w:r>
-        <w:rPr>
-          <w:lang w:val="hi_IN" w:bidi="hi_IN"/>
-        </w:rPr>
-        <w:t>), लेकिन नए नियम में इस गोत्र के किसी व्यक्ति का उल्लेख नहीं है।</w:t>
-      </w:r>
-      <w:r>
-        <w:rPr>
-          <w:lang w:val="hi_IN" w:bidi="hi_IN"/>
-        </w:rPr>
-      </w:r>
-      <w:r>
-        <w:rPr>
-          <w:lang w:val="hi_IN" w:bidi="hi_IN"/>
-        </w:rPr>
-      </w:r>
-    </w:p>
-    <w:p>
-      <w:pPr/>
-      <w:r>
-        <w:rPr>
-          <w:lang w:val="hi_IN" w:bidi="hi_IN"/>
-        </w:rPr>
-      </w:r>
-    </w:p>
-    <w:p>
-      <w:pPr>
-        <w:pStyle w:val="Heading2"/>
-      </w:pPr>
-      <w:r>
-        <w:rPr>
-          <w:lang w:val="hi_IN" w:bidi="hi_IN"/>
-        </w:rPr>
-        <w:t>रूबेनी</w:t>
-      </w:r>
-      <w:r>
-        <w:rPr>
-          <w:lang w:val="hi_IN" w:bidi="hi_IN"/>
-        </w:rPr>
-      </w:r>
-    </w:p>
-    <w:p>
-      <w:pPr/>
-      <w:r>
-        <w:rPr>
-          <w:lang w:val="hi_IN" w:bidi="hi_IN"/>
-        </w:rPr>
-      </w:r>
-      <w:r>
-        <w:rPr>
-          <w:lang w:val="hi_IN" w:bidi="hi_IN"/>
-        </w:rPr>
-        <w:t>याकूब के पुत्र, रूबेन के वंशज (</w:t>
-      </w:r>
-      <w:hyperlink r:id="rId714">
-        <w:r>
-          <w:rPr>
-            <w:lang w:val="hi_IN" w:bidi="hi_IN"/>
-          </w:rPr>
-          <w:rPr>
-            <w:color w:val="0000EE"/>
-            <w:u w:val="single"/>
-          </w:rPr>
-          <w:t>गिन 26:7</w:t>
-        </w:r>
-      </w:hyperlink>
-      <w:r>
-        <w:rPr>
-          <w:lang w:val="hi_IN" w:bidi="hi_IN"/>
-        </w:rPr>
-        <w:t xml:space="preserve">; </w:t>
-      </w:r>
-      <w:hyperlink r:id="rId697">
         <w:r>
           <w:rPr>
             <w:lang w:val="hi_IN" w:bidi="hi_IN"/>
